--- a/word proj/사례_지자체, 공무원법, 토지보상법, 재개발 등_문제.docx
+++ b/word proj/사례_지자체, 공무원법, 토지보상법, 재개발 등_문제.docx
@@ -82,7 +82,7 @@
           <w:sz w:val="16"/>
           <w:szCs w:val="16"/>
         </w:rPr>
-        <w:t xml:space="preserve">지방자치법 제16조에 따르면, ________의 구역에 주소를 가진 자는 그 지방자치단체의 주민이 된다. </w:t>
+        <w:t xml:space="preserve">지방자치법 제16조에 따르면, ▁①▁의 구역에 주소를 가진 자는 그 지방자치단체의 주민이 된다. </w:t>
       </w:r>
       <w:r>
         <w:rPr>
@@ -224,7 +224,7 @@
           <w:sz w:val="16"/>
           <w:szCs w:val="16"/>
         </w:rPr>
-        <w:t xml:space="preserve"> ________의 조례를 제정하거나 개정하거나 ________할 것을 청구할 수 있다.</w:t>
+        <w:t xml:space="preserve"> ▁②▁의 조례를 제정하거나 개정하거나 폐지할 것을 청구할 수 있다.</w:t>
       </w:r>
     </w:p>
     <w:p>
@@ -263,14 +263,14 @@
           <w:sz w:val="16"/>
           <w:szCs w:val="16"/>
         </w:rPr>
-        <w:t>지방________에</w:t>
-      </w:r>
-      <w:r>
-        <w:rPr>
-          <w:sz w:val="16"/>
-          <w:szCs w:val="16"/>
-        </w:rPr>
-        <w:t xml:space="preserve"> 청원을 하려는 자는 지방________의원의 소개를 받아 청원서를 제출하여야 한다.</w:t>
+        <w:t>지방▁③▁에</w:t>
+      </w:r>
+      <w:r>
+        <w:rPr>
+          <w:sz w:val="16"/>
+          <w:szCs w:val="16"/>
+        </w:rPr>
+        <w:t xml:space="preserve"> 청원을 하려는 자는 지방의회의원의 소개를 받아 청원서를 제출하여야 한다.</w:t>
       </w:r>
     </w:p>
     <w:p>
@@ -309,14 +309,14 @@
           <w:sz w:val="16"/>
           <w:szCs w:val="16"/>
         </w:rPr>
-        <w:t>________의</w:t>
-      </w:r>
-      <w:r>
-        <w:rPr>
-          <w:sz w:val="16"/>
-          <w:szCs w:val="16"/>
-        </w:rPr>
-        <w:t xml:space="preserve"> 장은 주민 또는 지방________ 청구에 의하거나 직권에 의하여 주민투표를 실시할 수 있다.</w:t>
+        <w:t>▁④▁의</w:t>
+      </w:r>
+      <w:r>
+        <w:rPr>
+          <w:sz w:val="16"/>
+          <w:szCs w:val="16"/>
+        </w:rPr>
+        <w:t xml:space="preserve"> 장은 주민 또는 지방의회 청구에 의하거나 직권에 의하여 주민투표를 실시할 수 있다.</w:t>
       </w:r>
     </w:p>
     <w:p>
@@ -389,7 +389,7 @@
           <w:sz w:val="16"/>
           <w:szCs w:val="16"/>
         </w:rPr>
-        <w:t>i) 행위 전부나 일부 ________할 것을 요구하는 소송, ii) 무효/</w:t>
+        <w:t>i) 행위 전부나 일부 ▁⑤▁할 것을 요구하는 소송, ii) 무효/</w:t>
       </w:r>
       <w:r>
         <w:rPr>
@@ -509,7 +509,7 @@
           <w:sz w:val="16"/>
           <w:szCs w:val="16"/>
         </w:rPr>
-        <w:t>주민이 연대서명하여 그 ________와 그 장의 권한에 속하는 사무의 처리가 법령</w:t>
+        <w:t>주민이 연대서명하여 그 ▁⑥▁와 그 장의 권한에 속하는 사무의 처리가 법령</w:t>
       </w:r>
       <w:r>
         <w:rPr>
@@ -625,7 +625,7 @@
           <w:sz w:val="16"/>
           <w:szCs w:val="16"/>
         </w:rPr>
-        <w:t>________뿐 아니라 기관위임사무 포함되나, 일반적 사무 전반에 대한 감사청구는 불가하고 개별적 구체적 사무처리에 대하여 감사청구를 해야 한다.</w:t>
+        <w:t>자치사무뿐 아니라 기관위임사무 포함되나, 일반적 사무 전반에 대한 감사청구는 불가하고 개별적 구체적 사무처리에 대하여 감사청구를 해야 한다.</w:t>
       </w:r>
     </w:p>
     <w:p>
@@ -689,7 +689,7 @@
           <w:sz w:val="16"/>
           <w:szCs w:val="16"/>
         </w:rPr>
-        <w:t>(공금지출, 재산의 취득________</w:t>
+        <w:t>(공금지출, 재산의 취득관리처분</w:t>
       </w:r>
       <w:r>
         <w:rPr>
@@ -728,7 +728,7 @@
           <w:sz w:val="16"/>
           <w:szCs w:val="16"/>
         </w:rPr>
-        <w:t>주민소송 제도는 주민이 ________의 위법한 재무회계행위의 방지 또는 시정을 구하거나 그로 인한 손해의 회복 청구를 요구할 수 있도록 함으로써 재무행정의 적법성, 건전하고 적정한 운영을 확보하려는 데 목적이 있다. 그러므로 주민소송은 원칙적으로 지방자치단체의 재무회계를 직접 목적으로 하는 행위에 대하여 제기할 수 있고, 지방자치법 제17조 제1항에서 주민소송의 대상으로 규정한 ‘재산의 취득·관리·처분에 관한 사항’, ‘해당 지방자치단체를 당사자로 하는 계약의 체결·이행에 관한 사항’ 등에 해당하는지 여부도 그 기준에 의하여 판단하여야 한다.</w:t>
+        <w:t>주민소송 제도는 주민이 ▁⑦▁의 위법한 재무회계행위의 방지 또는 시정을 구하거나 그로 인한 손해의 회복 청구를 요구할 수 있도록 함으로써 재무행정의 적법성, 건전하고 적정한 운영을 확보하려는 데 목적이 있다. 그러므로 주민소송은 원칙적으로 지방자치단체의 재무회계를 직접 목적으로 하는 행위에 대하여 제기할 수 있고, 지방자치법 제17조 제1항에서 주민소송의 대상으로 규정한 ‘재산의 취득·관리·처분에 관한 사항’, ‘해당 지방자치단체를 당사자로 하는 계약의 체결·이행에 관한 사항’ 등에 해당하는지 여부도 그 기준에 의하여 판단하여야 한다.</w:t>
       </w:r>
       <w:r>
         <w:rPr>
@@ -808,7 +808,7 @@
           <w:sz w:val="16"/>
           <w:szCs w:val="16"/>
         </w:rPr>
-        <w:t>주민소송에서 다툼의 대상이 된 처분의 위법성은 ________법상 항고소송에서와 마찬가지로 헌법, 법률, 그 하위의 법규명령, 법의 일반원칙 등 객관적 법질서를 구성하는 모든 법규범에 위반되는지 여부를 기준으로 판단하여야 하는 것이지, 해당 처분으로 ________의 재정에 손실이 발생하였는지만을 기준으로 판단할 것은 아니다.</w:t>
+        <w:t>주민소송에서 다툼의 대상이 된 처분의 위법성은 행정소송법상 항고소송에서와 마찬가지로 헌법, 법률, 그 하위의 법규명령, 법의 일반원칙 등 객관적 법질서를 구성하는 모든 법규범에 위반되는지 여부를 기준으로 판단하여야 하는 것이지, 해당 처분으로 ▁⑧▁의 재정에 손실이 발생하였는지만을 기준으로 판단할 것은 아니다.</w:t>
       </w:r>
     </w:p>
     <w:p>
@@ -916,7 +916,7 @@
           <w:sz w:val="16"/>
           <w:szCs w:val="16"/>
         </w:rPr>
-        <w:t xml:space="preserve">________는 </w:t>
+        <w:t xml:space="preserve">▁⑨▁는 </w:t>
       </w:r>
       <w:r>
         <w:rPr>
@@ -953,7 +953,7 @@
           <w:sz w:val="16"/>
           <w:szCs w:val="16"/>
         </w:rPr>
-        <w:t xml:space="preserve"> 상대방이 손해배상금 등의 지급을 이행하지 않으면 ________의 장은 손해배상금 등을 청구하는 소송을 제기하여야 한다(지방자치법 제18조 제2항). 이때 상대방</w:t>
+        <w:t xml:space="preserve"> 상대방이 손해배상금 등의 지급을 이행하지 않으면 지방자치단체의 장은 손해배상금 등을 청구하는 소송을 제기하여야 한다(지방자치법 제18조 제2항). 이때 상대방</w:t>
       </w:r>
       <w:r>
         <w:rPr>
@@ -1198,7 +1198,7 @@
           <w:sz w:val="16"/>
           <w:szCs w:val="16"/>
         </w:rPr>
-        <w:t>________의 경우 조례</w:t>
+        <w:t>▁⑩▁의 경우 조례</w:t>
       </w:r>
       <w:r>
         <w:rPr>
@@ -1230,7 +1230,7 @@
           <w:sz w:val="16"/>
           <w:szCs w:val="16"/>
         </w:rPr>
-        <w:t xml:space="preserve">반면, 기관________의 경우 지방자치조례에 의하여 이를 하급행정기관에 재위임할 수 없고, 위임기관 장의 승인을 받은 후 ________의 장이 제정한 </w:t>
+        <w:t xml:space="preserve">반면, 기관위임사무의 경우 지방자치조례에 의하여 이를 하급행정기관에 재위임할 수 없고, 위임기관 장의 승인을 받은 후 ▁⑪▁의 장이 제정한 </w:t>
       </w:r>
       <w:r>
         <w:rPr>
@@ -1428,7 +1428,7 @@
                 <w:sz w:val="16"/>
                 <w:szCs w:val="16"/>
               </w:rPr>
-              <w:t>________</w:t>
+              <w:t>▁144▁</w:t>
             </w:r>
           </w:p>
         </w:tc>
@@ -1515,39 +1515,39 @@
           <w:sz w:val="16"/>
           <w:szCs w:val="16"/>
         </w:rPr>
-        <w:t>제28조(조례) ① ________는 법령의 범위에서 그 사무에 관하여 조례를 제정할 수 있다. 다만, 주민의 권리 제한 또는 의무 부과에 관한 사항이나 벌칙을 정할 때에는 법률의 위임이 있어야 한다.</w:t>
-      </w:r>
-    </w:p>
-    <w:p>
-      <w:pPr>
-        <w:rPr>
-          <w:sz w:val="16"/>
-          <w:szCs w:val="16"/>
-        </w:rPr>
-      </w:pPr>
-      <w:r>
-        <w:rPr>
-          <w:rFonts w:hint="eastAsia"/>
-          <w:sz w:val="16"/>
-          <w:szCs w:val="16"/>
-        </w:rPr>
-        <w:t>이에 따르면 조례재정대상은 ________와 단체________에 한정되며, 기관위임사무는 원칙적으로 조례제정대상이 아니다.</w:t>
-      </w:r>
-    </w:p>
-    <w:p>
-      <w:pPr>
-        <w:rPr>
-          <w:sz w:val="16"/>
-          <w:szCs w:val="16"/>
-        </w:rPr>
-      </w:pPr>
-      <w:r>
-        <w:rPr>
-          <w:rFonts w:hint="eastAsia"/>
-          <w:sz w:val="16"/>
-          <w:szCs w:val="16"/>
-        </w:rPr>
-        <w:t>________와 기관________의 구분 관련, 판례는 법령의 규정형식과 취지를 우선 고려하여야 하지만, 그 외에도 사무 성질이 전국적으로 통일적 처리가 요구되는 사무인지 여부나 비용부담자, 최종적 책임주체를 아울러 고려하여야 한다.</w:t>
+        <w:t>제28조(조례) ① ▁⑫▁는 법령의 범위에서 그 사무에 관하여 조례를 제정할 수 있다. 다만, 주민의 권리 제한 또는 의무 부과에 관한 사항이나 벌칙을 정할 때에는 법률의 위임이 있어야 한다.</w:t>
+      </w:r>
+    </w:p>
+    <w:p>
+      <w:pPr>
+        <w:rPr>
+          <w:sz w:val="16"/>
+          <w:szCs w:val="16"/>
+        </w:rPr>
+      </w:pPr>
+      <w:r>
+        <w:rPr>
+          <w:rFonts w:hint="eastAsia"/>
+          <w:sz w:val="16"/>
+          <w:szCs w:val="16"/>
+        </w:rPr>
+        <w:t>이에 따르면 조례재정대상은 ▁⑬▁와 단체위임사무에 한정되며, 기관위임사무는 원칙적으로 조례제정대상이 아니다.</w:t>
+      </w:r>
+    </w:p>
+    <w:p>
+      <w:pPr>
+        <w:rPr>
+          <w:sz w:val="16"/>
+          <w:szCs w:val="16"/>
+        </w:rPr>
+      </w:pPr>
+      <w:r>
+        <w:rPr>
+          <w:rFonts w:hint="eastAsia"/>
+          <w:sz w:val="16"/>
+          <w:szCs w:val="16"/>
+        </w:rPr>
+        <w:t>▁⑭▁와 기관위임사무의 구분 관련, 판례는 법령의 규정형식과 취지를 우선 고려하여야 하지만, 그 외에도 사무 성질이 전국적으로 통일적 처리가 요구되는 사무인지 여부나 비용부담자, 최종적 책임주체를 아울러 고려하여야 한다.</w:t>
       </w:r>
     </w:p>
     <w:p>
@@ -1719,15 +1719,15 @@
           <w:sz w:val="16"/>
           <w:szCs w:val="16"/>
         </w:rPr>
-        <w:t>①________는 법령의 범위안에서 자치에 관한 규정을 제정할 수 있다.</w:t>
-      </w:r>
-      <w:r>
-        <w:rPr>
-          <w:rFonts w:hint="eastAsia"/>
-          <w:sz w:val="16"/>
-          <w:szCs w:val="16"/>
-        </w:rPr>
-        <w:t xml:space="preserve"> 이에 따라 ________에 관한 조례는 원칙적으로 법률 위임을 요하지 않는다. 그런데 지방자치법 제28조 단서는 권리제한 또는 의무부과에 관한 사항은 법률 위임을 요하므로, 위 단서조항의 위임여부가 문제된다. </w:t>
+        <w:t>①▁⑮▁는 법령의 범위안에서 자치에 관한 규정을 제정할 수 있다.</w:t>
+      </w:r>
+      <w:r>
+        <w:rPr>
+          <w:rFonts w:hint="eastAsia"/>
+          <w:sz w:val="16"/>
+          <w:szCs w:val="16"/>
+        </w:rPr>
+        <w:t xml:space="preserve"> 이에 따라 자치사무에 관한 조례는 원칙적으로 법률 위임을 요하지 않는다. 그런데 지방자치법 제28조 단서는 권리제한 또는 의무부과에 관한 사항은 법률 위임을 요하므로, 위 단서조항의 위임여부가 문제된다. </w:t>
       </w:r>
     </w:p>
     <w:p>
@@ -1769,7 +1769,7 @@
           <w:sz w:val="16"/>
           <w:szCs w:val="16"/>
         </w:rPr>
-        <w:t>이라고 본다. 다만, 지방________ 자치성 고려하여 법률의 구체적 위임을 요하는 것이 아니라 포</w:t>
+        <w:t>이라고 본다. 다만, 지방▁⑯▁ 자치성 고려하여 법률의 구체적 위임을 요하는 것이 아니라 포</w:t>
       </w:r>
       <w:r>
         <w:rPr>
@@ -2431,7 +2431,7 @@
           <w:sz w:val="16"/>
           <w:szCs w:val="16"/>
         </w:rPr>
-        <w:t>________의 집행기관과 지방________의 고유권한에 관하여는 조례로 이를 침해할 수 없고,</w:t>
+        <w:t>▁⑰▁의 집행기관과 지방의회의 고유권한에 관하여는 조례로 이를 침해할 수 없고,</w:t>
       </w:r>
       <w:r>
         <w:rPr>
@@ -2558,7 +2558,7 @@
                 <w:sz w:val="16"/>
                 <w:szCs w:val="16"/>
               </w:rPr>
-              <w:t xml:space="preserve"> ________의 집행기관 사무집행에 관한 감시통제기능은 지방________ 고유권한이므로, 이를 제한하거나 특정 행정기관에 일임하는 내용의 조례제정은 지방의회 권한을 스스로 저버리는 것으로서 지방자치법령에 위반되어 무효</w:t>
+              <w:t xml:space="preserve"> ▁145▁의 집행기관 사무집행에 관한 감시통제기능은 지방의회 고유권한이므로, 이를 제한하거나 특정 행정기관에 일임하는 내용의 조례제정은 지방의회 권한을 스스로 저버리는 것으로서 지방자치법령에 위반되어 무효</w:t>
             </w:r>
           </w:p>
           <w:p>
@@ -2582,7 +2582,7 @@
                 <w:sz w:val="16"/>
                 <w:szCs w:val="16"/>
               </w:rPr>
-              <w:t>지방________가 ________의 집행기관 사무집행에 시정을 요구하는 외 관계자 문책까지 요구할 수 있도록 조례</w:t>
+              <w:t>지방의회가 ▁146▁의 집행기관 사무집행에 시정을 요구하는 외 관계자 문책까지 요구할 수 있도록 조례</w:t>
             </w:r>
             <w:r>
               <w:rPr>
@@ -2624,7 +2624,7 @@
                 <w:sz w:val="16"/>
                 <w:szCs w:val="16"/>
               </w:rPr>
-              <w:t>∨ 합의제행정기관 설치에 관한 조례는 ________의 장의 고유권한인 합의제 행정기관 설치권한 적극개입으로서 관련 법령에 위반되어 허용되지 않는다. (지자체장이 그 설치를 위한 조례안의 제안권을 가진다.)</w:t>
+              <w:t>∨ 합의제행정기관 설치에 관한 조례는 ▁147▁의 장의 고유권한인 합의제 행정기관 설치권한 적극개입으로서 관련 법령에 위반되어 허용되지 않는다. (지자체장이 그 설치를 위한 조례안의 제안권을 가진다.)</w:t>
             </w:r>
           </w:p>
         </w:tc>
@@ -2646,7 +2646,7 @@
                 <w:sz w:val="16"/>
                 <w:szCs w:val="16"/>
               </w:rPr>
-              <w:t>∨ ________ 사무의 민간위탁에 관하여 지방________ 사전동의 받도록 정한 것</w:t>
+              <w:t>∨ ▁148▁ 사무의 민간위탁에 관하여 지방의회 사전동의 받도록 정한 것</w:t>
             </w:r>
           </w:p>
           <w:p>
@@ -2662,7 +2662,7 @@
                 <w:sz w:val="16"/>
                 <w:szCs w:val="16"/>
               </w:rPr>
-              <w:t>∨ 옴부즈맨 위촉해촉 시 지방________ 동의를 얻도록 규정한 것</w:t>
+              <w:t>∨ 옴부즈맨 위촉해촉 시 지방▁149▁ 동의를 얻도록 규정한 것</w:t>
             </w:r>
             <w:r>
               <w:rPr>
@@ -2670,7 +2670,7 @@
                 <w:sz w:val="16"/>
                 <w:szCs w:val="16"/>
               </w:rPr>
-              <w:t xml:space="preserve"> (일부를 지방________ 의장이 직접 위촉토록 한 것은 무효)</w:t>
+              <w:t xml:space="preserve"> (일부를 지방의회 의장이 직접 위촉토록 한 것은 무효)</w:t>
             </w:r>
           </w:p>
         </w:tc>
@@ -2729,7 +2729,7 @@
           <w:sz w:val="16"/>
           <w:szCs w:val="16"/>
         </w:rPr>
-        <w:t>원칙적으로 지방의회는 ________에 대하여만 조례제정권 가지나, 기관________의 경우에도 상위법령 위임이 있는 경우 조례로 정할 수 있다.</w:t>
+        <w:t>원칙적으로 지방의회는 ▁⑱▁에 대하여만 조례제정권 가지나, 기관위임사무의 경우에도 상위법령 위임이 있는 경우 조례로 정할 수 있다.</w:t>
       </w:r>
       <w:r>
         <w:rPr>
@@ -2755,7 +2755,7 @@
           <w:sz w:val="16"/>
           <w:szCs w:val="16"/>
         </w:rPr>
-        <w:t xml:space="preserve">판례는 기관________에 있어 그에 관한 개별 법령에서 일정사항을 조례로 정하도록 위임한 경우 위임조례 정할 수 있고, 이 때 그 내용은 </w:t>
+        <w:t xml:space="preserve">판례는 기관▁⑲▁에 있어 그에 관한 개별 법령에서 일정사항을 조례로 정하도록 위임한 경우 위임조례 정할 수 있고, 이 때 그 내용은 </w:t>
       </w:r>
       <w:r>
         <w:rPr>
@@ -2859,15 +2859,15 @@
           <w:sz w:val="16"/>
           <w:szCs w:val="16"/>
         </w:rPr>
-        <w:t xml:space="preserve">(비교) 기관________ 재위임의 경우 </w:t>
-      </w:r>
-      <w:r>
-        <w:rPr>
-          <w:rFonts w:hint="eastAsia"/>
-          <w:sz w:val="16"/>
-          <w:szCs w:val="16"/>
-        </w:rPr>
-        <w:t xml:space="preserve">위임기관 장의 승인을 받은 후 ________의 장이 제정한 </w:t>
+        <w:t xml:space="preserve">(비교) 기관위임사무 재위임의 경우 </w:t>
+      </w:r>
+      <w:r>
+        <w:rPr>
+          <w:rFonts w:hint="eastAsia"/>
+          <w:sz w:val="16"/>
+          <w:szCs w:val="16"/>
+        </w:rPr>
+        <w:t xml:space="preserve">위임기관 장의 승인을 받은 후 ▁⑳▁의 장이 제정한 </w:t>
       </w:r>
       <w:r>
         <w:rPr>
@@ -3009,7 +3009,7 @@
           <w:sz w:val="16"/>
           <w:szCs w:val="16"/>
         </w:rPr>
-        <w:t>조례는 ________가 법령의 범위 안에서 그 권한에 속하는 사무에 관하여 지방________의 의결로서 제정하는 자치법규로서(지방자치법 28조), 보통은 일반적·추상적인 법규의 성질을 가지므로 항고소송의 대상이 되지 않</w:t>
+        <w:t>조례는 ▁21▁가 법령의 범위 안에서 그 권한에 속하는 사무에 관하여 지방의회의 의결로서 제정하는 자치법규로서(지방자치법 28조), 보통은 일반적·추상적인 법규의 성질을 가지므로 항고소송의 대상이 되지 않</w:t>
       </w:r>
       <w:r>
         <w:rPr>
@@ -3239,7 +3239,7 @@
           <w:sz w:val="16"/>
           <w:szCs w:val="16"/>
         </w:rPr>
-        <w:t xml:space="preserve"> 피고는 지방________이다. 제192조 8</w:t>
+        <w:t xml:space="preserve"> 피고는 지방▁22▁이다. 제192조 8</w:t>
       </w:r>
       <w:r>
         <w:rPr>
@@ -3447,7 +3447,7 @@
           <w:sz w:val="16"/>
           <w:szCs w:val="16"/>
         </w:rPr>
-        <w:t xml:space="preserve">③ ________의 장은 이송받은 조례안에 대하여 이의가 있으면 제2항의 기간에 이유를 붙여 지방________로 환부하고, </w:t>
+        <w:t xml:space="preserve">③ ▁23▁의 장은 이송받은 조례안에 대하여 이의가 있으면 제2항의 기간에 이유를 붙여 지방의회로 환부하고, </w:t>
       </w:r>
       <w:r>
         <w:rPr>
@@ -3564,7 +3564,7 @@
                 <w:sz w:val="16"/>
                 <w:szCs w:val="16"/>
               </w:rPr>
-              <w:t xml:space="preserve">지방________가 지자체장의 재의요구에도 불구하고 동일한 내용의 재의결을 한 경우, 그것이 </w:t>
+              <w:t xml:space="preserve">지방▁150▁가 지자체장의 재의요구에도 불구하고 동일한 내용의 재의결을 한 경우, 그것이 </w:t>
             </w:r>
             <w:r>
               <w:rPr>
@@ -3684,7 +3684,7 @@
                 <w:sz w:val="16"/>
                 <w:szCs w:val="16"/>
               </w:rPr>
-              <w:t xml:space="preserve"> 따라 지자체장이 재의요구하였음에도 불구하고 지방________가 동일한 내용의 재의결을 한 경우, 지자체장</w:t>
+              <w:t xml:space="preserve"> 따라 지자체장이 재의요구하였음에도 불구하고 지방▁151▁가 동일한 내용의 재의결을 한 경우, 지자체장</w:t>
             </w:r>
             <w:r>
               <w:rPr>
@@ -3729,7 +3729,7 @@
           <w:sz w:val="16"/>
           <w:szCs w:val="16"/>
         </w:rPr>
-        <w:t xml:space="preserve">시도________ 감독청 : </w:t>
+        <w:t xml:space="preserve">시도▁24▁ 감독청 : </w:t>
       </w:r>
       <w:r>
         <w:rPr>
@@ -3761,7 +3761,7 @@
           <w:sz w:val="16"/>
           <w:szCs w:val="16"/>
         </w:rPr>
-        <w:t>구/군________ 감독청 : 1차 시도지사, 2차 장관</w:t>
+        <w:t>구/군▁25▁ 감독청 : 1차 시도지사, 2차 장관</w:t>
       </w:r>
       <w:r>
         <w:rPr>
@@ -3808,7 +3808,7 @@
           <w:sz w:val="16"/>
           <w:szCs w:val="16"/>
         </w:rPr>
-        <w:t xml:space="preserve">192조(지방________ 의결의 재의와 제소) ① 지방의회의 의결이 </w:t>
+        <w:t xml:space="preserve">192조(지방의회 의결의 재의와 제소) ① 지방의회의 의결이 </w:t>
       </w:r>
       <w:r>
         <w:rPr>
@@ -3842,7 +3842,7 @@
           <w:sz w:val="16"/>
           <w:szCs w:val="16"/>
         </w:rPr>
-        <w:t>고 판단되면 시ㆍ도에 대해서는 주무부장관이, 시ㆍ군 및 자치구에 대해서는 시ㆍ도지사가 해당 ________의 장에게 재의를 요구하게 할 수 있</w:t>
+        <w:t>고 판단되면 시ㆍ도에 대해서는 주무부장관이, 시ㆍ군 및 자치구에 대해서는 시ㆍ도지사가 해당 ▁26▁의 장에게 재의를 요구하게 할 수 있</w:t>
       </w:r>
       <w:r>
         <w:rPr>
@@ -3989,7 +3989,7 @@
                 <w:sz w:val="16"/>
                 <w:szCs w:val="16"/>
               </w:rPr>
-              <w:t xml:space="preserve">지방________가 지자체장의 재의요구에도 불구하고 동일한 내용의 재의결을 한 경우, </w:t>
+              <w:t xml:space="preserve">지방▁152▁가 지자체장의 재의요구에도 불구하고 동일한 내용의 재의결을 한 경우, </w:t>
             </w:r>
             <w:r>
               <w:rPr>
@@ -4136,15 +4136,15 @@
           <w:sz w:val="16"/>
           <w:szCs w:val="16"/>
         </w:rPr>
-        <w:t>________</w:t>
-      </w:r>
-      <w:r>
-        <w:rPr>
-          <w:rFonts w:hint="eastAsia"/>
-          <w:sz w:val="16"/>
-          <w:szCs w:val="16"/>
-        </w:rPr>
-        <w:t>/기관________</w:t>
+        <w:t>▁27▁</w:t>
+      </w:r>
+      <w:r>
+        <w:rPr>
+          <w:rFonts w:hint="eastAsia"/>
+          <w:sz w:val="16"/>
+          <w:szCs w:val="16"/>
+        </w:rPr>
+        <w:t>/기관위임사무</w:t>
       </w:r>
       <w:r>
         <w:rPr>
@@ -4250,7 +4250,7 @@
           <w:sz w:val="16"/>
           <w:szCs w:val="16"/>
         </w:rPr>
-        <w:t xml:space="preserve">________에 대한 통제 : </w:t>
+        <w:t xml:space="preserve">▁28▁에 대한 통제 : </w:t>
       </w:r>
       <w:r>
         <w:rPr>
@@ -4292,15 +4292,15 @@
           <w:sz w:val="16"/>
           <w:szCs w:val="16"/>
         </w:rPr>
-        <w:t>________에 대한 통제수단</w:t>
-      </w:r>
-      <w:r>
-        <w:rPr>
-          <w:rFonts w:hint="eastAsia"/>
-          <w:sz w:val="16"/>
-          <w:szCs w:val="16"/>
-        </w:rPr>
-        <w:t>이므로, ________에 관한 명령 규칙인지 먼저 검토할 것)</w:t>
+        <w:t>▁29▁에 대한 통제수단</w:t>
+      </w:r>
+      <w:r>
+        <w:rPr>
+          <w:rFonts w:hint="eastAsia"/>
+          <w:sz w:val="16"/>
+          <w:szCs w:val="16"/>
+        </w:rPr>
+        <w:t>이므로, 자치사무에 관한 명령 규칙인지 먼저 검토할 것)</w:t>
       </w:r>
     </w:p>
     <w:p>
@@ -4324,7 +4324,7 @@
           <w:sz w:val="16"/>
           <w:szCs w:val="16"/>
         </w:rPr>
-        <w:t>: 지자체장이 ________로서 행한 명령, 처분</w:t>
+        <w:t>: 지자체장이 ▁30▁로서 행한 명령, 처분</w:t>
       </w:r>
       <w:r>
         <w:rPr>
@@ -4422,15 +4422,15 @@
           <w:sz w:val="16"/>
           <w:szCs w:val="16"/>
         </w:rPr>
-        <w:t xml:space="preserve">제188조 시정명령 대상에 국가________도 포함된다는 견해가 있으나, 기관위임사무는 </w:t>
-      </w:r>
-      <w:r>
-        <w:rPr>
-          <w:rFonts w:hint="eastAsia"/>
-          <w:sz w:val="16"/>
-          <w:szCs w:val="16"/>
-        </w:rPr>
-        <w:t xml:space="preserve">지방자치법 제185조에 따라 감독청의 지도감독을 받으므로, 당연히 시정명령 및 취소정지가 가능하다. 제188조는 지방자치의 독자성을 견제하되, 부당한 통제에 대한 지자체 불복을 규정한 점 등을 고려 ________에 관한 통제수단을 규정한 것으로 봄이 타당하므로, 기관위임사무는 포함되지 않는다. </w:t>
+        <w:t xml:space="preserve">제188조 시정명령 대상에 국가위임사무도 포함된다는 견해가 있으나, 기관위임사무는 </w:t>
+      </w:r>
+      <w:r>
+        <w:rPr>
+          <w:rFonts w:hint="eastAsia"/>
+          <w:sz w:val="16"/>
+          <w:szCs w:val="16"/>
+        </w:rPr>
+        <w:t xml:space="preserve">지방자치법 제185조에 따라 감독청의 지도감독을 받으므로, 당연히 시정명령 및 취소정지가 가능하다. 제188조는 지방자치의 독자성을 견제하되, 부당한 통제에 대한 지자체 불복을 규정한 점 등을 고려 ▁31▁에 관한 통제수단을 규정한 것으로 봄이 타당하므로, 기관위임사무는 포함되지 않는다. </w:t>
       </w:r>
     </w:p>
     <w:p>
@@ -4477,7 +4477,7 @@
           <w:sz w:val="16"/>
           <w:szCs w:val="16"/>
         </w:rPr>
-        <w:t xml:space="preserve">________의 사무에 관한 지방자치단체의 장의 </w:t>
+        <w:t xml:space="preserve">▁32▁의 사무에 관한 지방자치단체의 장의 </w:t>
       </w:r>
       <w:r>
         <w:rPr>
@@ -4739,7 +4739,7 @@
           <w:sz w:val="16"/>
           <w:szCs w:val="16"/>
         </w:rPr>
-        <w:t xml:space="preserve">기관________에 대한 통제 </w:t>
+        <w:t xml:space="preserve">기관▁33▁에 대한 통제 </w:t>
       </w:r>
     </w:p>
     <w:p>
@@ -4786,7 +4786,7 @@
           <w:sz w:val="16"/>
           <w:szCs w:val="16"/>
         </w:rPr>
-        <w:t>________장이 위임받아 처리하는 국가사무에 관하여 주무부장관, 시ㆍ도지사의 지도ㆍ감독을 받는다</w:t>
+        <w:t>▁34▁장이 위임받아 처리하는 국가사무에 관하여 주무부장관, 시ㆍ도지사의 지도ㆍ감독을 받는다</w:t>
       </w:r>
       <w:r>
         <w:rPr>
@@ -4809,7 +4809,7 @@
           <w:sz w:val="16"/>
           <w:szCs w:val="16"/>
         </w:rPr>
-        <w:t xml:space="preserve"> 따라서 기관________를 위한 지자체장의 명령규칙 통제를 위하여 감독청은 시정명령을 </w:t>
+        <w:t xml:space="preserve"> 따라서 기관위임사무를 위한 지자체장의 명령규칙 통제를 위하여 감독청은 시정명령을 </w:t>
       </w:r>
       <w:r>
         <w:rPr>
@@ -4888,7 +4888,7 @@
           <w:sz w:val="16"/>
           <w:szCs w:val="16"/>
         </w:rPr>
-        <w:t xml:space="preserve">________의 장이 ________의 관리와 집행을 </w:t>
+        <w:t xml:space="preserve">▁35▁의 장이 위임사무의 관리와 집행을 </w:t>
       </w:r>
       <w:r>
         <w:rPr>
@@ -4935,7 +4935,7 @@
           <w:sz w:val="16"/>
           <w:szCs w:val="16"/>
         </w:rPr>
-        <w:t>직무이행명령은 기관________에 대한 통제수단이나, 예외적으로 제165조 분쟁조정절차에 따라 분쟁조정결정이 있음에도 불구하고 이를 성실히 이행하지 않는 지자체에 대하여 직무이행명령을 할 수 있다. 이 경우 ________에 대한 직무이행명령이 이루어진다.</w:t>
+        <w:t>직무이행명령은 기관위임사무에 대한 통제수단이나, 예외적으로 제165조 분쟁조정절차에 따라 분쟁조정결정이 있음에도 불구하고 이를 성실히 이행하지 않는 지자체에 대하여 직무이행명령을 할 수 있다. 이 경우 ▁36▁에 대한 직무이행명령이 이루어진다.</w:t>
       </w:r>
     </w:p>
     <w:p>
@@ -5017,7 +5017,7 @@
           <w:sz w:val="16"/>
           <w:szCs w:val="16"/>
         </w:rPr>
-        <w:t>________ 상호 간 또는 지방자치단체의 장 상호 간에 사무를 처리할 때 의견이 달라 다툼(이하 “분쟁”이라 한다)이 생기면 다른 법률에 특별한 규정이 없으면 행정안전부장관이나 시ㆍ도지사가 당사자의 신청을 받아 조정할 수 있다. 다만, 그 분쟁이 공익을 현저히 해쳐 조속한 조정이 필요하다고 인정되면 당사자의 신청이 없어도 직권으로 조정할 수 있다</w:t>
+        <w:t>▁37▁ 상호 간 또는 지방자치단체의 장 상호 간에 사무를 처리할 때 의견이 달라 다툼(이하 “분쟁”이라 한다)이 생기면 다른 법률에 특별한 규정이 없으면 행정안전부장관이나 시ㆍ도지사가 당사자의 신청을 받아 조정할 수 있다. 다만, 그 분쟁이 공익을 현저히 해쳐 조속한 조정이 필요하다고 인정되면 당사자의 신청이 없어도 직권으로 조정할 수 있다</w:t>
       </w:r>
       <w:r>
         <w:rPr>
@@ -5147,7 +5147,7 @@
           <w:sz w:val="16"/>
           <w:szCs w:val="16"/>
         </w:rPr>
-        <w:t xml:space="preserve">공무원 임명은 특정인에게 공무원 신분을 부여하는 공법행위이다. 판례는 계약직 공무원 임명의 경우 공법상계약으로 보나, 일반 공무원 ________은 처분으로 본다. </w:t>
+        <w:t xml:space="preserve">공무원 임명은 특정인에게 공무원 신분을 부여하는 공법행위이다. 판례는 계약직 공무원 임명의 경우 공법상계약으로 보나, 일반 공무원 ▁38▁은 처분으로 본다. </w:t>
       </w:r>
       <w:r>
         <w:rPr>
@@ -5171,7 +5171,7 @@
           <w:sz w:val="16"/>
           <w:szCs w:val="16"/>
         </w:rPr>
-        <w:t>국가공무원법은 신규채용 시 시보기간을 규정하며, 시보기간 내 근무성적이 나쁘거나 자질이 부족한 경우 면직할 수 있으므로 시보________은 조건부채용이다. 시보임용 시 결격사유가 있었으나, 정규임용 시 결격사유가 해제된 경우, 정규임용취소할 수 있는지 문제되나, 판례는 시보임용이 무효이고, 그에 따라 시보근무경력이 없으므로 정규임용은 자격요건 결여되어 위법하다고 본다.</w:t>
+        <w:t>국가공무원법은 신규채용 시 시보기간을 규정하며, 시보기간 내 근무성적이 나쁘거나 자질이 부족한 경우 면직할 수 있으므로 시보▁39▁은 조건부채용이다. 시보임용 시 결격사유가 있었으나, 정규임용 시 결격사유가 해제된 경우, 정규임용취소할 수 있는지 문제되나, 판례는 시보임용이 무효이고, 그에 따라 시보근무경력이 없으므로 정규임용은 자격요건 결여되어 위법하다고 본다.</w:t>
       </w:r>
     </w:p>
     <w:p>
@@ -5197,7 +5197,7 @@
           <w:sz w:val="16"/>
           <w:szCs w:val="16"/>
         </w:rPr>
-        <w:t>) 결격사유있는 공무원 ________의 효력</w:t>
+        <w:t>) 결격사유있는 공무원 ▁40▁의 효력</w:t>
       </w:r>
     </w:p>
     <w:p>
@@ -5269,23 +5269,23 @@
           <w:sz w:val="16"/>
           <w:szCs w:val="16"/>
         </w:rPr>
-        <w:t>________결격사유가 있는 자가 연금법상 퇴직연금/퇴직금을 청구할 수 있는지 문제된다.</w:t>
-      </w:r>
-    </w:p>
-    <w:p>
-      <w:pPr>
-        <w:rPr>
-          <w:sz w:val="16"/>
-          <w:szCs w:val="16"/>
-        </w:rPr>
-      </w:pPr>
-      <w:r>
-        <w:rPr>
-          <w:rFonts w:hint="eastAsia"/>
-          <w:sz w:val="16"/>
-          <w:szCs w:val="16"/>
-        </w:rPr>
-        <w:t xml:space="preserve">판례는 공무원 ________이 무효인 이상, 공무원 신분을 가진 적 없으므로 공무원 연급법상 퇴직연금을 구할 수 없다고 본다.다만, 스스로 적립한 기여액과 법률 소정의 퇴직금에 해당하는 부분은 국가가 부당이득한 것이므로 (민사소송으로) 반환청구할 수 있다고 본다. </w:t>
+        <w:t>▁41▁결격사유가 있는 자가 연금법상 퇴직연금/퇴직금을 청구할 수 있는지 문제된다.</w:t>
+      </w:r>
+    </w:p>
+    <w:p>
+      <w:pPr>
+        <w:rPr>
+          <w:sz w:val="16"/>
+          <w:szCs w:val="16"/>
+        </w:rPr>
+      </w:pPr>
+      <w:r>
+        <w:rPr>
+          <w:rFonts w:hint="eastAsia"/>
+          <w:sz w:val="16"/>
+          <w:szCs w:val="16"/>
+        </w:rPr>
+        <w:t xml:space="preserve">판례는 공무원 ▁42▁이 무효인 이상, 공무원 신분을 가진 적 없으므로 공무원 연급법상 퇴직연금을 구할 수 없다고 본다.다만, 스스로 적립한 기여액과 법률 소정의 퇴직금에 해당하는 부분은 국가가 부당이득한 것이므로 (민사소송으로) 반환청구할 수 있다고 본다. </w:t>
       </w:r>
     </w:p>
     <w:p>
@@ -5383,23 +5383,23 @@
           <w:sz w:val="16"/>
           <w:szCs w:val="16"/>
         </w:rPr>
-        <w:t>3. ________ 복종의무</w:t>
-      </w:r>
-    </w:p>
-    <w:p>
-      <w:pPr>
-        <w:rPr>
-          <w:sz w:val="16"/>
-          <w:szCs w:val="16"/>
-        </w:rPr>
-      </w:pPr>
-      <w:r>
-        <w:rPr>
-          <w:rFonts w:hint="eastAsia"/>
-          <w:sz w:val="16"/>
-          <w:szCs w:val="16"/>
-        </w:rPr>
-        <w:t xml:space="preserve">공무원은 ________(상관이 직무에 관하여 발한 것으로서 법령에 위배되지 않을 것)에 복종할 의무를 진다. </w:t>
+        <w:t>3. ▁43▁ 복종의무</w:t>
+      </w:r>
+    </w:p>
+    <w:p>
+      <w:pPr>
+        <w:rPr>
+          <w:sz w:val="16"/>
+          <w:szCs w:val="16"/>
+        </w:rPr>
+      </w:pPr>
+      <w:r>
+        <w:rPr>
+          <w:rFonts w:hint="eastAsia"/>
+          <w:sz w:val="16"/>
+          <w:szCs w:val="16"/>
+        </w:rPr>
+        <w:t xml:space="preserve">공무원은 ▁44▁(상관이 직무에 관하여 발한 것으로서 법령에 위배되지 않을 것)에 복종할 의무를 진다. </w:t>
       </w:r>
     </w:p>
     <w:p>
@@ -5447,7 +5447,7 @@
           <w:sz w:val="16"/>
           <w:szCs w:val="16"/>
         </w:rPr>
-        <w:t>(판례 : ________ 복종의무 위반 자체 불인정) 검찰청장이 검사에게 참고인 조사 출석명령을 내린 경우, 이는 직무에 관한 명령이 아니므로 직무명령 복종의무 위반이 인정되지 아니하여 그 부분 처분사유는 부존재한다.</w:t>
+        <w:t>(판례 : ▁45▁ 복종의무 위반 자체 불인정) 검찰청장이 검사에게 참고인 조사 출석명령을 내린 경우, 이는 직무에 관한 명령이 아니므로 직무명령 복종의무 위반이 인정되지 아니하여 그 부분 처분사유는 부존재한다.</w:t>
       </w:r>
     </w:p>
     <w:p>
@@ -5492,7 +5492,7 @@
           <w:sz w:val="16"/>
           <w:szCs w:val="16"/>
         </w:rPr>
-        <w:t>(전출명령 = ________이기는 한데, 당사자 동의가 없어 취소사유 있는 전출명령)</w:t>
+        <w:t>(전출명령 = ▁46▁이기는 한데, 당사자 동의가 없어 취소사유 있는 전출명령)</w:t>
       </w:r>
       <w:r>
         <w:rPr>
@@ -5521,7 +5521,7 @@
           <w:sz w:val="16"/>
           <w:szCs w:val="16"/>
         </w:rPr>
-        <w:t>, 위법한 명령이 적법함을 전제로 내린 ________처분은 그 명령이 공정력에 의하여 취소되기 전까지는 유효하</w:t>
+        <w:t>, 위법한 명령이 적법함을 전제로 내린 징계처분은 그 명령이 공정력에 의하여 취소되기 전까지는 유효하</w:t>
       </w:r>
       <w:r>
         <w:rPr>
@@ -5623,7 +5623,7 @@
           <w:sz w:val="16"/>
           <w:szCs w:val="16"/>
         </w:rPr>
-        <w:t xml:space="preserve"> 감독권 행사를 행정규칙에 근거해서도 할 수 있고, 그러한 행정규칙 형식의 감독권을 위배한 자를 ________할 수 있다. </w:t>
+        <w:t xml:space="preserve"> 감독권 행사를 행정규칙에 근거해서도 할 수 있고, 그러한 행정규칙 형식의 감독권을 위배한 자를 ▁47▁할 수 있다. </w:t>
       </w:r>
       <w:r>
         <w:rPr>
@@ -5638,7 +5638,7 @@
           <w:sz w:val="16"/>
           <w:szCs w:val="16"/>
         </w:rPr>
-        <w:t xml:space="preserve">, 공무원이 상급행정기관이나 감독권자의 직무상 명령을 위반하였다는 점을 ________사유로 삼으려면 </w:t>
+        <w:t xml:space="preserve">, 공무원이 상급행정기관이나 감독권자의 직무상 명령을 위반하였다는 점을 징계사유로 삼으려면 </w:t>
       </w:r>
       <w:r>
         <w:rPr>
@@ -5951,7 +5951,7 @@
           <w:sz w:val="16"/>
           <w:szCs w:val="16"/>
         </w:rPr>
-        <w:t>그에 근거한 ________처분</w:t>
+        <w:t>그에 근거한 ▁48▁처분</w:t>
       </w:r>
       <w:r>
         <w:rPr>
@@ -6007,7 +6007,7 @@
           <w:sz w:val="16"/>
           <w:szCs w:val="16"/>
         </w:rPr>
-        <w:t>________</w:t>
+        <w:t>▁49▁</w:t>
       </w:r>
     </w:p>
     <w:p>
@@ -6024,23 +6024,23 @@
           <w:sz w:val="16"/>
           <w:szCs w:val="16"/>
         </w:rPr>
-        <w:t>1) ________절차</w:t>
-      </w:r>
-    </w:p>
-    <w:p>
-      <w:pPr>
-        <w:rPr>
-          <w:sz w:val="16"/>
-          <w:szCs w:val="16"/>
-        </w:rPr>
-      </w:pPr>
-      <w:r>
-        <w:rPr>
-          <w:rFonts w:hint="eastAsia"/>
-          <w:sz w:val="16"/>
-          <w:szCs w:val="16"/>
-        </w:rPr>
-        <w:t xml:space="preserve">________의결요구권자는 공무원이 징계사유에 해당할 때 관할 ________에 반드시 징계의결을 요구하여야 </w:t>
+        <w:t>1) ▁50▁절차</w:t>
+      </w:r>
+    </w:p>
+    <w:p>
+      <w:pPr>
+        <w:rPr>
+          <w:sz w:val="16"/>
+          <w:szCs w:val="16"/>
+        </w:rPr>
+      </w:pPr>
+      <w:r>
+        <w:rPr>
+          <w:rFonts w:hint="eastAsia"/>
+          <w:sz w:val="16"/>
+          <w:szCs w:val="16"/>
+        </w:rPr>
+        <w:t xml:space="preserve">징계의결요구권자는 공무원이 징계사유에 해당할 때 관할 ▁51▁에 반드시 징계의결을 요구하여야 </w:t>
       </w:r>
       <w:r>
         <w:rPr>
@@ -6088,23 +6088,23 @@
           <w:sz w:val="16"/>
           <w:szCs w:val="16"/>
         </w:rPr>
-        <w:t>당연퇴직은 결격사유 있으면 법률상 당연퇴직의 효과가 발생하며, 공무원관계 소멸시키기 위한 별도 행정처분을 요하지 않으므로, 당연퇴직 통보는 관념의 통지에 불과하여 ________의 대상이 되지 않는다.</w:t>
-      </w:r>
-    </w:p>
-    <w:p>
-      <w:pPr>
-        <w:rPr>
-          <w:sz w:val="16"/>
-          <w:szCs w:val="16"/>
-        </w:rPr>
-      </w:pPr>
-      <w:r>
-        <w:rPr>
-          <w:rFonts w:hint="eastAsia"/>
-          <w:sz w:val="16"/>
-          <w:szCs w:val="16"/>
-        </w:rPr>
-        <w:t xml:space="preserve">행정규칙에 불과한 공무원________양정규칙에 기한 불문경고조치는 법률상 징계처분은 아니지만, 그로인해 승진과 승급 제한되는 등 불리한 법적효과 발생하므로 처분에 해당한다. </w:t>
+        <w:t>당연퇴직은 결격사유 있으면 법률상 당연퇴직의 효과가 발생하며, 공무원관계 소멸시키기 위한 별도 행정처분을 요하지 않으므로, 당연퇴직 통보는 관념의 통지에 불과하여 ▁52▁의 대상이 되지 않는다.</w:t>
+      </w:r>
+    </w:p>
+    <w:p>
+      <w:pPr>
+        <w:rPr>
+          <w:sz w:val="16"/>
+          <w:szCs w:val="16"/>
+        </w:rPr>
+      </w:pPr>
+      <w:r>
+        <w:rPr>
+          <w:rFonts w:hint="eastAsia"/>
+          <w:sz w:val="16"/>
+          <w:szCs w:val="16"/>
+        </w:rPr>
+        <w:t xml:space="preserve">행정규칙에 불과한 공무원▁53▁양정규칙에 기한 불문경고조치는 법률상 징계처분은 아니지만, 그로인해 승진과 승급 제한되는 등 불리한 법적효과 발생하므로 처분에 해당한다. </w:t>
       </w:r>
     </w:p>
     <w:p>
@@ -6129,7 +6129,7 @@
           <w:sz w:val="16"/>
           <w:szCs w:val="16"/>
         </w:rPr>
-        <w:t>) ________의결의 하자</w:t>
+        <w:t>) ▁54▁의결의 하자</w:t>
       </w:r>
       <w:r>
         <w:rPr>
@@ -6153,7 +6153,7 @@
           <w:sz w:val="16"/>
           <w:szCs w:val="16"/>
         </w:rPr>
-        <w:t xml:space="preserve">공무원의 진술기회 부여하지 않은 ________의결은 무효이다. </w:t>
+        <w:t xml:space="preserve">공무원의 진술기회 부여하지 않은 ▁55▁의결은 무효이다. </w:t>
       </w:r>
     </w:p>
     <w:p>
@@ -6185,7 +6185,7 @@
           <w:sz w:val="16"/>
           <w:szCs w:val="16"/>
         </w:rPr>
-        <w:t>________와 같은 불이익 처분절차에서 징계심의대상자에게 변호사를 통한 방어권 행사를 보장하는 것이 필요하고, 징계심의대상자가 선임한 변호사가 ________에 출석하여 징계심의대상자를 위하여 필요한 의견을 진술하는 것은 방어권 행사 본질적 내용에 해당하므로, 행정청은 특별한 사정이 없는 한 이를 거부할 수 없다. 정당한 이유없</w:t>
+        <w:t>징계와 같은 불이익 처분절차에서 징계심의대상자에게 변호사를 통한 방어권 행사를 보장하는 것이 필요하고, 징계심의대상자가 선임한 변호사가 ▁56▁에 출석하여 징계심의대상자를 위하여 필요한 의견을 진술하는 것은 방어권 행사 본질적 내용에 해당하므로, 행정청은 특별한 사정이 없는 한 이를 거부할 수 없다. 정당한 이유없</w:t>
       </w:r>
       <w:r>
         <w:rPr>
@@ -6224,7 +6224,7 @@
           <w:sz w:val="16"/>
           <w:szCs w:val="16"/>
         </w:rPr>
-        <w:t xml:space="preserve">________심의대상자의 대리인이 관련된 행정절차나 소송절차에서 이미 실질적인 증거조사를 하고 의견을 진술하는 절차를 거쳐서 징계심의대상자의 방어권 행사에 실질적으로 지장이 초래되었다고 볼 수 없는 특별한 사정이 있는 경우에는, </w:t>
+        <w:t xml:space="preserve">▁57▁심의대상자의 대리인이 관련된 행정절차나 소송절차에서 이미 실질적인 증거조사를 하고 의견을 진술하는 절차를 거쳐서 징계심의대상자의 방어권 행사에 실질적으로 지장이 초래되었다고 볼 수 없는 특별한 사정이 있는 경우에는, </w:t>
       </w:r>
       <w:r>
         <w:rPr>
@@ -6263,7 +6263,7 @@
           <w:sz w:val="16"/>
           <w:szCs w:val="16"/>
         </w:rPr>
-        <w:t>소송대리인이 취소소송 재판절차에서 증인신문 등의 실질적인 증거조사를 거쳐 ‘________사유가 대부분 인정되고 징계양정에 재량권 일탈·남용도 없으며 오직 징계처분서를 교부하지 아니한 하자가 있어 종전처분이 위법하다’는 이유로 종전처분을 취소하는 판결을 선고하였고, 위 판결이 그대로 확정된 후 피고가 종전판결의 취지에 따라 원고에 대하여 절차상 흠을 보완하여 다시 징계처분을 하기 위하여 동일한 징계사유로 생도대 훈육위원회와 학교교육운영위원회를 개최</w:t>
+        <w:t>소송대리인이 취소소송 재판절차에서 증인신문 등의 실질적인 증거조사를 거쳐 ‘징계사유가 대부분 인정되고 징계양정에 재량권 일탈·남용도 없으며 오직 징계처분서를 교부하지 아니한 하자가 있어 종전처분이 위법하다’는 이유로 종전처분을 취소하는 판결을 선고하였고, 위 판결이 그대로 확정된 후 피고가 종전판결의 취지에 따라 원고에 대하여 절차상 흠을 보완하여 다시 징계처분을 하기 위하여 동일한 징계사유로 생도대 훈육위원회와 학교교육운영위원회를 개최</w:t>
       </w:r>
       <w:r>
         <w:rPr>
@@ -6278,7 +6278,7 @@
           <w:sz w:val="16"/>
           <w:szCs w:val="16"/>
         </w:rPr>
-        <w:t>재처분절차의 ________위원회 심의에 원고의 소송대리인의 출석을 허용하지 아니한 것이 원고의 방어권 행사에 지장을 초래</w:t>
+        <w:t>재처분절차의 ▁58▁ 심의에 원고의 소송대리인의 출석을 허용하지 아니한 것이 원고의 방어권 행사에 지장을 초래</w:t>
       </w:r>
       <w:r>
         <w:rPr>
@@ -6319,7 +6319,7 @@
           <w:sz w:val="16"/>
           <w:szCs w:val="16"/>
         </w:rPr>
-        <w:t xml:space="preserve">공무원(국가/지방/국공립학교 교원)에 대한 ________ </w:t>
+        <w:t xml:space="preserve">공무원(국가/지방/국공립학교 교원)에 대한 징계 </w:t>
       </w:r>
       <w:r>
         <w:rPr>
@@ -6334,7 +6334,7 @@
           <w:sz w:val="16"/>
           <w:szCs w:val="16"/>
         </w:rPr>
-        <w:t xml:space="preserve"> ________청구(필요적 전심절차, 제소기간 특례 30일) </w:t>
+        <w:t xml:space="preserve"> ▁59▁청구(필요적 전심절차, 제소기간 특례 30일) </w:t>
       </w:r>
       <w:r>
         <w:rPr>
@@ -6382,7 +6382,7 @@
           <w:sz w:val="16"/>
           <w:szCs w:val="16"/>
         </w:rPr>
-        <w:t>국가공무원법 제16조 1항은 ________처분 등에 대한 ________은 소청심사위원회의 심사결정을 거치지 아니하면 제기할 수 없다고 하여 규정하며, 소청심사는 행정소송법 제18조 1항 단서의 필요적 전심절차에 해당한다.</w:t>
+        <w:t>국가공무원법 제16조 1항은 징계처분 등에 대한 ▁60▁은 소청심사위원회의 심사결정을 거치지 아니하면 제기할 수 없다고 하여 규정하며, 소청심사는 행정소송법 제18조 1항 단서의 필요적 전심절차에 해당한다.</w:t>
       </w:r>
     </w:p>
     <w:p>
@@ -6415,39 +6415,39 @@
           <w:sz w:val="16"/>
           <w:szCs w:val="16"/>
         </w:rPr>
-        <w:t xml:space="preserve"> ________위원회 법적지위 (합의제행정청)</w:t>
-      </w:r>
-    </w:p>
-    <w:p>
-      <w:pPr>
-        <w:rPr>
-          <w:sz w:val="16"/>
-          <w:szCs w:val="16"/>
-        </w:rPr>
-      </w:pPr>
-      <w:r>
-        <w:rPr>
-          <w:rFonts w:hint="eastAsia"/>
-          <w:sz w:val="16"/>
-          <w:szCs w:val="16"/>
-        </w:rPr>
-        <w:t xml:space="preserve">________위원회는 국가공무원법 제9조에 따른 소청을 담당하는 특별행정심판기관이다. </w:t>
-      </w:r>
-    </w:p>
-    <w:p>
-      <w:pPr>
-        <w:rPr>
-          <w:sz w:val="16"/>
-          <w:szCs w:val="16"/>
-        </w:rPr>
-      </w:pPr>
-      <w:r>
-        <w:rPr>
-          <w:rFonts w:hint="eastAsia"/>
-          <w:sz w:val="16"/>
-          <w:szCs w:val="16"/>
-        </w:rPr>
-        <w:t>________위원회는 공무원 ________처분 등에 대하여 국가 등의 의사를 내부적으로 결정하여, 이를 소청결정을 통해 외부적으</w:t>
+        <w:t xml:space="preserve"> ▁61▁위원회 법적지위 (합의제행정청)</w:t>
+      </w:r>
+    </w:p>
+    <w:p>
+      <w:pPr>
+        <w:rPr>
+          <w:sz w:val="16"/>
+          <w:szCs w:val="16"/>
+        </w:rPr>
+      </w:pPr>
+      <w:r>
+        <w:rPr>
+          <w:rFonts w:hint="eastAsia"/>
+          <w:sz w:val="16"/>
+          <w:szCs w:val="16"/>
+        </w:rPr>
+        <w:t xml:space="preserve">▁62▁위원회는 국가공무원법 제9조에 따른 소청을 담당하는 특별행정심판기관이다. </w:t>
+      </w:r>
+    </w:p>
+    <w:p>
+      <w:pPr>
+        <w:rPr>
+          <w:sz w:val="16"/>
+          <w:szCs w:val="16"/>
+        </w:rPr>
+      </w:pPr>
+      <w:r>
+        <w:rPr>
+          <w:rFonts w:hint="eastAsia"/>
+          <w:sz w:val="16"/>
+          <w:szCs w:val="16"/>
+        </w:rPr>
+        <w:t>▁63▁위원회는 공무원 징계처분 등에 대하여 국가 등의 의사를 내부적으로 결정하여, 이를 소청결정을 통해 외부적으</w:t>
       </w:r>
       <w:r>
         <w:rPr>
@@ -6472,7 +6472,7 @@
           <w:sz w:val="16"/>
           <w:szCs w:val="16"/>
         </w:rPr>
-        <w:t xml:space="preserve">(비교) ________위원회 의결에 기속되어 징계권자가 징계처분을 하여야 하나, 징계처분 의사표시 주체는 어디까지나 징계권자이므로 ________는 </w:t>
+        <w:t xml:space="preserve">(비교) ▁64▁ 의결에 기속되어 징계권자가 징계처분을 하여야 하나, 징계처분 의사표시 주체는 어디까지나 징계권자이므로 징계위원회는 </w:t>
       </w:r>
       <w:r>
         <w:rPr>
@@ -6554,7 +6554,7 @@
           <w:sz w:val="16"/>
           <w:szCs w:val="16"/>
         </w:rPr>
-        <w:t>1) 의의 및 ________와의 구분</w:t>
+        <w:t>1) 의의 및 ▁65▁와의 구분</w:t>
       </w:r>
     </w:p>
     <w:p>
@@ -6586,7 +6586,7 @@
           <w:sz w:val="16"/>
           <w:szCs w:val="16"/>
         </w:rPr>
-        <w:t>직위해제는 장래 위험 예방을 위한 일시적, 잠정적 조치로서 징벌적 제재인 ________와 법적 기초, 성질, 사유를 달리하여 양자간 일사부재리 또는 이중처벌의 문제는 없다.</w:t>
+        <w:t>직위해제는 장래 위험 예방을 위한 일시적, 잠정적 조치로서 징벌적 제재인 ▁66▁와 법적 기초, 성질, 사유를 달리하여 양자간 일사부재리 또는 이중처벌의 문제는 없다.</w:t>
       </w:r>
     </w:p>
     <w:p>
@@ -6619,23 +6619,23 @@
           <w:sz w:val="16"/>
           <w:szCs w:val="16"/>
         </w:rPr>
-        <w:t>직위해제가 행정절차법 제3조 제2항 소정의 공무원 ________ 등에 해당하여 행정절차법 적용이 배제되는지 문제된다.</w:t>
-      </w:r>
-    </w:p>
-    <w:p>
-      <w:pPr>
-        <w:rPr>
-          <w:sz w:val="16"/>
-          <w:szCs w:val="16"/>
-        </w:rPr>
-      </w:pPr>
-      <w:r>
-        <w:rPr>
-          <w:rFonts w:hint="eastAsia"/>
-          <w:sz w:val="16"/>
-          <w:szCs w:val="16"/>
-        </w:rPr>
-        <w:t xml:space="preserve">판례는 직위해제 시 처분사유 통지하며, 직위해제에 대하여 ________ 제기하여 불복할 수 있으므로 직위해제처분에 행정절차법상 사전통지 및 의견청취 절차가 적용되지 않는다고 본다. </w:t>
+        <w:t>직위해제가 행정절차법 제3조 제2항 소정의 공무원 ▁67▁ 등에 해당하여 행정절차법 적용이 배제되는지 문제된다.</w:t>
+      </w:r>
+    </w:p>
+    <w:p>
+      <w:pPr>
+        <w:rPr>
+          <w:sz w:val="16"/>
+          <w:szCs w:val="16"/>
+        </w:rPr>
+      </w:pPr>
+      <w:r>
+        <w:rPr>
+          <w:rFonts w:hint="eastAsia"/>
+          <w:sz w:val="16"/>
+          <w:szCs w:val="16"/>
+        </w:rPr>
+        <w:t xml:space="preserve">판례는 직위해제 시 처분사유 통지하며, 직위해제에 대하여 ▁68▁ 제기하여 불복할 수 있으므로 직위해제처분에 행정절차법상 사전통지 및 의견청취 절차가 적용되지 않는다고 본다. </w:t>
       </w:r>
     </w:p>
     <w:p>
@@ -6668,7 +6668,7 @@
           <w:sz w:val="16"/>
           <w:szCs w:val="16"/>
         </w:rPr>
-        <w:t>판례는 양 자간 하자승계 부정하나, 직무수행능력이 부족하거나 근무성적 불량하여 직위해제된 자가 대기명령기간 중 성적향상을 기대하기 어려우면 ________권자는 ________위원회 동의를 얻어 직권으로 면직시킬 수 있는데, 이러한 경우에는 양 자간 하자승계 인정할 수 있다고 보는 견해도 있다.</w:t>
+        <w:t>판례는 양 자간 하자승계 부정하나, 직무수행능력이 부족하거나 근무성적 불량하여 직위해제된 자가 대기명령기간 중 성적향상을 기대하기 어려우면 임용권자는 ▁69▁ 동의를 얻어 직권으로 면직시킬 수 있는데, 이러한 경우에는 양 자간 하자승계 인정할 수 있다고 보는 견해도 있다.</w:t>
       </w:r>
     </w:p>
     <w:p>
@@ -6748,23 +6748,23 @@
           <w:sz w:val="16"/>
           <w:szCs w:val="16"/>
         </w:rPr>
-        <w:t>- 직위해제 후 동일 사유로 ________처분이 이루어져 직위해제 사후적으로 소멸한 경우</w:t>
-      </w:r>
-    </w:p>
-    <w:p>
-      <w:pPr>
-        <w:rPr>
-          <w:sz w:val="16"/>
-          <w:szCs w:val="16"/>
-        </w:rPr>
-      </w:pPr>
-      <w:r>
-        <w:rPr>
-          <w:rFonts w:hint="eastAsia"/>
-          <w:sz w:val="16"/>
-          <w:szCs w:val="16"/>
-        </w:rPr>
-        <w:t>직위해제처분에 따른 승진과 승급제한 등의 불이익이 있다면 불이익 제거를 위하여 취소를 구할 ________의 소의이익 인정</w:t>
+        <w:t>- 직위해제 후 동일 사유로 ▁70▁처분이 이루어져 직위해제 사후적으로 소멸한 경우</w:t>
+      </w:r>
+    </w:p>
+    <w:p>
+      <w:pPr>
+        <w:rPr>
+          <w:sz w:val="16"/>
+          <w:szCs w:val="16"/>
+        </w:rPr>
+      </w:pPr>
+      <w:r>
+        <w:rPr>
+          <w:rFonts w:hint="eastAsia"/>
+          <w:sz w:val="16"/>
+          <w:szCs w:val="16"/>
+        </w:rPr>
+        <w:t>직위해제처분에 따른 승진과 승급제한 등의 불이익이 있다면 불이익 제거를 위하여 취소를 구할 ▁71▁의 소의이익 인정</w:t>
       </w:r>
     </w:p>
     <w:p>
@@ -6813,39 +6813,39 @@
           <w:sz w:val="16"/>
           <w:szCs w:val="16"/>
         </w:rPr>
-        <w:t>재________거부</w:t>
-      </w:r>
-    </w:p>
-    <w:p>
-      <w:pPr>
-        <w:rPr>
-          <w:sz w:val="16"/>
-          <w:szCs w:val="16"/>
-        </w:rPr>
-      </w:pPr>
-      <w:r>
-        <w:rPr>
-          <w:rFonts w:hint="eastAsia"/>
-          <w:sz w:val="16"/>
-          <w:szCs w:val="16"/>
-        </w:rPr>
-        <w:t>사립학교 교원에 대한 학교법인의 ________, 재________거분 등은 사인 간 고용관계에 기초한 것으로서 사법상 행위에 해당하며, 민사소송의 대상이 된다.</w:t>
-      </w:r>
-    </w:p>
-    <w:p>
-      <w:pPr>
-        <w:rPr>
-          <w:sz w:val="16"/>
-          <w:szCs w:val="16"/>
-        </w:rPr>
-      </w:pPr>
-      <w:r>
-        <w:rPr>
-          <w:rFonts w:hint="eastAsia"/>
-          <w:sz w:val="16"/>
-          <w:szCs w:val="16"/>
-        </w:rPr>
-        <w:t>다만, 사립학교 교원은 위 분쟁을 해결하기 위하여 교원________위원회에 소청심사를 청구할 수 있는 바, 소청결정은 특정한 법률관계에 대하여 행정청이 공적 지위를 가지고 판단, 확정하는 행정처분에 해당한다. 이 경우 소청심사위원회의 소청결정은 원처분에 해당한다.</w:t>
+        <w:t>재▁72▁거부</w:t>
+      </w:r>
+    </w:p>
+    <w:p>
+      <w:pPr>
+        <w:rPr>
+          <w:sz w:val="16"/>
+          <w:szCs w:val="16"/>
+        </w:rPr>
+      </w:pPr>
+      <w:r>
+        <w:rPr>
+          <w:rFonts w:hint="eastAsia"/>
+          <w:sz w:val="16"/>
+          <w:szCs w:val="16"/>
+        </w:rPr>
+        <w:t>사립학교 교원에 대한 학교법인의 징계, 재▁73▁거분 등은 사인 간 고용관계에 기초한 것으로서 사법상 행위에 해당하며, 민사소송의 대상이 된다.</w:t>
+      </w:r>
+    </w:p>
+    <w:p>
+      <w:pPr>
+        <w:rPr>
+          <w:sz w:val="16"/>
+          <w:szCs w:val="16"/>
+        </w:rPr>
+      </w:pPr>
+      <w:r>
+        <w:rPr>
+          <w:rFonts w:hint="eastAsia"/>
+          <w:sz w:val="16"/>
+          <w:szCs w:val="16"/>
+        </w:rPr>
+        <w:t>다만, 사립학교 교원은 위 분쟁을 해결하기 위하여 교원▁74▁위원회에 소청심사를 청구할 수 있는 바, 소청결정은 특정한 법률관계에 대하여 행정청이 공적 지위를 가지고 판단, 확정하는 행정처분에 해당한다. 이 경우 소청심사위원회의 소청결정은 원처분에 해당한다.</w:t>
       </w:r>
       <w:r>
         <w:rPr>
@@ -6869,7 +6869,7 @@
           <w:sz w:val="16"/>
           <w:szCs w:val="16"/>
         </w:rPr>
-        <w:t xml:space="preserve">(________위원회 기각결정을 대상으로 취소소송 제기 시 거부처분이 아니기 때문에 재________ 여부에 대한 신청권은 문제되지 않는다. </w:t>
+        <w:t xml:space="preserve">(▁75▁위원회 기각결정을 대상으로 취소소송 제기 시 거부처분이 아니기 때문에 재임용 여부에 대한 신청권은 문제되지 않는다. </w:t>
       </w:r>
       <w:r>
         <w:rPr>
@@ -6943,7 +6943,7 @@
           <w:sz w:val="16"/>
           <w:szCs w:val="16"/>
         </w:rPr>
-        <w:t>1. ________, 사업인정고시</w:t>
+        <w:t>1. ▁76▁, 사업인정고시</w:t>
       </w:r>
       <w:r>
         <w:rPr>
@@ -6991,7 +6991,7 @@
           <w:sz w:val="16"/>
           <w:szCs w:val="16"/>
         </w:rPr>
-        <w:t>2) 사업인정고시의 처분성 : 사업인정은 ________에게 특정한 재산권에 대한 수용권을 설정해주는 형성적 행정행위이며, 사업인정고시는 사업인정 효력발생요건이자 그 자체로 이해________에게 특정한 의무를 부과하는 독자적 행정처분이다.</w:t>
+        <w:t>2) 사업인정고시의 처분성 : 사업인정은 사업시행자에게 특정한 재산권에 대한 수용권을 설정해주는 형성적 행정행위이며, 사업인정고시는 사업인정 효력발생요건이자 그 자체로 이해▁77▁에게 특정한 의무를 부과하는 독자적 행정처분이다.</w:t>
       </w:r>
     </w:p>
     <w:p>
@@ -7062,7 +7062,7 @@
           <w:sz w:val="16"/>
           <w:szCs w:val="16"/>
         </w:rPr>
-        <w:t xml:space="preserve"> 도시계획시설사업에서 ________ 지정은 특정인에게 도시계획시설사업을 시행할 수 있는 권한을 부여하는 처분이고, 사업시행자 지정 내용의 고시는 사업시행자 지정처분을 전제로 하여 그 내용을 불특정 다수인에게 알리는 행위이다. 위 사업시행자 지정과 그 고시는 명확하게 구분되는 것으로, 사업시행자 지정 처분이 ‘고시’의 방법으로 행하여질 수 있음은 별론으로 하고 그 처분이 반드시 ‘고시’의 방법으로만 성립하거나 효력이 생긴다고 볼 수 없다.</w:t>
+        <w:t xml:space="preserve"> 도시계획시설사업에서 ▁78▁ 지정은 특정인에게 도시계획시설사업을 시행할 수 있는 권한을 부여하는 처분이고, 사업시행자 지정 내용의 고시는 사업시행자 지정처분을 전제로 하여 그 내용을 불특정 다수인에게 알리는 행위이다. 위 사업시행자 지정과 그 고시는 명확하게 구분되는 것으로, 사업시행자 지정 처분이 ‘고시’의 방법으로 행하여질 수 있음은 별론으로 하고 그 처분이 반드시 ‘고시’의 방법으로만 성립하거나 효력이 생긴다고 볼 수 없다.</w:t>
       </w:r>
     </w:p>
     <w:p>
@@ -7083,7 +7083,7 @@
           <w:sz w:val="16"/>
           <w:szCs w:val="16"/>
         </w:rPr>
-        <w:t>________</w:t>
+        <w:t>▁79▁</w:t>
       </w:r>
       <w:r>
         <w:rPr>
@@ -7114,7 +7114,7 @@
           <w:sz w:val="16"/>
           <w:szCs w:val="16"/>
         </w:rPr>
-        <w:t>3) ________의 위법성</w:t>
+        <w:t>3) ▁80▁의 위법성</w:t>
       </w:r>
       <w:r>
         <w:rPr>
@@ -7164,7 +7164,7 @@
           <w:sz w:val="16"/>
           <w:szCs w:val="16"/>
         </w:rPr>
-        <w:t xml:space="preserve">을 할 만한 공익성이 있는지 여부, ________에 관련된 자들의 이익을 공익과 사익 사이는 물론, 공익 상호간, 사익 상호간에도 정당하게 비교형량하여야 하고, 그 비교형량은 비례의 원칙에 적합하도록 하여야 한다. </w:t>
+        <w:t xml:space="preserve">을 할 만한 공익성이 있는지 여부, ▁81▁에 관련된 자들의 이익을 공익과 사익 사이는 물론, 공익 상호간, 사익 상호간에도 정당하게 비교형량하여야 하고, 그 비교형량은 비례의 원칙에 적합하도록 하여야 한다. </w:t>
       </w:r>
     </w:p>
     <w:p>
@@ -7181,23 +7181,23 @@
           <w:sz w:val="16"/>
           <w:szCs w:val="16"/>
         </w:rPr>
-        <w:t>2. 토지보상법상 ________</w:t>
-      </w:r>
-    </w:p>
-    <w:p>
-      <w:pPr>
-        <w:rPr>
-          <w:sz w:val="16"/>
-          <w:szCs w:val="16"/>
-        </w:rPr>
-      </w:pPr>
-      <w:r>
-        <w:rPr>
-          <w:rFonts w:hint="eastAsia"/>
-          <w:sz w:val="16"/>
-          <w:szCs w:val="16"/>
-        </w:rPr>
-        <w:t xml:space="preserve">협의는 ________ 전 협의(제16조), 사업인정 후 협의(제26조)가 있다. 사업인정 전 협의가 사법상 계약임에는 이견이 없으나, 사업인정 후 협의에 대하여 협의확인을 받는 경우 수용________과 동일한 효력을 가지므로 공법상 계약으로 보아야 한다는 견해도 있으나, </w:t>
+        <w:t>2. 토지보상법상 ▁82▁</w:t>
+      </w:r>
+    </w:p>
+    <w:p>
+      <w:pPr>
+        <w:rPr>
+          <w:sz w:val="16"/>
+          <w:szCs w:val="16"/>
+        </w:rPr>
+      </w:pPr>
+      <w:r>
+        <w:rPr>
+          <w:rFonts w:hint="eastAsia"/>
+          <w:sz w:val="16"/>
+          <w:szCs w:val="16"/>
+        </w:rPr>
+        <w:t xml:space="preserve">협의는 ▁83▁ 전 협의(제16조), 사업인정 후 협의(제26조)가 있다. 사업인정 전 협의가 사법상 계약임에는 이견이 없으나, 사업인정 후 협의에 대하여 협의확인을 받는 경우 수용재결과 동일한 효력을 가지므로 공법상 계약으로 보아야 한다는 견해도 있으나, </w:t>
       </w:r>
     </w:p>
     <w:p>
@@ -7216,7 +7216,7 @@
           <w:sz w:val="16"/>
           <w:szCs w:val="16"/>
         </w:rPr>
-        <w:t>판례는 사법상 계약으로 보는 것을 전제로 ________과정에서 철거약정을 한 경우 철거하지 않는다고 하여 행정대집행을 할 수는 없다고 본다.</w:t>
+        <w:t>판례는 사법상 계약으로 보는 것을 전제로 ▁84▁과정에서 철거약정을 한 경우 철거하지 않는다고 하여 행정대집행을 할 수는 없다고 본다.</w:t>
       </w:r>
     </w:p>
     <w:p>
@@ -7233,7 +7233,7 @@
           <w:sz w:val="16"/>
           <w:szCs w:val="16"/>
         </w:rPr>
-        <w:t>________은 원칙적으로 승계취득이나, 관할 토지수용위원회의 협의성립 확인을 받은 때에는 ________로 의제되므로 원시취득이 된다.</w:t>
+        <w:t>협의취득은 원칙적으로 승계취득이나, 관할 ▁85▁의 협의성립 확인을 받은 때에는 재결로 의제되므로 원시취득이 된다.</w:t>
       </w:r>
     </w:p>
     <w:p>
@@ -7258,7 +7258,7 @@
           <w:sz w:val="16"/>
           <w:szCs w:val="16"/>
         </w:rPr>
-        <w:t>. 수용________의 법적성질</w:t>
+        <w:t>. 수용▁86▁의 법적성질</w:t>
       </w:r>
       <w:r>
         <w:rPr>
@@ -7282,7 +7282,7 @@
           <w:sz w:val="16"/>
           <w:szCs w:val="16"/>
         </w:rPr>
-        <w:t>토지수용위원회의 수용________은 ________로 하여금 토지 소유권을 취득하도록 하고, 토지소유자에게 지급할 손실보상액을 정하는 행위로서 형성적 행정행위이자 원행정처분에 해당한다.</w:t>
+        <w:t>▁87▁의 수용재결은 사업시행자로 하여금 토지 소유권을 취득하도록 하고, 토지소유자에게 지급할 손실보상액을 정하는 행위로서 형성적 행정행위이자 원행정처분에 해당한다.</w:t>
       </w:r>
     </w:p>
     <w:p>
@@ -7307,7 +7307,7 @@
           <w:sz w:val="16"/>
           <w:szCs w:val="16"/>
         </w:rPr>
-        <w:t xml:space="preserve"> ________ </w:t>
+        <w:t xml:space="preserve"> ▁88▁ </w:t>
       </w:r>
     </w:p>
     <w:p>
@@ -7338,7 +7338,7 @@
           <w:sz w:val="16"/>
           <w:szCs w:val="16"/>
         </w:rPr>
-        <w:t xml:space="preserve">________에 이의가 있는 자는 재결서의 정본을 받은 날부터 </w:t>
+        <w:t xml:space="preserve">재결에 이의가 있는 자는 재결서의 정본을 받은 날부터 </w:t>
       </w:r>
       <w:r>
         <w:rPr>
@@ -7362,7 +7362,7 @@
           <w:sz w:val="16"/>
           <w:szCs w:val="16"/>
         </w:rPr>
-        <w:t>(지방토지수용위원회를 거쳐) ________에 이의신청을 할 수 있다(토지보상법 제83조).</w:t>
+        <w:t>(지방▁89▁를 거쳐) 중앙토지수용위원회에 이의신청을 할 수 있다(토지보상법 제83조).</w:t>
       </w:r>
     </w:p>
     <w:p>
@@ -7386,14 +7386,14 @@
           <w:sz w:val="16"/>
           <w:szCs w:val="16"/>
         </w:rPr>
-        <w:t>________위원회의</w:t>
-      </w:r>
-      <w:r>
-        <w:rPr>
-          <w:sz w:val="16"/>
-          <w:szCs w:val="16"/>
-        </w:rPr>
-        <w:t xml:space="preserve"> ________은 토지 등을 수용</w:t>
+        <w:t>▁90▁의</w:t>
+      </w:r>
+      <w:r>
+        <w:rPr>
+          <w:sz w:val="16"/>
+          <w:szCs w:val="16"/>
+        </w:rPr>
+        <w:t xml:space="preserve"> 재결은 토지 등을 수용</w:t>
       </w:r>
       <w:r>
         <w:rPr>
@@ -7541,7 +7541,7 @@
           <w:sz w:val="16"/>
           <w:szCs w:val="16"/>
         </w:rPr>
-        <w:t xml:space="preserve">________과 행정심판의 구별(전술) : i) 담당기관, ii) 사법절차 준용, iii) 행정심판을 제기할 수 없다고 규정되어 있는지 </w:t>
+        <w:t xml:space="preserve">▁91▁과 행정심판의 구별(전술) : i) 담당기관, ii) 사법절차 준용, iii) 행정심판을 제기할 수 없다고 규정되어 있는지 </w:t>
       </w:r>
     </w:p>
     <w:p>
@@ -7565,24 +7565,24 @@
           <w:sz w:val="16"/>
           <w:szCs w:val="16"/>
         </w:rPr>
-        <w:t>토지보상법에서 이의________에 불복하는 경우 ________을 제기할 수 있다고 규정하므로, 행정심판에 해당한다.</w:t>
-      </w:r>
-    </w:p>
-    <w:p>
-      <w:pPr>
-        <w:rPr>
-          <w:rFonts w:hint="eastAsia"/>
-          <w:sz w:val="16"/>
-          <w:szCs w:val="16"/>
-        </w:rPr>
-      </w:pPr>
-      <w:r>
-        <w:rPr>
-          <w:rFonts w:hint="eastAsia"/>
-          <w:sz w:val="16"/>
-          <w:szCs w:val="16"/>
-        </w:rPr>
-        <w:t>(4) 이의________ : 원재결이 위법 또는 부당한 경우 ________는 수용재결의 전부 또는 일부를 취소하거나 보상액을 변경할 수 있다.</w:t>
+        <w:t>토지보상법에서 이의재결에 불복하는 경우 ▁92▁을 제기할 수 있다고 규정하므로, 행정심판에 해당한다.</w:t>
+      </w:r>
+    </w:p>
+    <w:p>
+      <w:pPr>
+        <w:rPr>
+          <w:rFonts w:hint="eastAsia"/>
+          <w:sz w:val="16"/>
+          <w:szCs w:val="16"/>
+        </w:rPr>
+      </w:pPr>
+      <w:r>
+        <w:rPr>
+          <w:rFonts w:hint="eastAsia"/>
+          <w:sz w:val="16"/>
+          <w:szCs w:val="16"/>
+        </w:rPr>
+        <w:t>(4) 이의재결 : 원재결이 위법 또는 부당한 경우 중앙▁93▁는 수용재결의 전부 또는 일부를 취소하거나 보상액을 변경할 수 있다.</w:t>
       </w:r>
     </w:p>
     <w:p>
@@ -7608,23 +7608,23 @@
           <w:sz w:val="16"/>
           <w:szCs w:val="16"/>
         </w:rPr>
-        <w:t xml:space="preserve"> ________ </w:t>
-      </w:r>
-    </w:p>
-    <w:p>
-      <w:pPr>
-        <w:rPr>
-          <w:sz w:val="16"/>
-          <w:szCs w:val="16"/>
-        </w:rPr>
-      </w:pPr>
-      <w:r>
-        <w:rPr>
-          <w:rFonts w:hint="eastAsia"/>
-          <w:sz w:val="16"/>
-          <w:szCs w:val="16"/>
-        </w:rPr>
-        <w:t>수용여부, 수용시기, 수용범위에 불복하는 경우 수용________에 대하여 항고소송을 제기할 수 있다. 원처분주의 적용되며, 토지보상법상 ________은 임의적 전심절차에 해당한다.</w:t>
+        <w:t xml:space="preserve"> ▁94▁ </w:t>
+      </w:r>
+    </w:p>
+    <w:p>
+      <w:pPr>
+        <w:rPr>
+          <w:sz w:val="16"/>
+          <w:szCs w:val="16"/>
+        </w:rPr>
+      </w:pPr>
+      <w:r>
+        <w:rPr>
+          <w:rFonts w:hint="eastAsia"/>
+          <w:sz w:val="16"/>
+          <w:szCs w:val="16"/>
+        </w:rPr>
+        <w:t>수용여부, 수용시기, 수용범위에 불복하는 경우 수용▁95▁에 대하여 항고소송을 제기할 수 있다. 원처분주의 적용되며, 토지보상법상 이의신청은 임의적 전심절차에 해당한다.</w:t>
       </w:r>
       <w:r>
         <w:rPr>
@@ -7648,7 +7648,7 @@
           <w:sz w:val="16"/>
           <w:szCs w:val="16"/>
         </w:rPr>
-        <w:t>________ 제기없이 취소소송 제기하는 경우 수용________서 받은 날로부터 90일 내, 이의신청을 거친 경우 이의재결서 받은 날부터 60일 내 취소소송 제기할 수 있다.</w:t>
+        <w:t>이의신청 제기없이 취소소송 제기하는 경우 수용▁96▁서 받은 날로부터 90일 내, 이의신청을 거친 경우 이의재결서 받은 날부터 60일 내 취소소송 제기할 수 있다.</w:t>
       </w:r>
     </w:p>
     <w:p>
@@ -7691,7 +7691,7 @@
           <w:sz w:val="16"/>
           <w:szCs w:val="16"/>
         </w:rPr>
-        <w:t>________ (또는 ________)</w:t>
+        <w:t>▁97▁ (또는 토지소유자)</w:t>
       </w:r>
       <w:r>
         <w:rPr>
@@ -7788,7 +7788,7 @@
           <w:sz w:val="16"/>
           <w:szCs w:val="16"/>
         </w:rPr>
-        <w:t xml:space="preserve">4) 수용________ 취소를 구함이 없이 말소청구 가부 </w:t>
+        <w:t xml:space="preserve">4) 수용▁98▁ 취소를 구함이 없이 말소청구 가부 </w:t>
       </w:r>
     </w:p>
     <w:p>
@@ -7840,7 +7840,7 @@
           <w:sz w:val="16"/>
           <w:szCs w:val="16"/>
         </w:rPr>
-        <w:t>해당 행정처분(수용________)이 무효라면 관할 민사법원은 해당 처분이 무효임을 확인하여 이를 전제로 소유권이전등기말소청동기청구소송에 대하여 인용판결을 내릴 수 있겠으나, 해당 행정처분(수용재결)이 취소사유에 불과한 경우, 그 처분이 권한 있는 기관에 의하여 취소되지 않는 한</w:t>
+        <w:t>해당 행정처분(수용▁99▁)이 무효라면 관할 민사법원은 해당 처분이 무효임을 확인하여 이를 전제로 소유권이전등기말소청동기청구소송에 대하여 인용판결을 내릴 수 있겠으나, 해당 행정처분(수용재결)이 취소사유에 불과한 경우, 그 처분이 권한 있는 기관에 의하여 취소되지 않는 한</w:t>
       </w:r>
       <w:r>
         <w:rPr>
@@ -7855,7 +7855,7 @@
           <w:sz w:val="16"/>
           <w:szCs w:val="16"/>
         </w:rPr>
-        <w:t xml:space="preserve">민사법원은 그 효력을 부인할 권한이 없으므로 해당 행정처분(수용________) 이 유효임을 전제로 소유권이전등기가 유효함을 이유로 기각판결을 하여야 </w:t>
+        <w:t xml:space="preserve">민사법원은 그 효력을 부인할 권한이 없으므로 해당 행정처분(수용재결) 이 유효임을 전제로 소유권이전등기가 유효함을 이유로 기각판결을 하여야 </w:t>
       </w:r>
       <w:r>
         <w:rPr>
@@ -7897,7 +7897,7 @@
           <w:sz w:val="16"/>
           <w:szCs w:val="16"/>
         </w:rPr>
-        <w:t>잔여지란 수용되고 남은 토지를 말하며, 잔여지 가격감소 그 밖의 손실에 대하여 잔여지보상청구(일반절차로 불복)를 할 수도 있고, ________에게 잔여지 매수청구를 하여 협의되지 않으면 토지수용위원회에 ________가 직접 잔여지수용청구를 할 수도 있다.</w:t>
+        <w:t>잔여지란 수용되고 남은 토지를 말하며, 잔여지 가격감소 그 밖의 손실에 대하여 잔여지보상청구(일반절차로 불복)를 할 수도 있고, 사업시행자에게 잔여지 매수청구를 하여 협의되지 않으면 ▁100▁에 토지소유자가 직접 잔여지수용청구를 할 수도 있다.</w:t>
       </w:r>
     </w:p>
     <w:p>
@@ -7914,23 +7914,23 @@
           <w:sz w:val="16"/>
           <w:szCs w:val="16"/>
         </w:rPr>
-        <w:t>1) ________청구</w:t>
-      </w:r>
-    </w:p>
-    <w:p>
-      <w:pPr>
-        <w:rPr>
-          <w:sz w:val="16"/>
-          <w:szCs w:val="16"/>
-        </w:rPr>
-      </w:pPr>
-      <w:r>
-        <w:rPr>
-          <w:rFonts w:hint="eastAsia"/>
-          <w:sz w:val="16"/>
-          <w:szCs w:val="16"/>
-        </w:rPr>
-        <w:t xml:space="preserve">토지보상법상 잔여지에 대한 손실보상을 규정하므로, 토지소유자는 ________절차를 거친 후 재결에 불복하는 경우 중앙토지위원회에 이의신청하거나 ________를 피고로 하여 손실보상금 증액을 구하는 이행소송으로서 당사자소송을 제기할 수 있다. </w:t>
+        <w:t>1) ▁101▁청구</w:t>
+      </w:r>
+    </w:p>
+    <w:p>
+      <w:pPr>
+        <w:rPr>
+          <w:sz w:val="16"/>
+          <w:szCs w:val="16"/>
+        </w:rPr>
+      </w:pPr>
+      <w:r>
+        <w:rPr>
+          <w:rFonts w:hint="eastAsia"/>
+          <w:sz w:val="16"/>
+          <w:szCs w:val="16"/>
+        </w:rPr>
+        <w:t xml:space="preserve">토지보상법상 잔여지에 대한 손실보상을 규정하므로, 토지소유자는 재결절차를 거친 후 재결에 불복하는 경우 중앙토지위원회에 이의신청하거나 ▁102▁를 피고로 하여 손실보상금 증액을 구하는 이행소송으로서 당사자소송을 제기할 수 있다. </w:t>
       </w:r>
     </w:p>
     <w:p>
@@ -7971,15 +7971,15 @@
           <w:sz w:val="16"/>
           <w:szCs w:val="16"/>
         </w:rPr>
-        <w:t>은 ________가</w:t>
-      </w:r>
-      <w:r>
-        <w:rPr>
-          <w:rFonts w:hint="eastAsia"/>
-          <w:sz w:val="16"/>
-          <w:szCs w:val="16"/>
-        </w:rPr>
-        <w:t xml:space="preserve"> 잔여지 매수청구 및 관할 토지수용위원회에 수용을 청구할 수 있도록 규정한다. 따라서 토지소유자는 매수청구하여 매수협의가 되지 않는 경우 관할 토지수용위원회에 수용을 청구할 수 있고, 판례는 이를 형성권으로 보므로 토지수용위원회 수용거부 등에 대하여 ________를 피고로 한 당사자소송을 제기할 수 있다.</w:t>
+        <w:t>은 토지소유자가</w:t>
+      </w:r>
+      <w:r>
+        <w:rPr>
+          <w:rFonts w:hint="eastAsia"/>
+          <w:sz w:val="16"/>
+          <w:szCs w:val="16"/>
+        </w:rPr>
+        <w:t xml:space="preserve"> 잔여지 매수청구 및 관할 ▁103▁에 수용을 청구할 수 있도록 규정한다. 따라서 토지소유자는 매수청구하여 매수협의가 되지 않는 경우 관할 토지수용위원회에 수용을 청구할 수 있고, 판례는 이를 형성권으로 보므로 토지수용위원회 수용거부 등에 대하여 사업시행자를 피고로 한 당사자소송을 제기할 수 있다.</w:t>
       </w:r>
     </w:p>
     <w:p>
@@ -8026,7 +8026,7 @@
           <w:sz w:val="16"/>
           <w:szCs w:val="16"/>
         </w:rPr>
-        <w:t>________ 시행으로 생활의 근거를 상실하게 되는 자를 종전 생활상태를 유지할 수 있도록 다른 지역으로 이주시키는 것(토지보상법 78조)</w:t>
+        <w:t>▁104▁ 시행으로 생활의 근거를 상실하게 되는 자를 종전 생활상태를 유지할 수 있도록 다른 지역으로 이주시키는 것(토지보상법 78조)</w:t>
       </w:r>
       <w:r>
         <w:rPr>
@@ -8051,7 +8051,7 @@
           <w:sz w:val="16"/>
           <w:szCs w:val="16"/>
         </w:rPr>
-        <w:t>생계대책은 수용되는 토지에서 경작하거나 가축업을 하는 등 생계 유지하던 자에 대한 ________이다. 대체용지 지급, ________공동시설 관리 등의 대책이 있다.</w:t>
+        <w:t>생계대책은 수용되는 토지에서 경작하거나 가축업을 하는 등 생계 유지하던 자에 대한 손실보상이다. 대체용지 지급, ▁105▁공동시설 관리 등의 대책이 있다.</w:t>
       </w:r>
     </w:p>
     <w:p>
@@ -8183,7 +8183,7 @@
           <w:sz w:val="16"/>
           <w:szCs w:val="16"/>
         </w:rPr>
-        <w:t xml:space="preserve"> 간접________</w:t>
+        <w:t xml:space="preserve"> 간접▁106▁</w:t>
       </w:r>
     </w:p>
     <w:p>
@@ -8220,7 +8220,7 @@
           <w:sz w:val="16"/>
           <w:szCs w:val="16"/>
         </w:rPr>
-        <w:t xml:space="preserve"> 간접________의 의의 및 요건 (토지보상법 79조 2항)</w:t>
+        <w:t xml:space="preserve"> 간접▁107▁의 의의 및 요건 (토지보상법 79조 2항)</w:t>
       </w:r>
     </w:p>
     <w:p>
@@ -8239,7 +8239,7 @@
           <w:sz w:val="16"/>
           <w:szCs w:val="16"/>
         </w:rPr>
-        <w:t xml:space="preserve">간접손실이란 ________으로 인하여 </w:t>
+        <w:t xml:space="preserve">간접손실이란 ▁108▁으로 인하여 </w:t>
       </w:r>
       <w:r>
         <w:rPr>
@@ -8277,7 +8277,7 @@
           <w:sz w:val="16"/>
           <w:szCs w:val="16"/>
         </w:rPr>
-        <w:t>토지보상법 79조 2항의 위임에 따른 토지보상법 시행규칙 64조 1항 2호에 의하면, ________시행지구 밖에서 영업손실의 보상대상이 되는 영업을 하고 있는 자가 공익사업의 시행으로 인하여 ‘진출입로의 단절, 그밖의 부득이한 사유로 인하여 일정한 기간 동안 휴업하는 것이 불가피한 경우’에 해당하는 경우 그 영업자의 청구에 의하여 당해 영업을 공익사업시행지구에 편입되는 것으로 보아 보상하여야 한다</w:t>
+        <w:t>토지보상법 79조 2항의 위임에 따른 토지보상법 시행규칙 64조 1항 2호에 의하면, 공익사업시행지구 밖에서 영업손실의 보상대상이 되는 영업을 하고 있는 자가 공익사업의 시행으로 인하여 ‘진출입로의 단절, 그밖의 부득이한 사유로 인하여 일정한 기간 동안 휴업하는 것이 불가피한 경우’에 해당하는 경우 그 영업자의 청구에 의하여 당해 영업을 공익사업시행지구에 편입되는 것으로 보아 보상하여야 한다</w:t>
       </w:r>
     </w:p>
     <w:p>
@@ -8332,7 +8332,7 @@
           <w:sz w:val="16"/>
           <w:szCs w:val="16"/>
         </w:rPr>
-        <w:t>보상의 대상이 되는 간접손실은 (1)________의 시행으로 사업시행지 밖의 ________ 등이 입은 손실이어야 하고, (2)그 손실이 공익사업의 시행으로 인하여 발생하리라는 것이 예견되어야 하며, (3)그 손실의 범위가 구체적으로 특정될 수 있어야 한다</w:t>
+        <w:t>보상의 대상이 되는 간접손실은 (1)▁109▁의 시행으로 사업시행지 밖의 토지소유자 등이 입은 손실이어야 하고, (2)그 손실이 공익사업의 시행으로 인하여 발생하리라는 것이 예견되어야 하며, (3)그 손실의 범위가 구체적으로 특정될 수 있어야 한다</w:t>
       </w:r>
     </w:p>
     <w:p>
@@ -8351,7 +8351,7 @@
           <w:sz w:val="16"/>
           <w:szCs w:val="16"/>
         </w:rPr>
-        <w:t xml:space="preserve">(참고) ________청구권 요건 : </w:t>
+        <w:t xml:space="preserve">(참고) ▁110▁청구권 요건 : </w:t>
       </w:r>
       <w:r>
         <w:rPr>
@@ -8396,7 +8396,7 @@
           <w:sz w:val="16"/>
           <w:szCs w:val="16"/>
         </w:rPr>
-        <w:t xml:space="preserve"> ________으로 설치된 공공시설로 인한 간접________청구도 가능한지 (O)</w:t>
+        <w:t xml:space="preserve"> ▁111▁으로 설치된 공공시설로 인한 간접손실보상청구도 가능한지 (O)</w:t>
       </w:r>
     </w:p>
     <w:p>
@@ -8415,7 +8415,7 @@
           <w:sz w:val="16"/>
           <w:szCs w:val="16"/>
         </w:rPr>
-        <w:t>토지보상법 시행규칙 64조는 ________의 ‘시행’으로 인한 영업손실에 대한 보상에 관한 규정</w:t>
+        <w:t>토지보상법 시행규칙 64조는 ▁112▁의 ‘시행’으로 인한 영업손실에 대한 보상에 관한 규정</w:t>
       </w:r>
       <w:r>
         <w:rPr>
@@ -8433,7 +8433,7 @@
           <w:sz w:val="16"/>
           <w:szCs w:val="16"/>
         </w:rPr>
-        <w:t>________ 시행 자체가 아니라, 공익사업에 따라 설치된 공공시설의 가 동·운영으로 발생하는 손실에 대한 보상을 청구하는 경우에도 토지보상법 시행규칙 64조가 적용되는지 문제</w:t>
+        <w:t>공익사업 시행 자체가 아니라, 공익사업에 따라 설치된 공공시설의 가 동·운영으로 발생하는 손실에 대한 보상을 청구하는 경우에도 토지보상법 시행규칙 64조가 적용되는지 문제</w:t>
       </w:r>
       <w:r>
         <w:rPr>
@@ -8459,7 +8459,7 @@
           <w:sz w:val="16"/>
           <w:szCs w:val="16"/>
         </w:rPr>
-        <w:t>판례는 ________시행지구 밖 영업________의 요건인 ‘공익사업의 시행으로 인한 그 밖의 부득이한 사유로 일정 기간 동안 휴업이 불가피한 경우’에는 그 공익사업의 시행으로 설치되는 시설의 형태·구조·사용 등에 기인하여 휴업이 불가피한 경우도 포함된다(간접손실보상O)고 하여, 이를 긍정</w:t>
+        <w:t>판례는 ▁113▁시행지구 밖 영업손실보상의 요건인 ‘공익사업의 시행으로 인한 그 밖의 부득이한 사유로 일정 기간 동안 휴업이 불가피한 경우’에는 그 공익사업의 시행으로 설치되는 시설의 형태·구조·사용 등에 기인하여 휴업이 불가피한 경우도 포함된다(간접손실보상O)고 하여, 이를 긍정</w:t>
       </w:r>
       <w:r>
         <w:rPr>
@@ -8526,7 +8526,7 @@
           <w:sz w:val="16"/>
           <w:szCs w:val="16"/>
         </w:rPr>
-        <w:t>환매란, 토지 수용 후 해당 토지를 공익목적에 사용하지 않는 경우 (구) ________가 토지를 매입하는 것을 말한다. 환매 제도는 사법상 제도로서, 환매대금지급청구, 환매권확인소송 등 환매 관련 다툼은 모두 민사소송에 의한다.</w:t>
+        <w:t>환매란, 토지 수용 후 해당 토지를 공익목적에 사용하지 않는 경우 (구) ▁114▁가 토지를 매입하는 것을 말한다. 환매 제도는 사법상 제도로서, 환매대금지급청구, 환매권확인소송 등 환매 관련 다툼은 모두 민사소송에 의한다.</w:t>
       </w:r>
     </w:p>
     <w:p>
@@ -8547,7 +8547,7 @@
           <w:sz w:val="16"/>
           <w:szCs w:val="16"/>
         </w:rPr>
-        <w:t>일반환매란 사업시행 ________, 변경으로 사용하지 않게 되는 것을 말하며, 특별환매는 사업폐지, 변경은 아니나 공사지연 등으로 토지 전부를 공익목적으로 사용하지 않는 때를 말한다.</w:t>
+        <w:t>일반환매란 사업시행 ▁115▁, 변경으로 사용하지 않게 되는 것을 말하며, 특별환매는 사업폐지, 변경은 아니나 공사지연 등으로 토지 전부를 공익목적으로 사용하지 않는 때를 말한다.</w:t>
       </w:r>
     </w:p>
     <w:p>
@@ -8584,7 +8584,7 @@
           <w:sz w:val="16"/>
           <w:szCs w:val="16"/>
         </w:rPr>
-        <w:t>해당 ________이 다른 공익사업으로 변경된 경우 환매권 행사기간은 해당 공익사업의 변경을 고시한 날부터 기산한다.</w:t>
+        <w:t>해당 ▁116▁이 다른 공익사업으로 변경된 경우 환매권 행사기간은 해당 공익사업의 변경을 고시한 날부터 기산한다.</w:t>
       </w:r>
       <w:r>
         <w:rPr>
@@ -8602,7 +8602,7 @@
           <w:sz w:val="16"/>
           <w:szCs w:val="16"/>
         </w:rPr>
-        <w:t xml:space="preserve">라는 규정을 다른 ________으로 변경된 후 재차 환매요건을 갖춘 때(=다른 공익사업을 또 다시 변경, 폐지하거나 공사지연 등으로 사용하지 않게 된 때)부터 기산한다고 해석하여 제91조 6항을 </w:t>
+        <w:t xml:space="preserve">라는 규정을 다른 공익사업으로 변경된 후 재차 환매요건을 갖춘 때(=다른 공익사업을 또 다시 변경, 폐지하거나 공사지연 등으로 사용하지 않게 된 때)부터 기산한다고 해석하여 제91조 6항을 </w:t>
       </w:r>
       <w:r>
         <w:rPr>
@@ -8759,7 +8759,7 @@
           <w:sz w:val="16"/>
           <w:szCs w:val="16"/>
         </w:rPr>
-        <w:t xml:space="preserve"> ________ 구성승인</w:t>
+        <w:t xml:space="preserve"> ▁117▁ 구성승인</w:t>
       </w:r>
     </w:p>
     <w:p>
@@ -8791,23 +8791,23 @@
           <w:sz w:val="16"/>
           <w:szCs w:val="16"/>
         </w:rPr>
-        <w:t>________위원회는 조합설립 목적으로 ________들에 의하여 구성된 비법인사단으로서, 조합설립의 추진을 위하여 필요한 업무를 수행하고, 추진위원회가 행한 업무는 조합이 포괄승계한다.</w:t>
-      </w:r>
-    </w:p>
-    <w:p>
-      <w:pPr>
-        <w:rPr>
-          <w:sz w:val="16"/>
-          <w:szCs w:val="16"/>
-        </w:rPr>
-      </w:pPr>
-      <w:r>
-        <w:rPr>
-          <w:rFonts w:hint="eastAsia"/>
-          <w:sz w:val="16"/>
-          <w:szCs w:val="16"/>
-        </w:rPr>
-        <w:t>________________</w:t>
+        <w:t>▁118▁설립위원회는 조합설립 목적으로 토지소유자들에 의하여 구성된 비법인사단으로서, 조합설립의 추진을 위하여 필요한 업무를 수행하고, 추진위원회가 행한 업무는 조합이 포괄승계한다.</w:t>
+      </w:r>
+    </w:p>
+    <w:p>
+      <w:pPr>
+        <w:rPr>
+          <w:sz w:val="16"/>
+          <w:szCs w:val="16"/>
+        </w:rPr>
+      </w:pPr>
+      <w:r>
+        <w:rPr>
+          <w:rFonts w:hint="eastAsia"/>
+          <w:sz w:val="16"/>
+          <w:szCs w:val="16"/>
+        </w:rPr>
+        <w:t>▁119▁설립추진위원회</w:t>
       </w:r>
       <w:r>
         <w:rPr>
@@ -8884,7 +8884,7 @@
           <w:sz w:val="16"/>
           <w:szCs w:val="16"/>
         </w:rPr>
-        <w:t>추진위원회 구성승인처분에 대한 취소 또는 무효확인 판결의 확정만으로는 이미 ________인가를 받은 ________에 의한 정비</w:t>
+        <w:t>추진위원회 구성승인처분에 대한 취소 또는 무효확인 판결의 확정만으로는 이미 조합설립인가를 받은 조합에 의한 ▁120▁</w:t>
       </w:r>
       <w:r>
         <w:rPr>
@@ -8940,7 +8940,7 @@
           <w:sz w:val="16"/>
           <w:szCs w:val="16"/>
         </w:rPr>
-        <w:t>2. ________________</w:t>
+        <w:t>2. ▁121▁</w:t>
       </w:r>
     </w:p>
     <w:p>
@@ -8976,7 +8976,7 @@
           <w:sz w:val="16"/>
           <w:szCs w:val="16"/>
         </w:rPr>
-        <w:t xml:space="preserve">________________의 </w:t>
+        <w:t xml:space="preserve">▁122▁조합의 </w:t>
       </w:r>
       <w:r>
         <w:rPr>
@@ -9004,7 +9004,7 @@
           <w:sz w:val="16"/>
           <w:szCs w:val="16"/>
         </w:rPr>
-        <w:t xml:space="preserve">재개발________은 도시정비법에 따라 정비사업구역 내 토지 등 소유자가 조합원이 되도록 하는 강제가입제도를 취하며, ________는 토지수용권을 가지는 점을 고려, 재개발조합은 목적범위 내에서 일정한 행정작용을 하는 행정주체로서 </w:t>
+        <w:t xml:space="preserve">재개발조합은 도시정비법에 따라 ▁123▁구역 내 토지 등 소유자가 조합원이 되도록 하는 강제가입제도를 취하며, 사업시행자는 토지수용권을 가지는 점을 고려, 재개발조합은 목적범위 내에서 일정한 행정작용을 하는 행정주체로서 </w:t>
       </w:r>
       <w:r>
         <w:rPr>
@@ -9038,7 +9038,7 @@
           <w:sz w:val="16"/>
           <w:szCs w:val="16"/>
         </w:rPr>
-        <w:t>2) ________________의 법적성격</w:t>
+        <w:t>2) ▁124▁의 법적성격</w:t>
       </w:r>
       <w:r>
         <w:rPr>
@@ -9062,7 +9062,7 @@
           <w:sz w:val="16"/>
           <w:szCs w:val="16"/>
         </w:rPr>
-        <w:t xml:space="preserve">재개발________ 인가신청에 대한 행정청의 ________설립인가처분은 법령상 일정 요건을 갖춘 경우 추진위원회에게 행정주체로서의 지위를 부여하는 일종의 설권적 처분 성격을 가진다. (견해변경 : 강학상 인가 </w:t>
+        <w:t xml:space="preserve">▁125▁조합설립 인가신청에 대한 행정청의 조합설립인가처분은 법령상 일정 요건을 갖춘 경우 추진위원회에게 행정주체로서의 지위를 부여하는 일종의 설권적 처분 성격을 가진다. (견해변경 : 강학상 인가 </w:t>
       </w:r>
       <w:r>
         <w:rPr>
@@ -9093,7 +9093,7 @@
           <w:sz w:val="16"/>
           <w:szCs w:val="16"/>
         </w:rPr>
-        <w:t>________________</w:t>
+        <w:t>▁126▁</w:t>
       </w:r>
       <w:r>
         <w:rPr>
@@ -9141,7 +9141,7 @@
           <w:sz w:val="16"/>
           <w:szCs w:val="16"/>
         </w:rPr>
-        <w:t>________________ 변경처분(2가지 종류</w:t>
+        <w:t>▁127▁ 변경처분(2가지 종류</w:t>
       </w:r>
       <w:r>
         <w:rPr>
@@ -9173,7 +9173,7 @@
           <w:sz w:val="16"/>
           <w:szCs w:val="16"/>
         </w:rPr>
-        <w:t xml:space="preserve"> ________ 제16조 제2항은 조합설립인가처분의 내용을 변경하는 ________처분을 할 때에는 조합설립인가처분과 동일한 요건과 절차를 거칠 것을 요구하고 있다. 그런데 조합설립인가처분과 동일한 요건과 절차가 요구되지 않는 구 도시 및 주거환경정비법 시행령 제27조 각 호에서 정하는 경미한 사항의 변경에 대하여 행정청이 조합설립의 변경인가라는 형식으로 처분을 하였다고 하더라도, 그 성질은 당초의 조합설립인가처분과는 별개로 위 조항에서 정한 경미한 사항의 </w:t>
+        <w:t xml:space="preserve"> 도시 및 주거환경정비법 제16조 제2항은 ▁128▁처분의 내용을 변경하는 변경인가처분을 할 때에는 조합설립인가처분과 동일한 요건과 절차를 거칠 것을 요구하고 있다. 그런데 조합설립인가처분과 동일한 요건과 절차가 요구되지 않는 구 도시 및 주거환경정비법 시행령 제27조 각 호에서 정하는 경미한 사항의 변경에 대하여 행정청이 조합설립의 변경인가라는 형식으로 처분을 하였다고 하더라도, 그 성질은 당초의 조합설립인가처분과는 별개로 위 조항에서 정한 경미한 사항의 </w:t>
       </w:r>
       <w:r>
         <w:rPr>
@@ -9229,7 +9229,7 @@
           <w:sz w:val="16"/>
           <w:szCs w:val="16"/>
         </w:rPr>
-        <w:t xml:space="preserve">주택재건축사업________이 새로 ________인가처분을 받는 것과 </w:t>
+        <w:t xml:space="preserve">주택재건축사업조합이 새로 ▁129▁처분을 받는 것과 </w:t>
       </w:r>
       <w:r>
         <w:rPr>
@@ -9319,7 +9319,7 @@
           <w:sz w:val="16"/>
           <w:szCs w:val="16"/>
         </w:rPr>
-        <w:t>) ________결의 하자를 다투는 소송형태</w:t>
+        <w:t>) ▁130▁설립결의 하자를 다투는 소송형태</w:t>
       </w:r>
     </w:p>
     <w:p>
@@ -9338,15 +9338,15 @@
           <w:sz w:val="16"/>
           <w:szCs w:val="16"/>
         </w:rPr>
-        <w:t xml:space="preserve">________을 위해서는 </w:t>
-      </w:r>
-      <w:r>
-        <w:rPr>
-          <w:rFonts w:hint="eastAsia"/>
-          <w:sz w:val="16"/>
-          <w:szCs w:val="16"/>
-        </w:rPr>
-        <w:t>________추진위원회 창립총회에서 조합설립결의를 하여야 한다. 그런데 이러한 조합설립결의에 하자가 있는 경우 이에 대한 불복수단이 문제된다.</w:t>
+        <w:t xml:space="preserve">▁131▁설립을 위해서는 </w:t>
+      </w:r>
+      <w:r>
+        <w:rPr>
+          <w:rFonts w:hint="eastAsia"/>
+          <w:sz w:val="16"/>
+          <w:szCs w:val="16"/>
+        </w:rPr>
+        <w:t>조합설립추진위원회 창립총회에서 조합설립결의를 하여야 한다. 그런데 이러한 조합설립결의에 하자가 있는 경우 이에 대한 불복수단이 문제된다.</w:t>
       </w:r>
     </w:p>
     <w:p>
@@ -9374,7 +9374,7 @@
           <w:sz w:val="16"/>
           <w:szCs w:val="16"/>
         </w:rPr>
-        <w:t>________________ 전</w:t>
+        <w:t>▁132▁ 전</w:t>
       </w:r>
       <w:r>
         <w:rPr>
@@ -9445,7 +9445,7 @@
           <w:sz w:val="16"/>
           <w:szCs w:val="16"/>
         </w:rPr>
-        <w:t xml:space="preserve"> ________________</w:t>
+        <w:t xml:space="preserve"> ▁133▁</w:t>
       </w:r>
       <w:r>
         <w:rPr>
@@ -9516,7 +9516,8 @@
           <w:sz w:val="16"/>
           <w:szCs w:val="16"/>
         </w:rPr>
-        <w:t>3. ________계획</w:t>
+        <w:lastRenderedPageBreak/>
+        <w:t>3. 관리처분계획</w:t>
       </w:r>
       <w:r>
         <w:rPr>
@@ -9532,7 +9533,7 @@
           <w:sz w:val="16"/>
           <w:szCs w:val="16"/>
         </w:rPr>
-        <w:t>________</w:t>
+        <w:t>▁134▁</w:t>
       </w:r>
     </w:p>
     <w:p>
@@ -9580,7 +9581,7 @@
                 <w:sz w:val="16"/>
                 <w:szCs w:val="16"/>
               </w:rPr>
-              <w:t>________안</w:t>
+              <w:t>▁153▁안</w:t>
             </w:r>
             <w:r>
               <w:rPr>
@@ -9596,7 +9597,7 @@
                 <w:sz w:val="16"/>
                 <w:szCs w:val="16"/>
               </w:rPr>
-              <w:t>________계획안</w:t>
+              <w:t>관리처분계획안</w:t>
             </w:r>
           </w:p>
           <w:p>
@@ -9612,7 +9613,7 @@
                 <w:sz w:val="16"/>
                 <w:szCs w:val="16"/>
               </w:rPr>
-              <w:t>________총회결의</w:t>
+              <w:t>▁154▁총회결의</w:t>
             </w:r>
           </w:p>
         </w:tc>
@@ -9633,7 +9634,7 @@
                 <w:sz w:val="16"/>
                 <w:szCs w:val="16"/>
               </w:rPr>
-              <w:t xml:space="preserve">________ 전에는 </w:t>
+              <w:t xml:space="preserve">▁155▁ 전에는 </w:t>
             </w:r>
             <w:r>
               <w:rPr>
@@ -9689,7 +9690,7 @@
                 <w:sz w:val="16"/>
                 <w:szCs w:val="16"/>
               </w:rPr>
-              <w:t>________</w:t>
+              <w:t>▁156▁</w:t>
             </w:r>
             <w:r>
               <w:rPr>
@@ -9705,7 +9706,7 @@
                 <w:sz w:val="16"/>
                 <w:szCs w:val="16"/>
               </w:rPr>
-              <w:t>________</w:t>
+              <w:t>관리처분계획인가</w:t>
             </w:r>
           </w:p>
         </w:tc>
@@ -9726,7 +9727,7 @@
                 <w:sz w:val="16"/>
                 <w:szCs w:val="16"/>
               </w:rPr>
-              <w:t>________는 보충행위에 불과하여 권리구제를 위한 보다 유효적절한 수단(=기본행위인 ________계획 자체를 다투는 방법) 있으므로 소의이익 부정</w:t>
+              <w:t>▁157▁는 보충행위에 불과하여 권리구제를 위한 보다 유효적절한 수단(=기본행위인 관리처분계획 자체를 다투는 방법) 있으므로 소의이익 부정</w:t>
             </w:r>
           </w:p>
         </w:tc>
@@ -9750,7 +9751,7 @@
                 <w:sz w:val="16"/>
                 <w:szCs w:val="16"/>
               </w:rPr>
-              <w:t>________</w:t>
+              <w:t>▁158▁</w:t>
             </w:r>
             <w:r>
               <w:rPr>
@@ -9766,7 +9767,7 @@
                 <w:sz w:val="16"/>
                 <w:szCs w:val="16"/>
               </w:rPr>
-              <w:t>________계획</w:t>
+              <w:t>관리처분계획</w:t>
             </w:r>
           </w:p>
         </w:tc>
@@ -9787,7 +9788,7 @@
                 <w:sz w:val="16"/>
                 <w:szCs w:val="16"/>
               </w:rPr>
-              <w:t>________에 의하여 ________계획 대외적 구속력 발생하면 관리처분계획을 다투면 되고, 처분의 사전적 절차요건에 불과한 총회결의 부분만을 따로 당사자소송으로 다툴 소의이익 X</w:t>
+              <w:t>▁159▁에 의하여 관리처분계획 대외적 구속력 발생하면 관리처분계획을 다투면 되고, 처분의 사전적 절차요건에 불과한 총회결의 부분만을 따로 당사자소송으로 다툴 소의이익 X</w:t>
             </w:r>
           </w:p>
         </w:tc>
@@ -9807,7 +9808,7 @@
           <w:sz w:val="16"/>
           <w:szCs w:val="16"/>
         </w:rPr>
-        <w:t>________은 ________을 위한 설계도면서, 각종 계획을 포괄하는 것으로서 토지이용계획, 설치계획, 이주대책 등을 포함한다.</w:t>
+        <w:t>사업시행계획은 ▁135▁을 위한 설계도면서, 각종 계획을 포괄하는 것으로서 토지이용계획, 설치계획, 이주대책 등을 포함한다.</w:t>
       </w:r>
       <w:r>
         <w:rPr>
@@ -9840,7 +9841,7 @@
           <w:sz w:val="16"/>
           <w:szCs w:val="16"/>
         </w:rPr>
-        <w:t xml:space="preserve">재개발/재건축________의 관리처분계획 및 ________의 수립은 공법행위에 해당하며 행정계획이다. 그에 대한 총회결의도 공법행위이다. </w:t>
+        <w:t xml:space="preserve">▁136▁/재건축조합의 관리처분계획 및 사업시행계획의 수립은 공법행위에 해당하며 행정계획이다. 그에 대한 총회결의도 공법행위이다. </w:t>
       </w:r>
       <w:r>
         <w:rPr>
@@ -9888,7 +9889,7 @@
           <w:sz w:val="16"/>
           <w:szCs w:val="16"/>
         </w:rPr>
-        <w:t xml:space="preserve">________계획/________에 하자가 있는 경우 </w:t>
+        <w:t xml:space="preserve">관리처분계획/▁137▁에 하자가 있는 경우 </w:t>
       </w:r>
       <w:r>
         <w:rPr>
@@ -9950,7 +9951,7 @@
           <w:sz w:val="16"/>
           <w:szCs w:val="16"/>
         </w:rPr>
-        <w:t>총회결의에 하자가 있는 경우, 인가 전에는 당사자 소송으로 그 하자를 다투어야 하며, 인가 후에는 ________(________계획)의 취소 또는 무효확인의 소를 제기하여야 한다.</w:t>
+        <w:t>총회결의에 하자가 있는 경우, 인가 전에는 당사자 소송으로 그 하자를 다투어야 하며, 인가 후에는 ▁138▁(관리처분계획)의 취소 또는 무효확인의 소를 제기하여야 한다.</w:t>
       </w:r>
     </w:p>
     <w:p>
@@ -9968,7 +9969,7 @@
           <w:sz w:val="16"/>
           <w:szCs w:val="16"/>
         </w:rPr>
-        <w:t>2) ________ 하자승계 부정</w:t>
+        <w:t>2) ▁139▁ 하자승계 부정</w:t>
       </w:r>
     </w:p>
     <w:p>
@@ -9987,7 +9988,7 @@
           <w:sz w:val="16"/>
           <w:szCs w:val="16"/>
         </w:rPr>
-        <w:t>________과 ________계획은 서로 독립하여 별개의 법적 효과를 발생시키는 것으로서</w:t>
+        <w:t>▁140▁과 관리처분계획은 서로 독립하여 별개의 법적 효과를 발생시키는 것으로서</w:t>
       </w:r>
       <w:r>
         <w:rPr>
@@ -10069,7 +10070,7 @@
           <w:sz w:val="16"/>
           <w:szCs w:val="16"/>
         </w:rPr>
-        <w:t>________</w:t>
+        <w:t>▁141▁</w:t>
       </w:r>
     </w:p>
     <w:p>
@@ -10092,7 +10093,7 @@
           <w:sz w:val="16"/>
           <w:szCs w:val="16"/>
         </w:rPr>
-        <w:t xml:space="preserve"> 등 소유자들이 그 사업을 위한 ________을 따로 설립하지 아니하고 직접 도시환경정비사업을 시행하고자 하는 경우에는 ________서에 정관 등과 그 밖에 국토해양부령이 정하는 서류를 첨부하여 시장·군수에게 제출하고 사업시행인가를 받아야 하고, 이러한 절차를 거쳐 사업시행인가를 받은 토지 등 소유자들은 관할 행정청의 감독 아래 정비구역 안에서 구 도시정비법상의 도시환경정비사업을 시행하는 목적 범위 내에서 법령이 정하는 바에 따라 일정한 행정작용을 행하는 행정주</w:t>
+        <w:t xml:space="preserve"> 등 소유자들이 그 사업을 위한 조합을 따로 설립하지 아니하고 직접 도시환경▁142▁을 시행하고자 하는 경우에는 사업시행계획서에 정관 등과 그 밖에 국토해양부령이 정하는 서류를 첨부하여 시장·군수에게 제출하고 사업시행인가를 받아야 하고, 이러한 절차를 거쳐 사업시행인가를 받은 토지 등 소유자들은 관할 행정청의 감독 아래 정비구역 안에서 구 도시정비법상의 도시환경정비사업을 시행하는 목적 범위 내에서 법령이 정하는 바에 따라 일정한 행정작용을 행하는 행정주</w:t>
       </w:r>
       <w:r>
         <w:rPr>
@@ -10130,7 +10131,7 @@
           <w:sz w:val="16"/>
           <w:szCs w:val="16"/>
         </w:rPr>
-        <w:t>사업시행인가처분은 단순히 ________에 대한 보충행위로서의 성질을 가지는 것이 아니라 구 도시정비법상 ________을 시행할 수 있는 권한을 가지는 행정주체로서의 지위를 부여하는 일종의 설권적 처분의 성격을 가진다.</w:t>
+        <w:t>사업시행인가처분은 단순히 사업시행계획에 대한 보충행위로서의 성질을 가지는 것이 아니라 구 도시정비법상 ▁143▁을 시행할 수 있는 권한을 가지는 행정주체로서의 지위를 부여하는 일종의 설권적 처분의 성격을 가진다.</w:t>
       </w:r>
       <w:r>
         <w:rPr>

--- a/word proj/사례_지자체, 공무원법, 토지보상법, 재개발 등_문제.docx
+++ b/word proj/사례_지자체, 공무원법, 토지보상법, 재개발 등_문제.docx
@@ -82,7 +82,7 @@
           <w:sz w:val="16"/>
           <w:szCs w:val="16"/>
         </w:rPr>
-        <w:t xml:space="preserve">지방자치법 제16조에 따르면, ▁①▁의 구역에 주소를 가진 자는 그 지방자치단체의 주민이 된다. </w:t>
+        <w:t xml:space="preserve">지방자치법 제16조에 따르면, ▁1▁의 구역에 주소를 가진 자는 그 지방자치단체의 주민이 된다. </w:t>
       </w:r>
       <w:r>
         <w:rPr>
@@ -224,7 +224,7 @@
           <w:sz w:val="16"/>
           <w:szCs w:val="16"/>
         </w:rPr>
-        <w:t xml:space="preserve"> ▁②▁의 조례를 제정하거나 개정하거나 폐지할 것을 청구할 수 있다.</w:t>
+        <w:t xml:space="preserve"> 지방자치단체의 조례를 제정하거나 개정하거나 ▁1▁할 것을 청구할 수 있다.</w:t>
       </w:r>
     </w:p>
     <w:p>
@@ -263,7 +263,7 @@
           <w:sz w:val="16"/>
           <w:szCs w:val="16"/>
         </w:rPr>
-        <w:t>지방▁③▁에</w:t>
+        <w:t>지방▁1▁에</w:t>
       </w:r>
       <w:r>
         <w:rPr>
@@ -309,14 +309,14 @@
           <w:sz w:val="16"/>
           <w:szCs w:val="16"/>
         </w:rPr>
-        <w:t>▁④▁의</w:t>
-      </w:r>
-      <w:r>
-        <w:rPr>
-          <w:sz w:val="16"/>
-          <w:szCs w:val="16"/>
-        </w:rPr>
-        <w:t xml:space="preserve"> 장은 주민 또는 지방의회 청구에 의하거나 직권에 의하여 주민투표를 실시할 수 있다.</w:t>
+        <w:t>지방자치단체의</w:t>
+      </w:r>
+      <w:r>
+        <w:rPr>
+          <w:sz w:val="16"/>
+          <w:szCs w:val="16"/>
+        </w:rPr>
+        <w:t xml:space="preserve"> 장은 주민 또는 지방▁1▁ 청구에 의하거나 직권에 의하여 주민투표를 실시할 수 있다.</w:t>
       </w:r>
     </w:p>
     <w:p>
@@ -389,7 +389,7 @@
           <w:sz w:val="16"/>
           <w:szCs w:val="16"/>
         </w:rPr>
-        <w:t>i) 행위 전부나 일부 ▁⑤▁할 것을 요구하는 소송, ii) 무효/</w:t>
+        <w:t>i) 행위 전부나 일부 ▁1▁할 것을 요구하는 소송, ii) 무효/</w:t>
       </w:r>
       <w:r>
         <w:rPr>
@@ -509,7 +509,7 @@
           <w:sz w:val="16"/>
           <w:szCs w:val="16"/>
         </w:rPr>
-        <w:t>주민이 연대서명하여 그 ▁⑥▁와 그 장의 권한에 속하는 사무의 처리가 법령</w:t>
+        <w:t>주민이 연대서명하여 그 지방자치단체와 그 장의 권한에 속하는 사무의 처리가 법령</w:t>
       </w:r>
       <w:r>
         <w:rPr>
@@ -625,7 +625,7 @@
           <w:sz w:val="16"/>
           <w:szCs w:val="16"/>
         </w:rPr>
-        <w:t>자치사무뿐 아니라 기관위임사무 포함되나, 일반적 사무 전반에 대한 감사청구는 불가하고 개별적 구체적 사무처리에 대하여 감사청구를 해야 한다.</w:t>
+        <w:t>▁1▁뿐 아니라 기관위임사무 포함되나, 일반적 사무 전반에 대한 감사청구는 불가하고 개별적 구체적 사무처리에 대하여 감사청구를 해야 한다.</w:t>
       </w:r>
     </w:p>
     <w:p>
@@ -689,7 +689,7 @@
           <w:sz w:val="16"/>
           <w:szCs w:val="16"/>
         </w:rPr>
-        <w:t>(공금지출, 재산의 취득관리처분</w:t>
+        <w:t>(공금지출, 재산의 취득▁1▁</w:t>
       </w:r>
       <w:r>
         <w:rPr>
@@ -728,7 +728,7 @@
           <w:sz w:val="16"/>
           <w:szCs w:val="16"/>
         </w:rPr>
-        <w:t>주민소송 제도는 주민이 ▁⑦▁의 위법한 재무회계행위의 방지 또는 시정을 구하거나 그로 인한 손해의 회복 청구를 요구할 수 있도록 함으로써 재무행정의 적법성, 건전하고 적정한 운영을 확보하려는 데 목적이 있다. 그러므로 주민소송은 원칙적으로 지방자치단체의 재무회계를 직접 목적으로 하는 행위에 대하여 제기할 수 있고, 지방자치법 제17조 제1항에서 주민소송의 대상으로 규정한 ‘재산의 취득·관리·처분에 관한 사항’, ‘해당 지방자치단체를 당사자로 하는 계약의 체결·이행에 관한 사항’ 등에 해당하는지 여부도 그 기준에 의하여 판단하여야 한다.</w:t>
+        <w:t>주민소송 제도는 주민이 지방자치단체의 위법한 재무회계행위의 방지 또는 시정을 구하거나 그로 인한 손해의 회복 청구를 요구할 수 있도록 함으로써 재무행정의 적법성, 건전하고 적정한 운영을 확보하려는 데 목적이 있다. 그러므로 주민소송은 원칙적으로 지방자치단체의 재무회계를 직접 목적으로 하는 행위에 대하여 제기할 수 있고, 지방자치법 제17조 제1항에서 주민소송의 대상으로 규정한 ‘재산의 취득·관리·처분에 관한 사항’, ‘해당 지방자치단체를 당사자로 하는 계약의 체결·이행에 관한 사항’ 등에 해당하는지 여부도 그 기준에 의하여 판단하여야 한다.</w:t>
       </w:r>
       <w:r>
         <w:rPr>
@@ -808,7 +808,7 @@
           <w:sz w:val="16"/>
           <w:szCs w:val="16"/>
         </w:rPr>
-        <w:t>주민소송에서 다툼의 대상이 된 처분의 위법성은 행정소송법상 항고소송에서와 마찬가지로 헌법, 법률, 그 하위의 법규명령, 법의 일반원칙 등 객관적 법질서를 구성하는 모든 법규범에 위반되는지 여부를 기준으로 판단하여야 하는 것이지, 해당 처분으로 ▁⑧▁의 재정에 손실이 발생하였는지만을 기준으로 판단할 것은 아니다.</w:t>
+        <w:t>주민소송에서 다툼의 대상이 된 처분의 위법성은 ▁1▁법상 항고소송에서와 마찬가지로 헌법, 법률, 그 하위의 법규명령, 법의 일반원칙 등 객관적 법질서를 구성하는 모든 법규범에 위반되는지 여부를 기준으로 판단하여야 하는 것이지, 해당 처분으로 지방자치단체의 재정에 손실이 발생하였는지만을 기준으로 판단할 것은 아니다.</w:t>
       </w:r>
     </w:p>
     <w:p>
@@ -916,7 +916,7 @@
           <w:sz w:val="16"/>
           <w:szCs w:val="16"/>
         </w:rPr>
-        <w:t xml:space="preserve">▁⑨▁는 </w:t>
+        <w:t xml:space="preserve">▁1▁는 </w:t>
       </w:r>
       <w:r>
         <w:rPr>
@@ -1198,7 +1198,7 @@
           <w:sz w:val="16"/>
           <w:szCs w:val="16"/>
         </w:rPr>
-        <w:t>▁⑩▁의 경우 조례</w:t>
+        <w:t>▁1▁의 경우 조례</w:t>
       </w:r>
       <w:r>
         <w:rPr>
@@ -1230,7 +1230,7 @@
           <w:sz w:val="16"/>
           <w:szCs w:val="16"/>
         </w:rPr>
-        <w:t xml:space="preserve">반면, 기관위임사무의 경우 지방자치조례에 의하여 이를 하급행정기관에 재위임할 수 없고, 위임기관 장의 승인을 받은 후 ▁⑪▁의 장이 제정한 </w:t>
+        <w:t xml:space="preserve">반면, 기관▁1▁의 경우 지방자치조례에 의하여 이를 하급행정기관에 재위임할 수 없고, 위임기관 장의 승인을 받은 후 지방자치단체의 장이 제정한 </w:t>
       </w:r>
       <w:r>
         <w:rPr>
@@ -1428,7 +1428,7 @@
                 <w:sz w:val="16"/>
                 <w:szCs w:val="16"/>
               </w:rPr>
-              <w:t>▁144▁</w:t>
+              <w:t>▁1▁</w:t>
             </w:r>
           </w:p>
         </w:tc>
@@ -1515,39 +1515,39 @@
           <w:sz w:val="16"/>
           <w:szCs w:val="16"/>
         </w:rPr>
-        <w:t>제28조(조례) ① ▁⑫▁는 법령의 범위에서 그 사무에 관하여 조례를 제정할 수 있다. 다만, 주민의 권리 제한 또는 의무 부과에 관한 사항이나 벌칙을 정할 때에는 법률의 위임이 있어야 한다.</w:t>
-      </w:r>
-    </w:p>
-    <w:p>
-      <w:pPr>
-        <w:rPr>
-          <w:sz w:val="16"/>
-          <w:szCs w:val="16"/>
-        </w:rPr>
-      </w:pPr>
-      <w:r>
-        <w:rPr>
-          <w:rFonts w:hint="eastAsia"/>
-          <w:sz w:val="16"/>
-          <w:szCs w:val="16"/>
-        </w:rPr>
-        <w:t>이에 따르면 조례재정대상은 ▁⑬▁와 단체위임사무에 한정되며, 기관위임사무는 원칙적으로 조례제정대상이 아니다.</w:t>
-      </w:r>
-    </w:p>
-    <w:p>
-      <w:pPr>
-        <w:rPr>
-          <w:sz w:val="16"/>
-          <w:szCs w:val="16"/>
-        </w:rPr>
-      </w:pPr>
-      <w:r>
-        <w:rPr>
-          <w:rFonts w:hint="eastAsia"/>
-          <w:sz w:val="16"/>
-          <w:szCs w:val="16"/>
-        </w:rPr>
-        <w:t>▁⑭▁와 기관위임사무의 구분 관련, 판례는 법령의 규정형식과 취지를 우선 고려하여야 하지만, 그 외에도 사무 성질이 전국적으로 통일적 처리가 요구되는 사무인지 여부나 비용부담자, 최종적 책임주체를 아울러 고려하여야 한다.</w:t>
+        <w:t>제28조(조례) ① ▁1▁는 법령의 범위에서 그 사무에 관하여 조례를 제정할 수 있다. 다만, 주민의 권리 제한 또는 의무 부과에 관한 사항이나 벌칙을 정할 때에는 법률의 위임이 있어야 한다.</w:t>
+      </w:r>
+    </w:p>
+    <w:p>
+      <w:pPr>
+        <w:rPr>
+          <w:sz w:val="16"/>
+          <w:szCs w:val="16"/>
+        </w:rPr>
+      </w:pPr>
+      <w:r>
+        <w:rPr>
+          <w:rFonts w:hint="eastAsia"/>
+          <w:sz w:val="16"/>
+          <w:szCs w:val="16"/>
+        </w:rPr>
+        <w:t>이에 따르면 조례재정대상은 ▁1▁와 단체위임사무에 한정되며, 기관위임사무는 원칙적으로 조례제정대상이 아니다.</w:t>
+      </w:r>
+    </w:p>
+    <w:p>
+      <w:pPr>
+        <w:rPr>
+          <w:sz w:val="16"/>
+          <w:szCs w:val="16"/>
+        </w:rPr>
+      </w:pPr>
+      <w:r>
+        <w:rPr>
+          <w:rFonts w:hint="eastAsia"/>
+          <w:sz w:val="16"/>
+          <w:szCs w:val="16"/>
+        </w:rPr>
+        <w:t>▁1▁와 기관위임사무의 구분 관련, 판례는 법령의 규정형식과 취지를 우선 고려하여야 하지만, 그 외에도 사무 성질이 전국적으로 통일적 처리가 요구되는 사무인지 여부나 비용부담자, 최종적 책임주체를 아울러 고려하여야 한다.</w:t>
       </w:r>
     </w:p>
     <w:p>
@@ -1719,15 +1719,15 @@
           <w:sz w:val="16"/>
           <w:szCs w:val="16"/>
         </w:rPr>
-        <w:t>①▁⑮▁는 법령의 범위안에서 자치에 관한 규정을 제정할 수 있다.</w:t>
-      </w:r>
-      <w:r>
-        <w:rPr>
-          <w:rFonts w:hint="eastAsia"/>
-          <w:sz w:val="16"/>
-          <w:szCs w:val="16"/>
-        </w:rPr>
-        <w:t xml:space="preserve"> 이에 따라 자치사무에 관한 조례는 원칙적으로 법률 위임을 요하지 않는다. 그런데 지방자치법 제28조 단서는 권리제한 또는 의무부과에 관한 사항은 법률 위임을 요하므로, 위 단서조항의 위임여부가 문제된다. </w:t>
+        <w:t>①지방자치단체는 법령의 범위안에서 자치에 관한 규정을 제정할 수 있다.</w:t>
+      </w:r>
+      <w:r>
+        <w:rPr>
+          <w:rFonts w:hint="eastAsia"/>
+          <w:sz w:val="16"/>
+          <w:szCs w:val="16"/>
+        </w:rPr>
+        <w:t xml:space="preserve"> 이에 따라 ▁1▁에 관한 조례는 원칙적으로 법률 위임을 요하지 않는다. 그런데 지방자치법 제28조 단서는 권리제한 또는 의무부과에 관한 사항은 법률 위임을 요하므로, 위 단서조항의 위임여부가 문제된다. </w:t>
       </w:r>
     </w:p>
     <w:p>
@@ -1769,7 +1769,7 @@
           <w:sz w:val="16"/>
           <w:szCs w:val="16"/>
         </w:rPr>
-        <w:t>이라고 본다. 다만, 지방▁⑯▁ 자치성 고려하여 법률의 구체적 위임을 요하는 것이 아니라 포</w:t>
+        <w:t>이라고 본다. 다만, 지방▁1▁ 자치성 고려하여 법률의 구체적 위임을 요하는 것이 아니라 포</w:t>
       </w:r>
       <w:r>
         <w:rPr>
@@ -2431,7 +2431,7 @@
           <w:sz w:val="16"/>
           <w:szCs w:val="16"/>
         </w:rPr>
-        <w:t>▁⑰▁의 집행기관과 지방의회의 고유권한에 관하여는 조례로 이를 침해할 수 없고,</w:t>
+        <w:t>지방자치단체의 집행기관과 지방▁1▁의 고유권한에 관하여는 조례로 이를 침해할 수 없고,</w:t>
       </w:r>
       <w:r>
         <w:rPr>
@@ -2558,7 +2558,7 @@
                 <w:sz w:val="16"/>
                 <w:szCs w:val="16"/>
               </w:rPr>
-              <w:t xml:space="preserve"> ▁145▁의 집행기관 사무집행에 관한 감시통제기능은 지방의회 고유권한이므로, 이를 제한하거나 특정 행정기관에 일임하는 내용의 조례제정은 지방의회 권한을 스스로 저버리는 것으로서 지방자치법령에 위반되어 무효</w:t>
+              <w:t xml:space="preserve"> 지방자치단체의 집행기관 사무집행에 관한 감시통제기능은 지방▁1▁ 고유권한이므로, 이를 제한하거나 특정 행정기관에 일임하는 내용의 조례제정은 지방의회 권한을 스스로 저버리는 것으로서 지방자치법령에 위반되어 무효</w:t>
             </w:r>
           </w:p>
           <w:p>
@@ -2582,7 +2582,7 @@
                 <w:sz w:val="16"/>
                 <w:szCs w:val="16"/>
               </w:rPr>
-              <w:t>지방의회가 ▁146▁의 집행기관 사무집행에 시정을 요구하는 외 관계자 문책까지 요구할 수 있도록 조례</w:t>
+              <w:t>지방▁1▁가 지방자치단체의 집행기관 사무집행에 시정을 요구하는 외 관계자 문책까지 요구할 수 있도록 조례</w:t>
             </w:r>
             <w:r>
               <w:rPr>
@@ -2624,7 +2624,7 @@
                 <w:sz w:val="16"/>
                 <w:szCs w:val="16"/>
               </w:rPr>
-              <w:t>∨ 합의제행정기관 설치에 관한 조례는 ▁147▁의 장의 고유권한인 합의제 행정기관 설치권한 적극개입으로서 관련 법령에 위반되어 허용되지 않는다. (지자체장이 그 설치를 위한 조례안의 제안권을 가진다.)</w:t>
+              <w:t>∨ 합의제행정기관 설치에 관한 조례는 ▁1▁의 장의 고유권한인 합의제 행정기관 설치권한 적극개입으로서 관련 법령에 위반되어 허용되지 않는다. (지자체장이 그 설치를 위한 조례안의 제안권을 가진다.)</w:t>
             </w:r>
           </w:p>
         </w:tc>
@@ -2646,7 +2646,7 @@
                 <w:sz w:val="16"/>
                 <w:szCs w:val="16"/>
               </w:rPr>
-              <w:t>∨ ▁148▁ 사무의 민간위탁에 관하여 지방의회 사전동의 받도록 정한 것</w:t>
+              <w:t>∨ 지방자치단체 사무의 민간위탁에 관하여 지방▁1▁ 사전동의 받도록 정한 것</w:t>
             </w:r>
           </w:p>
           <w:p>
@@ -2662,7 +2662,7 @@
                 <w:sz w:val="16"/>
                 <w:szCs w:val="16"/>
               </w:rPr>
-              <w:t>∨ 옴부즈맨 위촉해촉 시 지방▁149▁ 동의를 얻도록 규정한 것</w:t>
+              <w:t>∨ 옴부즈맨 위촉해촉 시 지방▁1▁ 동의를 얻도록 규정한 것</w:t>
             </w:r>
             <w:r>
               <w:rPr>
@@ -2729,7 +2729,7 @@
           <w:sz w:val="16"/>
           <w:szCs w:val="16"/>
         </w:rPr>
-        <w:t>원칙적으로 지방의회는 ▁⑱▁에 대하여만 조례제정권 가지나, 기관위임사무의 경우에도 상위법령 위임이 있는 경우 조례로 정할 수 있다.</w:t>
+        <w:t>원칙적으로 지방의회는 ▁1▁에 대하여만 조례제정권 가지나, 기관위임사무의 경우에도 상위법령 위임이 있는 경우 조례로 정할 수 있다.</w:t>
       </w:r>
       <w:r>
         <w:rPr>
@@ -2755,7 +2755,7 @@
           <w:sz w:val="16"/>
           <w:szCs w:val="16"/>
         </w:rPr>
-        <w:t xml:space="preserve">판례는 기관▁⑲▁에 있어 그에 관한 개별 법령에서 일정사항을 조례로 정하도록 위임한 경우 위임조례 정할 수 있고, 이 때 그 내용은 </w:t>
+        <w:t xml:space="preserve">판례는 기관▁1▁에 있어 그에 관한 개별 법령에서 일정사항을 조례로 정하도록 위임한 경우 위임조례 정할 수 있고, 이 때 그 내용은 </w:t>
       </w:r>
       <w:r>
         <w:rPr>
@@ -2859,15 +2859,15 @@
           <w:sz w:val="16"/>
           <w:szCs w:val="16"/>
         </w:rPr>
-        <w:t xml:space="preserve">(비교) 기관위임사무 재위임의 경우 </w:t>
-      </w:r>
-      <w:r>
-        <w:rPr>
-          <w:rFonts w:hint="eastAsia"/>
-          <w:sz w:val="16"/>
-          <w:szCs w:val="16"/>
-        </w:rPr>
-        <w:t xml:space="preserve">위임기관 장의 승인을 받은 후 ▁⑳▁의 장이 제정한 </w:t>
+        <w:t xml:space="preserve">(비교) 기관▁1▁ 재위임의 경우 </w:t>
+      </w:r>
+      <w:r>
+        <w:rPr>
+          <w:rFonts w:hint="eastAsia"/>
+          <w:sz w:val="16"/>
+          <w:szCs w:val="16"/>
+        </w:rPr>
+        <w:t xml:space="preserve">위임기관 장의 승인을 받은 후 지방자치단체의 장이 제정한 </w:t>
       </w:r>
       <w:r>
         <w:rPr>
@@ -3009,7 +3009,7 @@
           <w:sz w:val="16"/>
           <w:szCs w:val="16"/>
         </w:rPr>
-        <w:t>조례는 ▁21▁가 법령의 범위 안에서 그 권한에 속하는 사무에 관하여 지방의회의 의결로서 제정하는 자치법규로서(지방자치법 28조), 보통은 일반적·추상적인 법규의 성질을 가지므로 항고소송의 대상이 되지 않</w:t>
+        <w:t>조례는 지방자치단체가 법령의 범위 안에서 그 권한에 속하는 사무에 관하여 지방▁1▁의 의결로서 제정하는 자치법규로서(지방자치법 28조), 보통은 일반적·추상적인 법규의 성질을 가지므로 항고소송의 대상이 되지 않</w:t>
       </w:r>
       <w:r>
         <w:rPr>
@@ -3239,7 +3239,7 @@
           <w:sz w:val="16"/>
           <w:szCs w:val="16"/>
         </w:rPr>
-        <w:t xml:space="preserve"> 피고는 지방▁22▁이다. 제192조 8</w:t>
+        <w:t xml:space="preserve"> 피고는 지방▁1▁이다. 제192조 8</w:t>
       </w:r>
       <w:r>
         <w:rPr>
@@ -3447,7 +3447,7 @@
           <w:sz w:val="16"/>
           <w:szCs w:val="16"/>
         </w:rPr>
-        <w:t xml:space="preserve">③ ▁23▁의 장은 이송받은 조례안에 대하여 이의가 있으면 제2항의 기간에 이유를 붙여 지방의회로 환부하고, </w:t>
+        <w:t xml:space="preserve">③ 지방자치단체의 장은 이송받은 조례안에 대하여 이의가 있으면 제2항의 기간에 이유를 붙여 지방▁1▁로 환부하고, </w:t>
       </w:r>
       <w:r>
         <w:rPr>
@@ -3564,7 +3564,7 @@
                 <w:sz w:val="16"/>
                 <w:szCs w:val="16"/>
               </w:rPr>
-              <w:t xml:space="preserve">지방▁150▁가 지자체장의 재의요구에도 불구하고 동일한 내용의 재의결을 한 경우, 그것이 </w:t>
+              <w:t xml:space="preserve">지방▁1▁가 지자체장의 재의요구에도 불구하고 동일한 내용의 재의결을 한 경우, 그것이 </w:t>
             </w:r>
             <w:r>
               <w:rPr>
@@ -3684,7 +3684,7 @@
                 <w:sz w:val="16"/>
                 <w:szCs w:val="16"/>
               </w:rPr>
-              <w:t xml:space="preserve"> 따라 지자체장이 재의요구하였음에도 불구하고 지방▁151▁가 동일한 내용의 재의결을 한 경우, 지자체장</w:t>
+              <w:t xml:space="preserve"> 따라 지자체장이 재의요구하였음에도 불구하고 지방▁1▁가 동일한 내용의 재의결을 한 경우, 지자체장</w:t>
             </w:r>
             <w:r>
               <w:rPr>
@@ -3729,7 +3729,7 @@
           <w:sz w:val="16"/>
           <w:szCs w:val="16"/>
         </w:rPr>
-        <w:t xml:space="preserve">시도▁24▁ 감독청 : </w:t>
+        <w:t xml:space="preserve">시도▁1▁ 감독청 : </w:t>
       </w:r>
       <w:r>
         <w:rPr>
@@ -3761,7 +3761,7 @@
           <w:sz w:val="16"/>
           <w:szCs w:val="16"/>
         </w:rPr>
-        <w:t>구/군▁25▁ 감독청 : 1차 시도지사, 2차 장관</w:t>
+        <w:t>구/군▁1▁ 감독청 : 1차 시도지사, 2차 장관</w:t>
       </w:r>
       <w:r>
         <w:rPr>
@@ -3808,7 +3808,7 @@
           <w:sz w:val="16"/>
           <w:szCs w:val="16"/>
         </w:rPr>
-        <w:t xml:space="preserve">192조(지방의회 의결의 재의와 제소) ① 지방의회의 의결이 </w:t>
+        <w:t xml:space="preserve">192조(지방▁1▁ 의결의 재의와 제소) ① 지방의회의 의결이 </w:t>
       </w:r>
       <w:r>
         <w:rPr>
@@ -3842,7 +3842,7 @@
           <w:sz w:val="16"/>
           <w:szCs w:val="16"/>
         </w:rPr>
-        <w:t>고 판단되면 시ㆍ도에 대해서는 주무부장관이, 시ㆍ군 및 자치구에 대해서는 시ㆍ도지사가 해당 ▁26▁의 장에게 재의를 요구하게 할 수 있</w:t>
+        <w:t>고 판단되면 시ㆍ도에 대해서는 주무부장관이, 시ㆍ군 및 자치구에 대해서는 시ㆍ도지사가 해당 지방자치단체의 장에게 재의를 요구하게 할 수 있</w:t>
       </w:r>
       <w:r>
         <w:rPr>
@@ -3989,7 +3989,7 @@
                 <w:sz w:val="16"/>
                 <w:szCs w:val="16"/>
               </w:rPr>
-              <w:t xml:space="preserve">지방▁152▁가 지자체장의 재의요구에도 불구하고 동일한 내용의 재의결을 한 경우, </w:t>
+              <w:t xml:space="preserve">지방▁1▁가 지자체장의 재의요구에도 불구하고 동일한 내용의 재의결을 한 경우, </w:t>
             </w:r>
             <w:r>
               <w:rPr>
@@ -4136,7 +4136,7 @@
           <w:sz w:val="16"/>
           <w:szCs w:val="16"/>
         </w:rPr>
-        <w:t>▁27▁</w:t>
+        <w:t>▁1▁</w:t>
       </w:r>
       <w:r>
         <w:rPr>
@@ -4250,7 +4250,7 @@
           <w:sz w:val="16"/>
           <w:szCs w:val="16"/>
         </w:rPr>
-        <w:t xml:space="preserve">▁28▁에 대한 통제 : </w:t>
+        <w:t xml:space="preserve">▁1▁에 대한 통제 : </w:t>
       </w:r>
       <w:r>
         <w:rPr>
@@ -4292,7 +4292,7 @@
           <w:sz w:val="16"/>
           <w:szCs w:val="16"/>
         </w:rPr>
-        <w:t>▁29▁에 대한 통제수단</w:t>
+        <w:t>▁1▁에 대한 통제수단</w:t>
       </w:r>
       <w:r>
         <w:rPr>
@@ -4324,7 +4324,7 @@
           <w:sz w:val="16"/>
           <w:szCs w:val="16"/>
         </w:rPr>
-        <w:t>: 지자체장이 ▁30▁로서 행한 명령, 처분</w:t>
+        <w:t>: 지자체장이 ▁1▁로서 행한 명령, 처분</w:t>
       </w:r>
       <w:r>
         <w:rPr>
@@ -4430,7 +4430,7 @@
           <w:sz w:val="16"/>
           <w:szCs w:val="16"/>
         </w:rPr>
-        <w:t xml:space="preserve">지방자치법 제185조에 따라 감독청의 지도감독을 받으므로, 당연히 시정명령 및 취소정지가 가능하다. 제188조는 지방자치의 독자성을 견제하되, 부당한 통제에 대한 지자체 불복을 규정한 점 등을 고려 ▁31▁에 관한 통제수단을 규정한 것으로 봄이 타당하므로, 기관위임사무는 포함되지 않는다. </w:t>
+        <w:t xml:space="preserve">지방자치법 제185조에 따라 감독청의 지도감독을 받으므로, 당연히 시정명령 및 취소정지가 가능하다. 제188조는 지방자치의 독자성을 견제하되, 부당한 통제에 대한 지자체 불복을 규정한 점 등을 고려 ▁1▁에 관한 통제수단을 규정한 것으로 봄이 타당하므로, 기관위임사무는 포함되지 않는다. </w:t>
       </w:r>
     </w:p>
     <w:p>
@@ -4477,7 +4477,7 @@
           <w:sz w:val="16"/>
           <w:szCs w:val="16"/>
         </w:rPr>
-        <w:t xml:space="preserve">▁32▁의 사무에 관한 지방자치단체의 장의 </w:t>
+        <w:t xml:space="preserve">▁1▁의 사무에 관한 지방자치단체의 장의 </w:t>
       </w:r>
       <w:r>
         <w:rPr>
@@ -4739,7 +4739,7 @@
           <w:sz w:val="16"/>
           <w:szCs w:val="16"/>
         </w:rPr>
-        <w:t xml:space="preserve">기관▁33▁에 대한 통제 </w:t>
+        <w:t xml:space="preserve">기관▁1▁에 대한 통제 </w:t>
       </w:r>
     </w:p>
     <w:p>
@@ -4786,7 +4786,7 @@
           <w:sz w:val="16"/>
           <w:szCs w:val="16"/>
         </w:rPr>
-        <w:t>▁34▁장이 위임받아 처리하는 국가사무에 관하여 주무부장관, 시ㆍ도지사의 지도ㆍ감독을 받는다</w:t>
+        <w:t>지방자치단체장이 위임받아 처리하는 국가사무에 관하여 주무부장관, 시ㆍ도지사의 지도ㆍ감독을 받는다</w:t>
       </w:r>
       <w:r>
         <w:rPr>
@@ -4809,7 +4809,7 @@
           <w:sz w:val="16"/>
           <w:szCs w:val="16"/>
         </w:rPr>
-        <w:t xml:space="preserve"> 따라서 기관위임사무를 위한 지자체장의 명령규칙 통제를 위하여 감독청은 시정명령을 </w:t>
+        <w:t xml:space="preserve"> 따라서 기관▁1▁를 위한 지자체장의 명령규칙 통제를 위하여 감독청은 시정명령을 </w:t>
       </w:r>
       <w:r>
         <w:rPr>
@@ -4888,7 +4888,7 @@
           <w:sz w:val="16"/>
           <w:szCs w:val="16"/>
         </w:rPr>
-        <w:t xml:space="preserve">▁35▁의 장이 위임사무의 관리와 집행을 </w:t>
+        <w:t xml:space="preserve">지방자치단체의 장이 ▁1▁의 관리와 집행을 </w:t>
       </w:r>
       <w:r>
         <w:rPr>
@@ -4935,7 +4935,7 @@
           <w:sz w:val="16"/>
           <w:szCs w:val="16"/>
         </w:rPr>
-        <w:t>직무이행명령은 기관위임사무에 대한 통제수단이나, 예외적으로 제165조 분쟁조정절차에 따라 분쟁조정결정이 있음에도 불구하고 이를 성실히 이행하지 않는 지자체에 대하여 직무이행명령을 할 수 있다. 이 경우 ▁36▁에 대한 직무이행명령이 이루어진다.</w:t>
+        <w:t>직무이행명령은 기관위임사무에 대한 통제수단이나, 예외적으로 제165조 분쟁조정절차에 따라 분쟁조정결정이 있음에도 불구하고 이를 성실히 이행하지 않는 지자체에 대하여 직무이행명령을 할 수 있다. 이 경우 ▁1▁에 대한 직무이행명령이 이루어진다.</w:t>
       </w:r>
     </w:p>
     <w:p>
@@ -5017,7 +5017,7 @@
           <w:sz w:val="16"/>
           <w:szCs w:val="16"/>
         </w:rPr>
-        <w:t>▁37▁ 상호 간 또는 지방자치단체의 장 상호 간에 사무를 처리할 때 의견이 달라 다툼(이하 “분쟁”이라 한다)이 생기면 다른 법률에 특별한 규정이 없으면 행정안전부장관이나 시ㆍ도지사가 당사자의 신청을 받아 조정할 수 있다. 다만, 그 분쟁이 공익을 현저히 해쳐 조속한 조정이 필요하다고 인정되면 당사자의 신청이 없어도 직권으로 조정할 수 있다</w:t>
+        <w:t>▁1▁ 상호 간 또는 지방자치단체의 장 상호 간에 사무를 처리할 때 의견이 달라 다툼(이하 “분쟁”이라 한다)이 생기면 다른 법률에 특별한 규정이 없으면 행정안전부장관이나 시ㆍ도지사가 당사자의 신청을 받아 조정할 수 있다. 다만, 그 분쟁이 공익을 현저히 해쳐 조속한 조정이 필요하다고 인정되면 당사자의 신청이 없어도 직권으로 조정할 수 있다</w:t>
       </w:r>
       <w:r>
         <w:rPr>
@@ -5147,7 +5147,7 @@
           <w:sz w:val="16"/>
           <w:szCs w:val="16"/>
         </w:rPr>
-        <w:t xml:space="preserve">공무원 임명은 특정인에게 공무원 신분을 부여하는 공법행위이다. 판례는 계약직 공무원 임명의 경우 공법상계약으로 보나, 일반 공무원 ▁38▁은 처분으로 본다. </w:t>
+        <w:t xml:space="preserve">공무원 임명은 특정인에게 공무원 신분을 부여하는 공법행위이다. 판례는 계약직 공무원 임명의 경우 공법상계약으로 보나, 일반 공무원 ▁1▁은 처분으로 본다. </w:t>
       </w:r>
       <w:r>
         <w:rPr>
@@ -5171,7 +5171,7 @@
           <w:sz w:val="16"/>
           <w:szCs w:val="16"/>
         </w:rPr>
-        <w:t>국가공무원법은 신규채용 시 시보기간을 규정하며, 시보기간 내 근무성적이 나쁘거나 자질이 부족한 경우 면직할 수 있으므로 시보▁39▁은 조건부채용이다. 시보임용 시 결격사유가 있었으나, 정규임용 시 결격사유가 해제된 경우, 정규임용취소할 수 있는지 문제되나, 판례는 시보임용이 무효이고, 그에 따라 시보근무경력이 없으므로 정규임용은 자격요건 결여되어 위법하다고 본다.</w:t>
+        <w:t>국가공무원법은 신규채용 시 시보기간을 규정하며, 시보기간 내 근무성적이 나쁘거나 자질이 부족한 경우 면직할 수 있으므로 시보▁1▁은 조건부채용이다. 시보임용 시 결격사유가 있었으나, 정규임용 시 결격사유가 해제된 경우, 정규임용취소할 수 있는지 문제되나, 판례는 시보임용이 무효이고, 그에 따라 시보근무경력이 없으므로 정규임용은 자격요건 결여되어 위법하다고 본다.</w:t>
       </w:r>
     </w:p>
     <w:p>
@@ -5197,7 +5197,7 @@
           <w:sz w:val="16"/>
           <w:szCs w:val="16"/>
         </w:rPr>
-        <w:t>) 결격사유있는 공무원 ▁40▁의 효력</w:t>
+        <w:t>) 결격사유있는 공무원 ▁1▁의 효력</w:t>
       </w:r>
     </w:p>
     <w:p>
@@ -5269,23 +5269,23 @@
           <w:sz w:val="16"/>
           <w:szCs w:val="16"/>
         </w:rPr>
-        <w:t>▁41▁결격사유가 있는 자가 연금법상 퇴직연금/퇴직금을 청구할 수 있는지 문제된다.</w:t>
-      </w:r>
-    </w:p>
-    <w:p>
-      <w:pPr>
-        <w:rPr>
-          <w:sz w:val="16"/>
-          <w:szCs w:val="16"/>
-        </w:rPr>
-      </w:pPr>
-      <w:r>
-        <w:rPr>
-          <w:rFonts w:hint="eastAsia"/>
-          <w:sz w:val="16"/>
-          <w:szCs w:val="16"/>
-        </w:rPr>
-        <w:t xml:space="preserve">판례는 공무원 ▁42▁이 무효인 이상, 공무원 신분을 가진 적 없으므로 공무원 연급법상 퇴직연금을 구할 수 없다고 본다.다만, 스스로 적립한 기여액과 법률 소정의 퇴직금에 해당하는 부분은 국가가 부당이득한 것이므로 (민사소송으로) 반환청구할 수 있다고 본다. </w:t>
+        <w:t>▁1▁결격사유가 있는 자가 연금법상 퇴직연금/퇴직금을 청구할 수 있는지 문제된다.</w:t>
+      </w:r>
+    </w:p>
+    <w:p>
+      <w:pPr>
+        <w:rPr>
+          <w:sz w:val="16"/>
+          <w:szCs w:val="16"/>
+        </w:rPr>
+      </w:pPr>
+      <w:r>
+        <w:rPr>
+          <w:rFonts w:hint="eastAsia"/>
+          <w:sz w:val="16"/>
+          <w:szCs w:val="16"/>
+        </w:rPr>
+        <w:t xml:space="preserve">판례는 공무원 ▁1▁이 무효인 이상, 공무원 신분을 가진 적 없으므로 공무원 연급법상 퇴직연금을 구할 수 없다고 본다.다만, 스스로 적립한 기여액과 법률 소정의 퇴직금에 해당하는 부분은 국가가 부당이득한 것이므로 (민사소송으로) 반환청구할 수 있다고 본다. </w:t>
       </w:r>
     </w:p>
     <w:p>
@@ -5383,23 +5383,23 @@
           <w:sz w:val="16"/>
           <w:szCs w:val="16"/>
         </w:rPr>
-        <w:t>3. ▁43▁ 복종의무</w:t>
-      </w:r>
-    </w:p>
-    <w:p>
-      <w:pPr>
-        <w:rPr>
-          <w:sz w:val="16"/>
-          <w:szCs w:val="16"/>
-        </w:rPr>
-      </w:pPr>
-      <w:r>
-        <w:rPr>
-          <w:rFonts w:hint="eastAsia"/>
-          <w:sz w:val="16"/>
-          <w:szCs w:val="16"/>
-        </w:rPr>
-        <w:t xml:space="preserve">공무원은 ▁44▁(상관이 직무에 관하여 발한 것으로서 법령에 위배되지 않을 것)에 복종할 의무를 진다. </w:t>
+        <w:t>3. ▁1▁ 복종의무</w:t>
+      </w:r>
+    </w:p>
+    <w:p>
+      <w:pPr>
+        <w:rPr>
+          <w:sz w:val="16"/>
+          <w:szCs w:val="16"/>
+        </w:rPr>
+      </w:pPr>
+      <w:r>
+        <w:rPr>
+          <w:rFonts w:hint="eastAsia"/>
+          <w:sz w:val="16"/>
+          <w:szCs w:val="16"/>
+        </w:rPr>
+        <w:t xml:space="preserve">공무원은 ▁1▁(상관이 직무에 관하여 발한 것으로서 법령에 위배되지 않을 것)에 복종할 의무를 진다. </w:t>
       </w:r>
     </w:p>
     <w:p>
@@ -5447,7 +5447,7 @@
           <w:sz w:val="16"/>
           <w:szCs w:val="16"/>
         </w:rPr>
-        <w:t>(판례 : ▁45▁ 복종의무 위반 자체 불인정) 검찰청장이 검사에게 참고인 조사 출석명령을 내린 경우, 이는 직무에 관한 명령이 아니므로 직무명령 복종의무 위반이 인정되지 아니하여 그 부분 처분사유는 부존재한다.</w:t>
+        <w:t>(판례 : ▁1▁ 복종의무 위반 자체 불인정) 검찰청장이 검사에게 참고인 조사 출석명령을 내린 경우, 이는 직무에 관한 명령이 아니므로 직무명령 복종의무 위반이 인정되지 아니하여 그 부분 처분사유는 부존재한다.</w:t>
       </w:r>
     </w:p>
     <w:p>
@@ -5492,7 +5492,7 @@
           <w:sz w:val="16"/>
           <w:szCs w:val="16"/>
         </w:rPr>
-        <w:t>(전출명령 = ▁46▁이기는 한데, 당사자 동의가 없어 취소사유 있는 전출명령)</w:t>
+        <w:t>(전출명령 = ▁1▁이기는 한데, 당사자 동의가 없어 취소사유 있는 전출명령)</w:t>
       </w:r>
       <w:r>
         <w:rPr>
@@ -5623,7 +5623,7 @@
           <w:sz w:val="16"/>
           <w:szCs w:val="16"/>
         </w:rPr>
-        <w:t xml:space="preserve"> 감독권 행사를 행정규칙에 근거해서도 할 수 있고, 그러한 행정규칙 형식의 감독권을 위배한 자를 ▁47▁할 수 있다. </w:t>
+        <w:t xml:space="preserve"> 감독권 행사를 행정규칙에 근거해서도 할 수 있고, 그러한 행정규칙 형식의 감독권을 위배한 자를 ▁1▁할 수 있다. </w:t>
       </w:r>
       <w:r>
         <w:rPr>
@@ -5951,7 +5951,7 @@
           <w:sz w:val="16"/>
           <w:szCs w:val="16"/>
         </w:rPr>
-        <w:t>그에 근거한 ▁48▁처분</w:t>
+        <w:t>그에 근거한 ▁1▁처분</w:t>
       </w:r>
       <w:r>
         <w:rPr>
@@ -6007,7 +6007,7 @@
           <w:sz w:val="16"/>
           <w:szCs w:val="16"/>
         </w:rPr>
-        <w:t>▁49▁</w:t>
+        <w:t>▁1▁</w:t>
       </w:r>
     </w:p>
     <w:p>
@@ -6024,23 +6024,23 @@
           <w:sz w:val="16"/>
           <w:szCs w:val="16"/>
         </w:rPr>
-        <w:t>1) ▁50▁절차</w:t>
-      </w:r>
-    </w:p>
-    <w:p>
-      <w:pPr>
-        <w:rPr>
-          <w:sz w:val="16"/>
-          <w:szCs w:val="16"/>
-        </w:rPr>
-      </w:pPr>
-      <w:r>
-        <w:rPr>
-          <w:rFonts w:hint="eastAsia"/>
-          <w:sz w:val="16"/>
-          <w:szCs w:val="16"/>
-        </w:rPr>
-        <w:t xml:space="preserve">징계의결요구권자는 공무원이 징계사유에 해당할 때 관할 ▁51▁에 반드시 징계의결을 요구하여야 </w:t>
+        <w:t>1) ▁1▁절차</w:t>
+      </w:r>
+    </w:p>
+    <w:p>
+      <w:pPr>
+        <w:rPr>
+          <w:sz w:val="16"/>
+          <w:szCs w:val="16"/>
+        </w:rPr>
+      </w:pPr>
+      <w:r>
+        <w:rPr>
+          <w:rFonts w:hint="eastAsia"/>
+          <w:sz w:val="16"/>
+          <w:szCs w:val="16"/>
+        </w:rPr>
+        <w:t xml:space="preserve">징계의결요구권자는 공무원이 징계사유에 해당할 때 관할 ▁1▁에 반드시 징계의결을 요구하여야 </w:t>
       </w:r>
       <w:r>
         <w:rPr>
@@ -6088,23 +6088,23 @@
           <w:sz w:val="16"/>
           <w:szCs w:val="16"/>
         </w:rPr>
-        <w:t>당연퇴직은 결격사유 있으면 법률상 당연퇴직의 효과가 발생하며, 공무원관계 소멸시키기 위한 별도 행정처분을 요하지 않으므로, 당연퇴직 통보는 관념의 통지에 불과하여 ▁52▁의 대상이 되지 않는다.</w:t>
-      </w:r>
-    </w:p>
-    <w:p>
-      <w:pPr>
-        <w:rPr>
-          <w:sz w:val="16"/>
-          <w:szCs w:val="16"/>
-        </w:rPr>
-      </w:pPr>
-      <w:r>
-        <w:rPr>
-          <w:rFonts w:hint="eastAsia"/>
-          <w:sz w:val="16"/>
-          <w:szCs w:val="16"/>
-        </w:rPr>
-        <w:t xml:space="preserve">행정규칙에 불과한 공무원▁53▁양정규칙에 기한 불문경고조치는 법률상 징계처분은 아니지만, 그로인해 승진과 승급 제한되는 등 불리한 법적효과 발생하므로 처분에 해당한다. </w:t>
+        <w:t>당연퇴직은 결격사유 있으면 법률상 당연퇴직의 효과가 발생하며, 공무원관계 소멸시키기 위한 별도 행정처분을 요하지 않으므로, 당연퇴직 통보는 관념의 통지에 불과하여 ▁1▁의 대상이 되지 않는다.</w:t>
+      </w:r>
+    </w:p>
+    <w:p>
+      <w:pPr>
+        <w:rPr>
+          <w:sz w:val="16"/>
+          <w:szCs w:val="16"/>
+        </w:rPr>
+      </w:pPr>
+      <w:r>
+        <w:rPr>
+          <w:rFonts w:hint="eastAsia"/>
+          <w:sz w:val="16"/>
+          <w:szCs w:val="16"/>
+        </w:rPr>
+        <w:t xml:space="preserve">행정규칙에 불과한 공무원▁1▁양정규칙에 기한 불문경고조치는 법률상 징계처분은 아니지만, 그로인해 승진과 승급 제한되는 등 불리한 법적효과 발생하므로 처분에 해당한다. </w:t>
       </w:r>
     </w:p>
     <w:p>
@@ -6129,7 +6129,7 @@
           <w:sz w:val="16"/>
           <w:szCs w:val="16"/>
         </w:rPr>
-        <w:t>) ▁54▁의결의 하자</w:t>
+        <w:t>) ▁1▁의결의 하자</w:t>
       </w:r>
       <w:r>
         <w:rPr>
@@ -6153,7 +6153,7 @@
           <w:sz w:val="16"/>
           <w:szCs w:val="16"/>
         </w:rPr>
-        <w:t xml:space="preserve">공무원의 진술기회 부여하지 않은 ▁55▁의결은 무효이다. </w:t>
+        <w:t xml:space="preserve">공무원의 진술기회 부여하지 않은 ▁1▁의결은 무효이다. </w:t>
       </w:r>
     </w:p>
     <w:p>
@@ -6185,7 +6185,7 @@
           <w:sz w:val="16"/>
           <w:szCs w:val="16"/>
         </w:rPr>
-        <w:t>징계와 같은 불이익 처분절차에서 징계심의대상자에게 변호사를 통한 방어권 행사를 보장하는 것이 필요하고, 징계심의대상자가 선임한 변호사가 ▁56▁에 출석하여 징계심의대상자를 위하여 필요한 의견을 진술하는 것은 방어권 행사 본질적 내용에 해당하므로, 행정청은 특별한 사정이 없는 한 이를 거부할 수 없다. 정당한 이유없</w:t>
+        <w:t>징계와 같은 불이익 처분절차에서 징계심의대상자에게 변호사를 통한 방어권 행사를 보장하는 것이 필요하고, 징계심의대상자가 선임한 변호사가 ▁1▁에 출석하여 징계심의대상자를 위하여 필요한 의견을 진술하는 것은 방어권 행사 본질적 내용에 해당하므로, 행정청은 특별한 사정이 없는 한 이를 거부할 수 없다. 정당한 이유없</w:t>
       </w:r>
       <w:r>
         <w:rPr>
@@ -6224,7 +6224,7 @@
           <w:sz w:val="16"/>
           <w:szCs w:val="16"/>
         </w:rPr>
-        <w:t xml:space="preserve">▁57▁심의대상자의 대리인이 관련된 행정절차나 소송절차에서 이미 실질적인 증거조사를 하고 의견을 진술하는 절차를 거쳐서 징계심의대상자의 방어권 행사에 실질적으로 지장이 초래되었다고 볼 수 없는 특별한 사정이 있는 경우에는, </w:t>
+        <w:t xml:space="preserve">▁1▁심의대상자의 대리인이 관련된 행정절차나 소송절차에서 이미 실질적인 증거조사를 하고 의견을 진술하는 절차를 거쳐서 징계심의대상자의 방어권 행사에 실질적으로 지장이 초래되었다고 볼 수 없는 특별한 사정이 있는 경우에는, </w:t>
       </w:r>
       <w:r>
         <w:rPr>
@@ -6278,7 +6278,7 @@
           <w:sz w:val="16"/>
           <w:szCs w:val="16"/>
         </w:rPr>
-        <w:t>재처분절차의 ▁58▁ 심의에 원고의 소송대리인의 출석을 허용하지 아니한 것이 원고의 방어권 행사에 지장을 초래</w:t>
+        <w:t>재처분절차의 ▁1▁ 심의에 원고의 소송대리인의 출석을 허용하지 아니한 것이 원고의 방어권 행사에 지장을 초래</w:t>
       </w:r>
       <w:r>
         <w:rPr>
@@ -6334,7 +6334,7 @@
           <w:sz w:val="16"/>
           <w:szCs w:val="16"/>
         </w:rPr>
-        <w:t xml:space="preserve"> ▁59▁청구(필요적 전심절차, 제소기간 특례 30일) </w:t>
+        <w:t xml:space="preserve"> ▁1▁청구(필요적 전심절차, 제소기간 특례 30일) </w:t>
       </w:r>
       <w:r>
         <w:rPr>
@@ -6382,7 +6382,7 @@
           <w:sz w:val="16"/>
           <w:szCs w:val="16"/>
         </w:rPr>
-        <w:t>국가공무원법 제16조 1항은 징계처분 등에 대한 ▁60▁은 소청심사위원회의 심사결정을 거치지 아니하면 제기할 수 없다고 하여 규정하며, 소청심사는 행정소송법 제18조 1항 단서의 필요적 전심절차에 해당한다.</w:t>
+        <w:t>국가공무원법 제16조 1항은 징계처분 등에 대한 행정소송은 ▁1▁위원회의 심사결정을 거치지 아니하면 제기할 수 없다고 하여 규정하며, 소청심사는 행정소송법 제18조 1항 단서의 필요적 전심절차에 해당한다.</w:t>
       </w:r>
     </w:p>
     <w:p>
@@ -6415,39 +6415,39 @@
           <w:sz w:val="16"/>
           <w:szCs w:val="16"/>
         </w:rPr>
-        <w:t xml:space="preserve"> ▁61▁위원회 법적지위 (합의제행정청)</w:t>
-      </w:r>
-    </w:p>
-    <w:p>
-      <w:pPr>
-        <w:rPr>
-          <w:sz w:val="16"/>
-          <w:szCs w:val="16"/>
-        </w:rPr>
-      </w:pPr>
-      <w:r>
-        <w:rPr>
-          <w:rFonts w:hint="eastAsia"/>
-          <w:sz w:val="16"/>
-          <w:szCs w:val="16"/>
-        </w:rPr>
-        <w:t xml:space="preserve">▁62▁위원회는 국가공무원법 제9조에 따른 소청을 담당하는 특별행정심판기관이다. </w:t>
-      </w:r>
-    </w:p>
-    <w:p>
-      <w:pPr>
-        <w:rPr>
-          <w:sz w:val="16"/>
-          <w:szCs w:val="16"/>
-        </w:rPr>
-      </w:pPr>
-      <w:r>
-        <w:rPr>
-          <w:rFonts w:hint="eastAsia"/>
-          <w:sz w:val="16"/>
-          <w:szCs w:val="16"/>
-        </w:rPr>
-        <w:t>▁63▁위원회는 공무원 징계처분 등에 대하여 국가 등의 의사를 내부적으로 결정하여, 이를 소청결정을 통해 외부적으</w:t>
+        <w:t xml:space="preserve"> ▁1▁위원회 법적지위 (합의제행정청)</w:t>
+      </w:r>
+    </w:p>
+    <w:p>
+      <w:pPr>
+        <w:rPr>
+          <w:sz w:val="16"/>
+          <w:szCs w:val="16"/>
+        </w:rPr>
+      </w:pPr>
+      <w:r>
+        <w:rPr>
+          <w:rFonts w:hint="eastAsia"/>
+          <w:sz w:val="16"/>
+          <w:szCs w:val="16"/>
+        </w:rPr>
+        <w:t xml:space="preserve">▁1▁위원회는 국가공무원법 제9조에 따른 소청을 담당하는 특별행정심판기관이다. </w:t>
+      </w:r>
+    </w:p>
+    <w:p>
+      <w:pPr>
+        <w:rPr>
+          <w:sz w:val="16"/>
+          <w:szCs w:val="16"/>
+        </w:rPr>
+      </w:pPr>
+      <w:r>
+        <w:rPr>
+          <w:rFonts w:hint="eastAsia"/>
+          <w:sz w:val="16"/>
+          <w:szCs w:val="16"/>
+        </w:rPr>
+        <w:t>▁1▁위원회는 공무원 징계처분 등에 대하여 국가 등의 의사를 내부적으로 결정하여, 이를 소청결정을 통해 외부적으</w:t>
       </w:r>
       <w:r>
         <w:rPr>
@@ -6472,7 +6472,7 @@
           <w:sz w:val="16"/>
           <w:szCs w:val="16"/>
         </w:rPr>
-        <w:t xml:space="preserve">(비교) ▁64▁ 의결에 기속되어 징계권자가 징계처분을 하여야 하나, 징계처분 의사표시 주체는 어디까지나 징계권자이므로 징계위원회는 </w:t>
+        <w:t xml:space="preserve">(비교) ▁1▁ 의결에 기속되어 징계권자가 징계처분을 하여야 하나, 징계처분 의사표시 주체는 어디까지나 징계권자이므로 징계위원회는 </w:t>
       </w:r>
       <w:r>
         <w:rPr>
@@ -6554,7 +6554,7 @@
           <w:sz w:val="16"/>
           <w:szCs w:val="16"/>
         </w:rPr>
-        <w:t>1) 의의 및 ▁65▁와의 구분</w:t>
+        <w:t>1) 의의 및 ▁1▁와의 구분</w:t>
       </w:r>
     </w:p>
     <w:p>
@@ -6586,7 +6586,7 @@
           <w:sz w:val="16"/>
           <w:szCs w:val="16"/>
         </w:rPr>
-        <w:t>직위해제는 장래 위험 예방을 위한 일시적, 잠정적 조치로서 징벌적 제재인 ▁66▁와 법적 기초, 성질, 사유를 달리하여 양자간 일사부재리 또는 이중처벌의 문제는 없다.</w:t>
+        <w:t>직위해제는 장래 위험 예방을 위한 일시적, 잠정적 조치로서 징벌적 제재인 ▁1▁와 법적 기초, 성질, 사유를 달리하여 양자간 일사부재리 또는 이중처벌의 문제는 없다.</w:t>
       </w:r>
     </w:p>
     <w:p>
@@ -6619,23 +6619,23 @@
           <w:sz w:val="16"/>
           <w:szCs w:val="16"/>
         </w:rPr>
-        <w:t>직위해제가 행정절차법 제3조 제2항 소정의 공무원 ▁67▁ 등에 해당하여 행정절차법 적용이 배제되는지 문제된다.</w:t>
-      </w:r>
-    </w:p>
-    <w:p>
-      <w:pPr>
-        <w:rPr>
-          <w:sz w:val="16"/>
-          <w:szCs w:val="16"/>
-        </w:rPr>
-      </w:pPr>
-      <w:r>
-        <w:rPr>
-          <w:rFonts w:hint="eastAsia"/>
-          <w:sz w:val="16"/>
-          <w:szCs w:val="16"/>
-        </w:rPr>
-        <w:t xml:space="preserve">판례는 직위해제 시 처분사유 통지하며, 직위해제에 대하여 ▁68▁ 제기하여 불복할 수 있으므로 직위해제처분에 행정절차법상 사전통지 및 의견청취 절차가 적용되지 않는다고 본다. </w:t>
+        <w:t>직위해제가 행정절차법 제3조 제2항 소정의 공무원 ▁1▁ 등에 해당하여 행정절차법 적용이 배제되는지 문제된다.</w:t>
+      </w:r>
+    </w:p>
+    <w:p>
+      <w:pPr>
+        <w:rPr>
+          <w:sz w:val="16"/>
+          <w:szCs w:val="16"/>
+        </w:rPr>
+      </w:pPr>
+      <w:r>
+        <w:rPr>
+          <w:rFonts w:hint="eastAsia"/>
+          <w:sz w:val="16"/>
+          <w:szCs w:val="16"/>
+        </w:rPr>
+        <w:t xml:space="preserve">판례는 직위해제 시 처분사유 통지하며, 직위해제에 대하여 ▁1▁ 제기하여 불복할 수 있으므로 직위해제처분에 행정절차법상 사전통지 및 의견청취 절차가 적용되지 않는다고 본다. </w:t>
       </w:r>
     </w:p>
     <w:p>
@@ -6668,7 +6668,7 @@
           <w:sz w:val="16"/>
           <w:szCs w:val="16"/>
         </w:rPr>
-        <w:t>판례는 양 자간 하자승계 부정하나, 직무수행능력이 부족하거나 근무성적 불량하여 직위해제된 자가 대기명령기간 중 성적향상을 기대하기 어려우면 임용권자는 ▁69▁ 동의를 얻어 직권으로 면직시킬 수 있는데, 이러한 경우에는 양 자간 하자승계 인정할 수 있다고 보는 견해도 있다.</w:t>
+        <w:t>판례는 양 자간 하자승계 부정하나, 직무수행능력이 부족하거나 근무성적 불량하여 직위해제된 자가 대기명령기간 중 성적향상을 기대하기 어려우면 ▁1▁권자는 징계위원회 동의를 얻어 직권으로 면직시킬 수 있는데, 이러한 경우에는 양 자간 하자승계 인정할 수 있다고 보는 견해도 있다.</w:t>
       </w:r>
     </w:p>
     <w:p>
@@ -6748,23 +6748,23 @@
           <w:sz w:val="16"/>
           <w:szCs w:val="16"/>
         </w:rPr>
-        <w:t>- 직위해제 후 동일 사유로 ▁70▁처분이 이루어져 직위해제 사후적으로 소멸한 경우</w:t>
-      </w:r>
-    </w:p>
-    <w:p>
-      <w:pPr>
-        <w:rPr>
-          <w:sz w:val="16"/>
-          <w:szCs w:val="16"/>
-        </w:rPr>
-      </w:pPr>
-      <w:r>
-        <w:rPr>
-          <w:rFonts w:hint="eastAsia"/>
-          <w:sz w:val="16"/>
-          <w:szCs w:val="16"/>
-        </w:rPr>
-        <w:t>직위해제처분에 따른 승진과 승급제한 등의 불이익이 있다면 불이익 제거를 위하여 취소를 구할 ▁71▁의 소의이익 인정</w:t>
+        <w:t>- 직위해제 후 동일 사유로 ▁1▁처분이 이루어져 직위해제 사후적으로 소멸한 경우</w:t>
+      </w:r>
+    </w:p>
+    <w:p>
+      <w:pPr>
+        <w:rPr>
+          <w:sz w:val="16"/>
+          <w:szCs w:val="16"/>
+        </w:rPr>
+      </w:pPr>
+      <w:r>
+        <w:rPr>
+          <w:rFonts w:hint="eastAsia"/>
+          <w:sz w:val="16"/>
+          <w:szCs w:val="16"/>
+        </w:rPr>
+        <w:t>직위해제처분에 따른 승진과 승급제한 등의 불이익이 있다면 불이익 제거를 위하여 취소를 구할 ▁1▁의 소의이익 인정</w:t>
       </w:r>
     </w:p>
     <w:p>
@@ -6813,39 +6813,39 @@
           <w:sz w:val="16"/>
           <w:szCs w:val="16"/>
         </w:rPr>
-        <w:t>재▁72▁거부</w:t>
-      </w:r>
-    </w:p>
-    <w:p>
-      <w:pPr>
-        <w:rPr>
-          <w:sz w:val="16"/>
-          <w:szCs w:val="16"/>
-        </w:rPr>
-      </w:pPr>
-      <w:r>
-        <w:rPr>
-          <w:rFonts w:hint="eastAsia"/>
-          <w:sz w:val="16"/>
-          <w:szCs w:val="16"/>
-        </w:rPr>
-        <w:t>사립학교 교원에 대한 학교법인의 징계, 재▁73▁거분 등은 사인 간 고용관계에 기초한 것으로서 사법상 행위에 해당하며, 민사소송의 대상이 된다.</w:t>
-      </w:r>
-    </w:p>
-    <w:p>
-      <w:pPr>
-        <w:rPr>
-          <w:sz w:val="16"/>
-          <w:szCs w:val="16"/>
-        </w:rPr>
-      </w:pPr>
-      <w:r>
-        <w:rPr>
-          <w:rFonts w:hint="eastAsia"/>
-          <w:sz w:val="16"/>
-          <w:szCs w:val="16"/>
-        </w:rPr>
-        <w:t>다만, 사립학교 교원은 위 분쟁을 해결하기 위하여 교원▁74▁위원회에 소청심사를 청구할 수 있는 바, 소청결정은 특정한 법률관계에 대하여 행정청이 공적 지위를 가지고 판단, 확정하는 행정처분에 해당한다. 이 경우 소청심사위원회의 소청결정은 원처분에 해당한다.</w:t>
+        <w:t>재▁1▁거부</w:t>
+      </w:r>
+    </w:p>
+    <w:p>
+      <w:pPr>
+        <w:rPr>
+          <w:sz w:val="16"/>
+          <w:szCs w:val="16"/>
+        </w:rPr>
+      </w:pPr>
+      <w:r>
+        <w:rPr>
+          <w:rFonts w:hint="eastAsia"/>
+          <w:sz w:val="16"/>
+          <w:szCs w:val="16"/>
+        </w:rPr>
+        <w:t>사립학교 교원에 대한 학교법인의 징계, 재▁1▁거분 등은 사인 간 고용관계에 기초한 것으로서 사법상 행위에 해당하며, 민사소송의 대상이 된다.</w:t>
+      </w:r>
+    </w:p>
+    <w:p>
+      <w:pPr>
+        <w:rPr>
+          <w:sz w:val="16"/>
+          <w:szCs w:val="16"/>
+        </w:rPr>
+      </w:pPr>
+      <w:r>
+        <w:rPr>
+          <w:rFonts w:hint="eastAsia"/>
+          <w:sz w:val="16"/>
+          <w:szCs w:val="16"/>
+        </w:rPr>
+        <w:t>다만, 사립학교 교원은 위 분쟁을 해결하기 위하여 교원▁1▁위원회에 소청심사를 청구할 수 있는 바, 소청결정은 특정한 법률관계에 대하여 행정청이 공적 지위를 가지고 판단, 확정하는 행정처분에 해당한다. 이 경우 소청심사위원회의 소청결정은 원처분에 해당한다.</w:t>
       </w:r>
       <w:r>
         <w:rPr>
@@ -6869,7 +6869,7 @@
           <w:sz w:val="16"/>
           <w:szCs w:val="16"/>
         </w:rPr>
-        <w:t xml:space="preserve">(▁75▁위원회 기각결정을 대상으로 취소소송 제기 시 거부처분이 아니기 때문에 재임용 여부에 대한 신청권은 문제되지 않는다. </w:t>
+        <w:t xml:space="preserve">(소청심사위원회 기각결정을 대상으로 취소소송 제기 시 거부처분이 아니기 때문에 재▁1▁ 여부에 대한 신청권은 문제되지 않는다. </w:t>
       </w:r>
       <w:r>
         <w:rPr>
@@ -6943,7 +6943,7 @@
           <w:sz w:val="16"/>
           <w:szCs w:val="16"/>
         </w:rPr>
-        <w:t>1. ▁76▁, 사업인정고시</w:t>
+        <w:t>1. ▁1▁, 사업인정고시</w:t>
       </w:r>
       <w:r>
         <w:rPr>
@@ -6991,7 +6991,7 @@
           <w:sz w:val="16"/>
           <w:szCs w:val="16"/>
         </w:rPr>
-        <w:t>2) 사업인정고시의 처분성 : 사업인정은 사업시행자에게 특정한 재산권에 대한 수용권을 설정해주는 형성적 행정행위이며, 사업인정고시는 사업인정 효력발생요건이자 그 자체로 이해▁77▁에게 특정한 의무를 부과하는 독자적 행정처분이다.</w:t>
+        <w:t>2) ▁1▁고시의 처분성 : 사업인정은 사업시행자에게 특정한 재산권에 대한 수용권을 설정해주는 형성적 행정행위이며, 사업인정고시는 사업인정 효력발생요건이자 그 자체로 이해관계인에게 특정한 의무를 부과하는 독자적 행정처분이다.</w:t>
       </w:r>
     </w:p>
     <w:p>
@@ -7062,7 +7062,7 @@
           <w:sz w:val="16"/>
           <w:szCs w:val="16"/>
         </w:rPr>
-        <w:t xml:space="preserve"> 도시계획시설사업에서 ▁78▁ 지정은 특정인에게 도시계획시설사업을 시행할 수 있는 권한을 부여하는 처분이고, 사업시행자 지정 내용의 고시는 사업시행자 지정처분을 전제로 하여 그 내용을 불특정 다수인에게 알리는 행위이다. 위 사업시행자 지정과 그 고시는 명확하게 구분되는 것으로, 사업시행자 지정 처분이 ‘고시’의 방법으로 행하여질 수 있음은 별론으로 하고 그 처분이 반드시 ‘고시’의 방법으로만 성립하거나 효력이 생긴다고 볼 수 없다.</w:t>
+        <w:t xml:space="preserve"> 도시계획시설사업에서 ▁1▁ 지정은 특정인에게 도시계획시설사업을 시행할 수 있는 권한을 부여하는 처분이고, 사업시행자 지정 내용의 고시는 사업시행자 지정처분을 전제로 하여 그 내용을 불특정 다수인에게 알리는 행위이다. 위 사업시행자 지정과 그 고시는 명확하게 구분되는 것으로, 사업시행자 지정 처분이 ‘고시’의 방법으로 행하여질 수 있음은 별론으로 하고 그 처분이 반드시 ‘고시’의 방법으로만 성립하거나 효력이 생긴다고 볼 수 없다.</w:t>
       </w:r>
     </w:p>
     <w:p>
@@ -7083,7 +7083,7 @@
           <w:sz w:val="16"/>
           <w:szCs w:val="16"/>
         </w:rPr>
-        <w:t>▁79▁</w:t>
+        <w:t>▁1▁</w:t>
       </w:r>
       <w:r>
         <w:rPr>
@@ -7114,7 +7114,7 @@
           <w:sz w:val="16"/>
           <w:szCs w:val="16"/>
         </w:rPr>
-        <w:t>3) ▁80▁의 위법성</w:t>
+        <w:t>3) ▁1▁의 위법성</w:t>
       </w:r>
       <w:r>
         <w:rPr>
@@ -7164,7 +7164,7 @@
           <w:sz w:val="16"/>
           <w:szCs w:val="16"/>
         </w:rPr>
-        <w:t xml:space="preserve">을 할 만한 공익성이 있는지 여부, ▁81▁에 관련된 자들의 이익을 공익과 사익 사이는 물론, 공익 상호간, 사익 상호간에도 정당하게 비교형량하여야 하고, 그 비교형량은 비례의 원칙에 적합하도록 하여야 한다. </w:t>
+        <w:t xml:space="preserve">을 할 만한 공익성이 있는지 여부, ▁1▁에 관련된 자들의 이익을 공익과 사익 사이는 물론, 공익 상호간, 사익 상호간에도 정당하게 비교형량하여야 하고, 그 비교형량은 비례의 원칙에 적합하도록 하여야 한다. </w:t>
       </w:r>
     </w:p>
     <w:p>
@@ -7181,23 +7181,23 @@
           <w:sz w:val="16"/>
           <w:szCs w:val="16"/>
         </w:rPr>
-        <w:t>2. 토지보상법상 ▁82▁</w:t>
-      </w:r>
-    </w:p>
-    <w:p>
-      <w:pPr>
-        <w:rPr>
-          <w:sz w:val="16"/>
-          <w:szCs w:val="16"/>
-        </w:rPr>
-      </w:pPr>
-      <w:r>
-        <w:rPr>
-          <w:rFonts w:hint="eastAsia"/>
-          <w:sz w:val="16"/>
-          <w:szCs w:val="16"/>
-        </w:rPr>
-        <w:t xml:space="preserve">협의는 ▁83▁ 전 협의(제16조), 사업인정 후 협의(제26조)가 있다. 사업인정 전 협의가 사법상 계약임에는 이견이 없으나, 사업인정 후 협의에 대하여 협의확인을 받는 경우 수용재결과 동일한 효력을 가지므로 공법상 계약으로 보아야 한다는 견해도 있으나, </w:t>
+        <w:t>2. 토지보상법상 ▁1▁</w:t>
+      </w:r>
+    </w:p>
+    <w:p>
+      <w:pPr>
+        <w:rPr>
+          <w:sz w:val="16"/>
+          <w:szCs w:val="16"/>
+        </w:rPr>
+      </w:pPr>
+      <w:r>
+        <w:rPr>
+          <w:rFonts w:hint="eastAsia"/>
+          <w:sz w:val="16"/>
+          <w:szCs w:val="16"/>
+        </w:rPr>
+        <w:t xml:space="preserve">협의는 ▁1▁ 전 협의(제16조), 사업인정 후 협의(제26조)가 있다. 사업인정 전 협의가 사법상 계약임에는 이견이 없으나, 사업인정 후 협의에 대하여 협의확인을 받는 경우 수용재결과 동일한 효력을 가지므로 공법상 계약으로 보아야 한다는 견해도 있으나, </w:t>
       </w:r>
     </w:p>
     <w:p>
@@ -7216,7 +7216,7 @@
           <w:sz w:val="16"/>
           <w:szCs w:val="16"/>
         </w:rPr>
-        <w:t>판례는 사법상 계약으로 보는 것을 전제로 ▁84▁과정에서 철거약정을 한 경우 철거하지 않는다고 하여 행정대집행을 할 수는 없다고 본다.</w:t>
+        <w:t>판례는 사법상 계약으로 보는 것을 전제로 ▁1▁과정에서 철거약정을 한 경우 철거하지 않는다고 하여 행정대집행을 할 수는 없다고 본다.</w:t>
       </w:r>
     </w:p>
     <w:p>
@@ -7233,7 +7233,7 @@
           <w:sz w:val="16"/>
           <w:szCs w:val="16"/>
         </w:rPr>
-        <w:t>협의취득은 원칙적으로 승계취득이나, 관할 ▁85▁의 협의성립 확인을 받은 때에는 재결로 의제되므로 원시취득이 된다.</w:t>
+        <w:t>협의취득은 원칙적으로 승계취득이나, 관할 ▁1▁위원회의 협의성립 확인을 받은 때에는 재결로 의제되므로 원시취득이 된다.</w:t>
       </w:r>
     </w:p>
     <w:p>
@@ -7258,7 +7258,7 @@
           <w:sz w:val="16"/>
           <w:szCs w:val="16"/>
         </w:rPr>
-        <w:t>. 수용▁86▁의 법적성질</w:t>
+        <w:t>. 수용▁1▁의 법적성질</w:t>
       </w:r>
       <w:r>
         <w:rPr>
@@ -7282,7 +7282,7 @@
           <w:sz w:val="16"/>
           <w:szCs w:val="16"/>
         </w:rPr>
-        <w:t>▁87▁의 수용재결은 사업시행자로 하여금 토지 소유권을 취득하도록 하고, 토지소유자에게 지급할 손실보상액을 정하는 행위로서 형성적 행정행위이자 원행정처분에 해당한다.</w:t>
+        <w:t>토지수용위원회의 수용재결은 사업시행자로 하여금 토지 소유권을 취득하도록 하고, ▁1▁에게 지급할 손실보상액을 정하는 행위로서 형성적 행정행위이자 원행정처분에 해당한다.</w:t>
       </w:r>
     </w:p>
     <w:p>
@@ -7307,7 +7307,7 @@
           <w:sz w:val="16"/>
           <w:szCs w:val="16"/>
         </w:rPr>
-        <w:t xml:space="preserve"> ▁88▁ </w:t>
+        <w:t xml:space="preserve"> ▁1▁ </w:t>
       </w:r>
     </w:p>
     <w:p>
@@ -7362,7 +7362,7 @@
           <w:sz w:val="16"/>
           <w:szCs w:val="16"/>
         </w:rPr>
-        <w:t>(지방▁89▁를 거쳐) 중앙토지수용위원회에 이의신청을 할 수 있다(토지보상법 제83조).</w:t>
+        <w:t>(지방토지수용위원회를 거쳐) ▁1▁에 이의신청을 할 수 있다(토지보상법 제83조).</w:t>
       </w:r>
     </w:p>
     <w:p>
@@ -7386,7 +7386,7 @@
           <w:sz w:val="16"/>
           <w:szCs w:val="16"/>
         </w:rPr>
-        <w:t>▁90▁의</w:t>
+        <w:t>▁1▁위원회의</w:t>
       </w:r>
       <w:r>
         <w:rPr>
@@ -7541,7 +7541,7 @@
           <w:sz w:val="16"/>
           <w:szCs w:val="16"/>
         </w:rPr>
-        <w:t xml:space="preserve">▁91▁과 행정심판의 구별(전술) : i) 담당기관, ii) 사법절차 준용, iii) 행정심판을 제기할 수 없다고 규정되어 있는지 </w:t>
+        <w:t xml:space="preserve">▁1▁과 행정심판의 구별(전술) : i) 담당기관, ii) 사법절차 준용, iii) 행정심판을 제기할 수 없다고 규정되어 있는지 </w:t>
       </w:r>
     </w:p>
     <w:p>
@@ -7565,24 +7565,24 @@
           <w:sz w:val="16"/>
           <w:szCs w:val="16"/>
         </w:rPr>
-        <w:t>토지보상법에서 이의재결에 불복하는 경우 ▁92▁을 제기할 수 있다고 규정하므로, 행정심판에 해당한다.</w:t>
-      </w:r>
-    </w:p>
-    <w:p>
-      <w:pPr>
-        <w:rPr>
-          <w:rFonts w:hint="eastAsia"/>
-          <w:sz w:val="16"/>
-          <w:szCs w:val="16"/>
-        </w:rPr>
-      </w:pPr>
-      <w:r>
-        <w:rPr>
-          <w:rFonts w:hint="eastAsia"/>
-          <w:sz w:val="16"/>
-          <w:szCs w:val="16"/>
-        </w:rPr>
-        <w:t>(4) 이의재결 : 원재결이 위법 또는 부당한 경우 중앙▁93▁는 수용재결의 전부 또는 일부를 취소하거나 보상액을 변경할 수 있다.</w:t>
+        <w:t>토지보상법에서 이의▁1▁에 불복하는 경우 행정소송을 제기할 수 있다고 규정하므로, 행정심판에 해당한다.</w:t>
+      </w:r>
+    </w:p>
+    <w:p>
+      <w:pPr>
+        <w:rPr>
+          <w:rFonts w:hint="eastAsia"/>
+          <w:sz w:val="16"/>
+          <w:szCs w:val="16"/>
+        </w:rPr>
+      </w:pPr>
+      <w:r>
+        <w:rPr>
+          <w:rFonts w:hint="eastAsia"/>
+          <w:sz w:val="16"/>
+          <w:szCs w:val="16"/>
+        </w:rPr>
+        <w:t>(4) 이의재결 : 원재결이 위법 또는 부당한 경우 ▁1▁는 수용재결의 전부 또는 일부를 취소하거나 보상액을 변경할 수 있다.</w:t>
       </w:r>
     </w:p>
     <w:p>
@@ -7608,23 +7608,23 @@
           <w:sz w:val="16"/>
           <w:szCs w:val="16"/>
         </w:rPr>
-        <w:t xml:space="preserve"> ▁94▁ </w:t>
-      </w:r>
-    </w:p>
-    <w:p>
-      <w:pPr>
-        <w:rPr>
-          <w:sz w:val="16"/>
-          <w:szCs w:val="16"/>
-        </w:rPr>
-      </w:pPr>
-      <w:r>
-        <w:rPr>
-          <w:rFonts w:hint="eastAsia"/>
-          <w:sz w:val="16"/>
-          <w:szCs w:val="16"/>
-        </w:rPr>
-        <w:t>수용여부, 수용시기, 수용범위에 불복하는 경우 수용▁95▁에 대하여 항고소송을 제기할 수 있다. 원처분주의 적용되며, 토지보상법상 이의신청은 임의적 전심절차에 해당한다.</w:t>
+        <w:t xml:space="preserve"> ▁1▁ </w:t>
+      </w:r>
+    </w:p>
+    <w:p>
+      <w:pPr>
+        <w:rPr>
+          <w:sz w:val="16"/>
+          <w:szCs w:val="16"/>
+        </w:rPr>
+      </w:pPr>
+      <w:r>
+        <w:rPr>
+          <w:rFonts w:hint="eastAsia"/>
+          <w:sz w:val="16"/>
+          <w:szCs w:val="16"/>
+        </w:rPr>
+        <w:t>수용여부, 수용시기, 수용범위에 불복하는 경우 수용재결에 대하여 항고소송을 제기할 수 있다. 원처분주의 적용되며, 토지보상법상 ▁1▁은 임의적 전심절차에 해당한다.</w:t>
       </w:r>
       <w:r>
         <w:rPr>
@@ -7648,7 +7648,7 @@
           <w:sz w:val="16"/>
           <w:szCs w:val="16"/>
         </w:rPr>
-        <w:t>이의신청 제기없이 취소소송 제기하는 경우 수용▁96▁서 받은 날로부터 90일 내, 이의신청을 거친 경우 이의재결서 받은 날부터 60일 내 취소소송 제기할 수 있다.</w:t>
+        <w:t>▁1▁ 제기없이 취소소송 제기하는 경우 수용재결서 받은 날로부터 90일 내, 이의신청을 거친 경우 이의재결서 받은 날부터 60일 내 취소소송 제기할 수 있다.</w:t>
       </w:r>
     </w:p>
     <w:p>
@@ -7691,7 +7691,7 @@
           <w:sz w:val="16"/>
           <w:szCs w:val="16"/>
         </w:rPr>
-        <w:t>▁97▁ (또는 토지소유자)</w:t>
+        <w:t>사업시행자 (또는 ▁1▁)</w:t>
       </w:r>
       <w:r>
         <w:rPr>
@@ -7788,7 +7788,7 @@
           <w:sz w:val="16"/>
           <w:szCs w:val="16"/>
         </w:rPr>
-        <w:t xml:space="preserve">4) 수용▁98▁ 취소를 구함이 없이 말소청구 가부 </w:t>
+        <w:t xml:space="preserve">4) 수용▁1▁ 취소를 구함이 없이 말소청구 가부 </w:t>
       </w:r>
     </w:p>
     <w:p>
@@ -7840,7 +7840,7 @@
           <w:sz w:val="16"/>
           <w:szCs w:val="16"/>
         </w:rPr>
-        <w:t>해당 행정처분(수용▁99▁)이 무효라면 관할 민사법원은 해당 처분이 무효임을 확인하여 이를 전제로 소유권이전등기말소청동기청구소송에 대하여 인용판결을 내릴 수 있겠으나, 해당 행정처분(수용재결)이 취소사유에 불과한 경우, 그 처분이 권한 있는 기관에 의하여 취소되지 않는 한</w:t>
+        <w:t>해당 행정처분(수용▁1▁)이 무효라면 관할 민사법원은 해당 처분이 무효임을 확인하여 이를 전제로 소유권이전등기말소청동기청구소송에 대하여 인용판결을 내릴 수 있겠으나, 해당 행정처분(수용재결)이 취소사유에 불과한 경우, 그 처분이 권한 있는 기관에 의하여 취소되지 않는 한</w:t>
       </w:r>
       <w:r>
         <w:rPr>
@@ -7897,7 +7897,7 @@
           <w:sz w:val="16"/>
           <w:szCs w:val="16"/>
         </w:rPr>
-        <w:t>잔여지란 수용되고 남은 토지를 말하며, 잔여지 가격감소 그 밖의 손실에 대하여 잔여지보상청구(일반절차로 불복)를 할 수도 있고, 사업시행자에게 잔여지 매수청구를 하여 협의되지 않으면 ▁100▁에 토지소유자가 직접 잔여지수용청구를 할 수도 있다.</w:t>
+        <w:t>잔여지란 수용되고 남은 토지를 말하며, 잔여지 가격감소 그 밖의 손실에 대하여 잔여지보상청구(일반절차로 불복)를 할 수도 있고, 사업시행자에게 잔여지 매수청구를 하여 협의되지 않으면 토지수용위원회에 ▁1▁가 직접 잔여지수용청구를 할 수도 있다.</w:t>
       </w:r>
     </w:p>
     <w:p>
@@ -7914,23 +7914,23 @@
           <w:sz w:val="16"/>
           <w:szCs w:val="16"/>
         </w:rPr>
-        <w:t>1) ▁101▁청구</w:t>
-      </w:r>
-    </w:p>
-    <w:p>
-      <w:pPr>
-        <w:rPr>
-          <w:sz w:val="16"/>
-          <w:szCs w:val="16"/>
-        </w:rPr>
-      </w:pPr>
-      <w:r>
-        <w:rPr>
-          <w:rFonts w:hint="eastAsia"/>
-          <w:sz w:val="16"/>
-          <w:szCs w:val="16"/>
-        </w:rPr>
-        <w:t xml:space="preserve">토지보상법상 잔여지에 대한 손실보상을 규정하므로, 토지소유자는 재결절차를 거친 후 재결에 불복하는 경우 중앙토지위원회에 이의신청하거나 ▁102▁를 피고로 하여 손실보상금 증액을 구하는 이행소송으로서 당사자소송을 제기할 수 있다. </w:t>
+        <w:t>1) ▁1▁청구</w:t>
+      </w:r>
+    </w:p>
+    <w:p>
+      <w:pPr>
+        <w:rPr>
+          <w:sz w:val="16"/>
+          <w:szCs w:val="16"/>
+        </w:rPr>
+      </w:pPr>
+      <w:r>
+        <w:rPr>
+          <w:rFonts w:hint="eastAsia"/>
+          <w:sz w:val="16"/>
+          <w:szCs w:val="16"/>
+        </w:rPr>
+        <w:t xml:space="preserve">토지보상법상 잔여지에 대한 손실보상을 규정하므로, ▁1▁는 재결절차를 거친 후 재결에 불복하는 경우 중앙토지위원회에 이의신청하거나 사업시행자를 피고로 하여 손실보상금 증액을 구하는 이행소송으로서 당사자소송을 제기할 수 있다. </w:t>
       </w:r>
     </w:p>
     <w:p>
@@ -7971,15 +7971,15 @@
           <w:sz w:val="16"/>
           <w:szCs w:val="16"/>
         </w:rPr>
-        <w:t>은 토지소유자가</w:t>
-      </w:r>
-      <w:r>
-        <w:rPr>
-          <w:rFonts w:hint="eastAsia"/>
-          <w:sz w:val="16"/>
-          <w:szCs w:val="16"/>
-        </w:rPr>
-        <w:t xml:space="preserve"> 잔여지 매수청구 및 관할 ▁103▁에 수용을 청구할 수 있도록 규정한다. 따라서 토지소유자는 매수청구하여 매수협의가 되지 않는 경우 관할 토지수용위원회에 수용을 청구할 수 있고, 판례는 이를 형성권으로 보므로 토지수용위원회 수용거부 등에 대하여 사업시행자를 피고로 한 당사자소송을 제기할 수 있다.</w:t>
+        <w:t>은 ▁1▁가</w:t>
+      </w:r>
+      <w:r>
+        <w:rPr>
+          <w:rFonts w:hint="eastAsia"/>
+          <w:sz w:val="16"/>
+          <w:szCs w:val="16"/>
+        </w:rPr>
+        <w:t xml:space="preserve"> 잔여지 매수청구 및 관할 토지수용위원회에 수용을 청구할 수 있도록 규정한다. 따라서 토지소유자는 매수청구하여 매수협의가 되지 않는 경우 관할 토지수용위원회에 수용을 청구할 수 있고, 판례는 이를 형성권으로 보므로 토지수용위원회 수용거부 등에 대하여 사업시행자를 피고로 한 당사자소송을 제기할 수 있다.</w:t>
       </w:r>
     </w:p>
     <w:p>
@@ -8026,7 +8026,7 @@
           <w:sz w:val="16"/>
           <w:szCs w:val="16"/>
         </w:rPr>
-        <w:t>▁104▁ 시행으로 생활의 근거를 상실하게 되는 자를 종전 생활상태를 유지할 수 있도록 다른 지역으로 이주시키는 것(토지보상법 78조)</w:t>
+        <w:t>▁1▁ 시행으로 생활의 근거를 상실하게 되는 자를 종전 생활상태를 유지할 수 있도록 다른 지역으로 이주시키는 것(토지보상법 78조)</w:t>
       </w:r>
       <w:r>
         <w:rPr>
@@ -8051,7 +8051,7 @@
           <w:sz w:val="16"/>
           <w:szCs w:val="16"/>
         </w:rPr>
-        <w:t>생계대책은 수용되는 토지에서 경작하거나 가축업을 하는 등 생계 유지하던 자에 대한 손실보상이다. 대체용지 지급, ▁105▁공동시설 관리 등의 대책이 있다.</w:t>
+        <w:t>생계대책은 수용되는 토지에서 경작하거나 가축업을 하는 등 생계 유지하던 자에 대한 손실보상이다. 대체용지 지급, ▁1▁공동시설 관리 등의 대책이 있다.</w:t>
       </w:r>
     </w:p>
     <w:p>
@@ -8183,7 +8183,7 @@
           <w:sz w:val="16"/>
           <w:szCs w:val="16"/>
         </w:rPr>
-        <w:t xml:space="preserve"> 간접▁106▁</w:t>
+        <w:t xml:space="preserve"> 간접▁1▁</w:t>
       </w:r>
     </w:p>
     <w:p>
@@ -8220,7 +8220,7 @@
           <w:sz w:val="16"/>
           <w:szCs w:val="16"/>
         </w:rPr>
-        <w:t xml:space="preserve"> 간접▁107▁의 의의 및 요건 (토지보상법 79조 2항)</w:t>
+        <w:t xml:space="preserve"> 간접▁1▁의 의의 및 요건 (토지보상법 79조 2항)</w:t>
       </w:r>
     </w:p>
     <w:p>
@@ -8239,7 +8239,7 @@
           <w:sz w:val="16"/>
           <w:szCs w:val="16"/>
         </w:rPr>
-        <w:t xml:space="preserve">간접손실이란 ▁108▁으로 인하여 </w:t>
+        <w:t xml:space="preserve">간접손실이란 ▁1▁으로 인하여 </w:t>
       </w:r>
       <w:r>
         <w:rPr>
@@ -8332,7 +8332,7 @@
           <w:sz w:val="16"/>
           <w:szCs w:val="16"/>
         </w:rPr>
-        <w:t>보상의 대상이 되는 간접손실은 (1)▁109▁의 시행으로 사업시행지 밖의 토지소유자 등이 입은 손실이어야 하고, (2)그 손실이 공익사업의 시행으로 인하여 발생하리라는 것이 예견되어야 하며, (3)그 손실의 범위가 구체적으로 특정될 수 있어야 한다</w:t>
+        <w:t>보상의 대상이 되는 간접손실은 (1)공익사업의 시행으로 사업시행지 밖의 ▁1▁ 등이 입은 손실이어야 하고, (2)그 손실이 공익사업의 시행으로 인하여 발생하리라는 것이 예견되어야 하며, (3)그 손실의 범위가 구체적으로 특정될 수 있어야 한다</w:t>
       </w:r>
     </w:p>
     <w:p>
@@ -8351,7 +8351,7 @@
           <w:sz w:val="16"/>
           <w:szCs w:val="16"/>
         </w:rPr>
-        <w:t xml:space="preserve">(참고) ▁110▁청구권 요건 : </w:t>
+        <w:t xml:space="preserve">(참고) ▁1▁청구권 요건 : </w:t>
       </w:r>
       <w:r>
         <w:rPr>
@@ -8396,7 +8396,7 @@
           <w:sz w:val="16"/>
           <w:szCs w:val="16"/>
         </w:rPr>
-        <w:t xml:space="preserve"> ▁111▁으로 설치된 공공시설로 인한 간접손실보상청구도 가능한지 (O)</w:t>
+        <w:t xml:space="preserve"> ▁1▁으로 설치된 공공시설로 인한 간접손실보상청구도 가능한지 (O)</w:t>
       </w:r>
     </w:p>
     <w:p>
@@ -8415,7 +8415,7 @@
           <w:sz w:val="16"/>
           <w:szCs w:val="16"/>
         </w:rPr>
-        <w:t>토지보상법 시행규칙 64조는 ▁112▁의 ‘시행’으로 인한 영업손실에 대한 보상에 관한 규정</w:t>
+        <w:t>토지보상법 시행규칙 64조는 ▁1▁의 ‘시행’으로 인한 영업손실에 대한 보상에 관한 규정</w:t>
       </w:r>
       <w:r>
         <w:rPr>
@@ -8459,7 +8459,7 @@
           <w:sz w:val="16"/>
           <w:szCs w:val="16"/>
         </w:rPr>
-        <w:t>판례는 ▁113▁시행지구 밖 영업손실보상의 요건인 ‘공익사업의 시행으로 인한 그 밖의 부득이한 사유로 일정 기간 동안 휴업이 불가피한 경우’에는 그 공익사업의 시행으로 설치되는 시설의 형태·구조·사용 등에 기인하여 휴업이 불가피한 경우도 포함된다(간접손실보상O)고 하여, 이를 긍정</w:t>
+        <w:t>판례는 ▁1▁시행지구 밖 영업손실보상의 요건인 ‘공익사업의 시행으로 인한 그 밖의 부득이한 사유로 일정 기간 동안 휴업이 불가피한 경우’에는 그 공익사업의 시행으로 설치되는 시설의 형태·구조·사용 등에 기인하여 휴업이 불가피한 경우도 포함된다(간접손실보상O)고 하여, 이를 긍정</w:t>
       </w:r>
       <w:r>
         <w:rPr>
@@ -8526,7 +8526,7 @@
           <w:sz w:val="16"/>
           <w:szCs w:val="16"/>
         </w:rPr>
-        <w:t>환매란, 토지 수용 후 해당 토지를 공익목적에 사용하지 않는 경우 (구) ▁114▁가 토지를 매입하는 것을 말한다. 환매 제도는 사법상 제도로서, 환매대금지급청구, 환매권확인소송 등 환매 관련 다툼은 모두 민사소송에 의한다.</w:t>
+        <w:t>환매란, 토지 수용 후 해당 토지를 공익목적에 사용하지 않는 경우 (구) ▁1▁가 토지를 매입하는 것을 말한다. 환매 제도는 사법상 제도로서, 환매대금지급청구, 환매권확인소송 등 환매 관련 다툼은 모두 민사소송에 의한다.</w:t>
       </w:r>
     </w:p>
     <w:p>
@@ -8547,7 +8547,7 @@
           <w:sz w:val="16"/>
           <w:szCs w:val="16"/>
         </w:rPr>
-        <w:t>일반환매란 사업시행 ▁115▁, 변경으로 사용하지 않게 되는 것을 말하며, 특별환매는 사업폐지, 변경은 아니나 공사지연 등으로 토지 전부를 공익목적으로 사용하지 않는 때를 말한다.</w:t>
+        <w:t>일반환매란 사업시행 ▁1▁, 변경으로 사용하지 않게 되는 것을 말하며, 특별환매는 사업폐지, 변경은 아니나 공사지연 등으로 토지 전부를 공익목적으로 사용하지 않는 때를 말한다.</w:t>
       </w:r>
     </w:p>
     <w:p>
@@ -8584,7 +8584,7 @@
           <w:sz w:val="16"/>
           <w:szCs w:val="16"/>
         </w:rPr>
-        <w:t>해당 ▁116▁이 다른 공익사업으로 변경된 경우 환매권 행사기간은 해당 공익사업의 변경을 고시한 날부터 기산한다.</w:t>
+        <w:t>해당 공익사업이 다른 공익사업으로 변경된 경우 환매권 행사기간은 해당 공익사업의 변경을 고시한 날부터 기산한다.</w:t>
       </w:r>
       <w:r>
         <w:rPr>
@@ -8638,7 +8638,7 @@
           <w:sz w:val="16"/>
           <w:szCs w:val="16"/>
         </w:rPr>
-        <w:t xml:space="preserve">으로 본다. 공익사업 변경 후 사업시행자에는 </w:t>
+        <w:t xml:space="preserve">으로 본다. 공익사업 변경 후 ▁1▁에는 </w:t>
       </w:r>
       <w:r>
         <w:rPr>
@@ -8759,7 +8759,7 @@
           <w:sz w:val="16"/>
           <w:szCs w:val="16"/>
         </w:rPr>
-        <w:t xml:space="preserve"> ▁117▁ 구성승인</w:t>
+        <w:t xml:space="preserve"> ▁1▁ 구성승인</w:t>
       </w:r>
     </w:p>
     <w:p>
@@ -8791,23 +8791,23 @@
           <w:sz w:val="16"/>
           <w:szCs w:val="16"/>
         </w:rPr>
-        <w:t>▁118▁설립위원회는 조합설립 목적으로 토지소유자들에 의하여 구성된 비법인사단으로서, 조합설립의 추진을 위하여 필요한 업무를 수행하고, 추진위원회가 행한 업무는 조합이 포괄승계한다.</w:t>
-      </w:r>
-    </w:p>
-    <w:p>
-      <w:pPr>
-        <w:rPr>
-          <w:sz w:val="16"/>
-          <w:szCs w:val="16"/>
-        </w:rPr>
-      </w:pPr>
-      <w:r>
-        <w:rPr>
-          <w:rFonts w:hint="eastAsia"/>
-          <w:sz w:val="16"/>
-          <w:szCs w:val="16"/>
-        </w:rPr>
-        <w:t>▁119▁설립추진위원회</w:t>
+        <w:t>조합설립위원회는 조합설립 목적으로 ▁1▁들에 의하여 구성된 비법인사단으로서, 조합설립의 추진을 위하여 필요한 업무를 수행하고, 추진위원회가 행한 업무는 조합이 포괄승계한다.</w:t>
+      </w:r>
+    </w:p>
+    <w:p>
+      <w:pPr>
+        <w:rPr>
+          <w:sz w:val="16"/>
+          <w:szCs w:val="16"/>
+        </w:rPr>
+      </w:pPr>
+      <w:r>
+        <w:rPr>
+          <w:rFonts w:hint="eastAsia"/>
+          <w:sz w:val="16"/>
+          <w:szCs w:val="16"/>
+        </w:rPr>
+        <w:t>▁1▁설립추진위원회</w:t>
       </w:r>
       <w:r>
         <w:rPr>
@@ -8884,7 +8884,7 @@
           <w:sz w:val="16"/>
           <w:szCs w:val="16"/>
         </w:rPr>
-        <w:t>추진위원회 구성승인처분에 대한 취소 또는 무효확인 판결의 확정만으로는 이미 조합설립인가를 받은 조합에 의한 ▁120▁</w:t>
+        <w:t>추진위원회 구성승인처분에 대한 취소 또는 무효확인 판결의 확정만으로는 이미 조합설립인가를 받은 조합에 의한 ▁1▁</w:t>
       </w:r>
       <w:r>
         <w:rPr>
@@ -8940,7 +8940,7 @@
           <w:sz w:val="16"/>
           <w:szCs w:val="16"/>
         </w:rPr>
-        <w:t>2. ▁121▁</w:t>
+        <w:t>2. ▁1▁설립인가</w:t>
       </w:r>
     </w:p>
     <w:p>
@@ -8976,7 +8976,7 @@
           <w:sz w:val="16"/>
           <w:szCs w:val="16"/>
         </w:rPr>
-        <w:t xml:space="preserve">▁122▁조합의 </w:t>
+        <w:t xml:space="preserve">재개발▁1▁의 </w:t>
       </w:r>
       <w:r>
         <w:rPr>
@@ -9004,7 +9004,7 @@
           <w:sz w:val="16"/>
           <w:szCs w:val="16"/>
         </w:rPr>
-        <w:t xml:space="preserve">재개발조합은 도시정비법에 따라 ▁123▁구역 내 토지 등 소유자가 조합원이 되도록 하는 강제가입제도를 취하며, 사업시행자는 토지수용권을 가지는 점을 고려, 재개발조합은 목적범위 내에서 일정한 행정작용을 하는 행정주체로서 </w:t>
+        <w:t xml:space="preserve">재개발조합은 도시정비법에 따라 ▁1▁구역 내 토지 등 소유자가 조합원이 되도록 하는 강제가입제도를 취하며, 사업시행자는 토지수용권을 가지는 점을 고려, 재개발조합은 목적범위 내에서 일정한 행정작용을 하는 행정주체로서 </w:t>
       </w:r>
       <w:r>
         <w:rPr>
@@ -9038,7 +9038,7 @@
           <w:sz w:val="16"/>
           <w:szCs w:val="16"/>
         </w:rPr>
-        <w:t>2) ▁124▁의 법적성격</w:t>
+        <w:t>2) ▁1▁설립인가의 법적성격</w:t>
       </w:r>
       <w:r>
         <w:rPr>
@@ -9062,7 +9062,7 @@
           <w:sz w:val="16"/>
           <w:szCs w:val="16"/>
         </w:rPr>
-        <w:t xml:space="preserve">▁125▁조합설립 인가신청에 대한 행정청의 조합설립인가처분은 법령상 일정 요건을 갖춘 경우 추진위원회에게 행정주체로서의 지위를 부여하는 일종의 설권적 처분 성격을 가진다. (견해변경 : 강학상 인가 </w:t>
+        <w:t xml:space="preserve">재개발▁1▁설립 인가신청에 대한 행정청의 조합설립인가처분은 법령상 일정 요건을 갖춘 경우 추진위원회에게 행정주체로서의 지위를 부여하는 일종의 설권적 처분 성격을 가진다. (견해변경 : 강학상 인가 </w:t>
       </w:r>
       <w:r>
         <w:rPr>
@@ -9093,7 +9093,7 @@
           <w:sz w:val="16"/>
           <w:szCs w:val="16"/>
         </w:rPr>
-        <w:t>▁126▁</w:t>
+        <w:t>▁1▁설립인가</w:t>
       </w:r>
       <w:r>
         <w:rPr>
@@ -9141,7 +9141,7 @@
           <w:sz w:val="16"/>
           <w:szCs w:val="16"/>
         </w:rPr>
-        <w:t>▁127▁ 변경처분(2가지 종류</w:t>
+        <w:t>▁1▁설립인가 변경처분(2가지 종류</w:t>
       </w:r>
       <w:r>
         <w:rPr>
@@ -9173,7 +9173,7 @@
           <w:sz w:val="16"/>
           <w:szCs w:val="16"/>
         </w:rPr>
-        <w:t xml:space="preserve"> 도시 및 주거환경정비법 제16조 제2항은 ▁128▁처분의 내용을 변경하는 변경인가처분을 할 때에는 조합설립인가처분과 동일한 요건과 절차를 거칠 것을 요구하고 있다. 그런데 조합설립인가처분과 동일한 요건과 절차가 요구되지 않는 구 도시 및 주거환경정비법 시행령 제27조 각 호에서 정하는 경미한 사항의 변경에 대하여 행정청이 조합설립의 변경인가라는 형식으로 처분을 하였다고 하더라도, 그 성질은 당초의 조합설립인가처분과는 별개로 위 조항에서 정한 경미한 사항의 </w:t>
+        <w:t xml:space="preserve"> 도시 및 주거환경정비법 제16조 제2항은 ▁1▁설립인가처분의 내용을 변경하는 변경인가처분을 할 때에는 조합설립인가처분과 동일한 요건과 절차를 거칠 것을 요구하고 있다. 그런데 조합설립인가처분과 동일한 요건과 절차가 요구되지 않는 구 도시 및 주거환경정비법 시행령 제27조 각 호에서 정하는 경미한 사항의 변경에 대하여 행정청이 조합설립의 변경인가라는 형식으로 처분을 하였다고 하더라도, 그 성질은 당초의 조합설립인가처분과는 별개로 위 조항에서 정한 경미한 사항의 </w:t>
       </w:r>
       <w:r>
         <w:rPr>
@@ -9229,7 +9229,7 @@
           <w:sz w:val="16"/>
           <w:szCs w:val="16"/>
         </w:rPr>
-        <w:t xml:space="preserve">주택재건축사업조합이 새로 ▁129▁처분을 받는 것과 </w:t>
+        <w:t xml:space="preserve">주택재건축사업▁1▁이 새로 조합설립인가처분을 받는 것과 </w:t>
       </w:r>
       <w:r>
         <w:rPr>
@@ -9319,7 +9319,7 @@
           <w:sz w:val="16"/>
           <w:szCs w:val="16"/>
         </w:rPr>
-        <w:t>) ▁130▁설립결의 하자를 다투는 소송형태</w:t>
+        <w:t>) ▁1▁설립결의 하자를 다투는 소송형태</w:t>
       </w:r>
     </w:p>
     <w:p>
@@ -9338,7 +9338,7 @@
           <w:sz w:val="16"/>
           <w:szCs w:val="16"/>
         </w:rPr>
-        <w:t xml:space="preserve">▁131▁설립을 위해서는 </w:t>
+        <w:t xml:space="preserve">▁1▁설립을 위해서는 </w:t>
       </w:r>
       <w:r>
         <w:rPr>
@@ -9374,7 +9374,7 @@
           <w:sz w:val="16"/>
           <w:szCs w:val="16"/>
         </w:rPr>
-        <w:t>▁132▁ 전</w:t>
+        <w:t>▁1▁설립인가 전</w:t>
       </w:r>
       <w:r>
         <w:rPr>
@@ -9445,7 +9445,7 @@
           <w:sz w:val="16"/>
           <w:szCs w:val="16"/>
         </w:rPr>
-        <w:t xml:space="preserve"> ▁133▁</w:t>
+        <w:t xml:space="preserve"> ▁1▁설립인가</w:t>
       </w:r>
       <w:r>
         <w:rPr>
@@ -9516,8 +9516,7 @@
           <w:sz w:val="16"/>
           <w:szCs w:val="16"/>
         </w:rPr>
-        <w:lastRenderedPageBreak/>
-        <w:t>3. 관리처분계획</w:t>
+        <w:t>3. ▁1▁계획</w:t>
       </w:r>
       <w:r>
         <w:rPr>
@@ -9533,7 +9532,7 @@
           <w:sz w:val="16"/>
           <w:szCs w:val="16"/>
         </w:rPr>
-        <w:t>▁134▁</w:t>
+        <w:t>사업시행계획</w:t>
       </w:r>
     </w:p>
     <w:p>
@@ -9581,7 +9580,7 @@
                 <w:sz w:val="16"/>
                 <w:szCs w:val="16"/>
               </w:rPr>
-              <w:t>▁153▁안</w:t>
+              <w:t>사업시행계획안</w:t>
             </w:r>
             <w:r>
               <w:rPr>
@@ -9597,7 +9596,7 @@
                 <w:sz w:val="16"/>
                 <w:szCs w:val="16"/>
               </w:rPr>
-              <w:t>관리처분계획안</w:t>
+              <w:t>▁1▁계획안</w:t>
             </w:r>
           </w:p>
           <w:p>
@@ -9613,7 +9612,7 @@
                 <w:sz w:val="16"/>
                 <w:szCs w:val="16"/>
               </w:rPr>
-              <w:t>▁154▁총회결의</w:t>
+              <w:t>▁1▁총회결의</w:t>
             </w:r>
           </w:p>
         </w:tc>
@@ -9634,7 +9633,7 @@
                 <w:sz w:val="16"/>
                 <w:szCs w:val="16"/>
               </w:rPr>
-              <w:t xml:space="preserve">▁155▁ 전에는 </w:t>
+              <w:t xml:space="preserve">▁1▁ 전에는 </w:t>
             </w:r>
             <w:r>
               <w:rPr>
@@ -9690,7 +9689,7 @@
                 <w:sz w:val="16"/>
                 <w:szCs w:val="16"/>
               </w:rPr>
-              <w:t>▁156▁</w:t>
+              <w:t>인가</w:t>
             </w:r>
             <w:r>
               <w:rPr>
@@ -9706,7 +9705,7 @@
                 <w:sz w:val="16"/>
                 <w:szCs w:val="16"/>
               </w:rPr>
-              <w:t>관리처분계획인가</w:t>
+              <w:t>▁1▁계획인가</w:t>
             </w:r>
           </w:p>
         </w:tc>
@@ -9727,7 +9726,7 @@
                 <w:sz w:val="16"/>
                 <w:szCs w:val="16"/>
               </w:rPr>
-              <w:t>▁157▁는 보충행위에 불과하여 권리구제를 위한 보다 유효적절한 수단(=기본행위인 관리처분계획 자체를 다투는 방법) 있으므로 소의이익 부정</w:t>
+              <w:t>인가는 보충행위에 불과하여 권리구제를 위한 보다 유효적절한 수단(=기본행위인 ▁1▁계획 자체를 다투는 방법) 있으므로 소의이익 부정</w:t>
             </w:r>
           </w:p>
         </w:tc>
@@ -9751,7 +9750,7 @@
                 <w:sz w:val="16"/>
                 <w:szCs w:val="16"/>
               </w:rPr>
-              <w:t>▁158▁</w:t>
+              <w:t>사업시행계획</w:t>
             </w:r>
             <w:r>
               <w:rPr>
@@ -9767,7 +9766,7 @@
                 <w:sz w:val="16"/>
                 <w:szCs w:val="16"/>
               </w:rPr>
-              <w:t>관리처분계획</w:t>
+              <w:t>▁1▁계획</w:t>
             </w:r>
           </w:p>
         </w:tc>
@@ -9788,7 +9787,7 @@
                 <w:sz w:val="16"/>
                 <w:szCs w:val="16"/>
               </w:rPr>
-              <w:t>▁159▁에 의하여 관리처분계획 대외적 구속력 발생하면 관리처분계획을 다투면 되고, 처분의 사전적 절차요건에 불과한 총회결의 부분만을 따로 당사자소송으로 다툴 소의이익 X</w:t>
+              <w:t>인가에 의하여 ▁1▁계획 대외적 구속력 발생하면 관리처분계획을 다투면 되고, 처분의 사전적 절차요건에 불과한 총회결의 부분만을 따로 당사자소송으로 다툴 소의이익 X</w:t>
             </w:r>
           </w:p>
         </w:tc>
@@ -9808,7 +9807,7 @@
           <w:sz w:val="16"/>
           <w:szCs w:val="16"/>
         </w:rPr>
-        <w:t>사업시행계획은 ▁135▁을 위한 설계도면서, 각종 계획을 포괄하는 것으로서 토지이용계획, 설치계획, 이주대책 등을 포함한다.</w:t>
+        <w:t>사업시행계획은 정비사업을 위한 설계도면서, 각종 계획을 포괄하는 것으로서 토지이용계획, 설치계획, 이주대책 등을 포함한다.</w:t>
       </w:r>
       <w:r>
         <w:rPr>
@@ -9824,7 +9823,7 @@
           <w:sz w:val="16"/>
           <w:szCs w:val="16"/>
         </w:rPr>
-        <w:t xml:space="preserve">관리처분계획은 종전 토지소유자의 권리를 새로 조성되는 대지와 건축물에 대한 권리로 변환시키는 계획이다. </w:t>
+        <w:t xml:space="preserve">관리처분계획은 종전 ▁1▁의 권리를 새로 조성되는 대지와 건축물에 대한 권리로 변환시키는 계획이다. </w:t>
       </w:r>
     </w:p>
     <w:p>
@@ -9841,7 +9840,7 @@
           <w:sz w:val="16"/>
           <w:szCs w:val="16"/>
         </w:rPr>
-        <w:t xml:space="preserve">▁136▁/재건축조합의 관리처분계획 및 사업시행계획의 수립은 공법행위에 해당하며 행정계획이다. 그에 대한 총회결의도 공법행위이다. </w:t>
+        <w:t xml:space="preserve">재개발/재건축▁1▁의 관리처분계획 및 사업시행계획의 수립은 공법행위에 해당하며 행정계획이다. 그에 대한 총회결의도 공법행위이다. </w:t>
       </w:r>
       <w:r>
         <w:rPr>
@@ -9889,7 +9888,7 @@
           <w:sz w:val="16"/>
           <w:szCs w:val="16"/>
         </w:rPr>
-        <w:t xml:space="preserve">관리처분계획/▁137▁에 하자가 있는 경우 </w:t>
+        <w:t xml:space="preserve">▁1▁계획/사업시행계획에 하자가 있는 경우 </w:t>
       </w:r>
       <w:r>
         <w:rPr>
@@ -9951,7 +9950,7 @@
           <w:sz w:val="16"/>
           <w:szCs w:val="16"/>
         </w:rPr>
-        <w:t>총회결의에 하자가 있는 경우, 인가 전에는 당사자 소송으로 그 하자를 다투어야 하며, 인가 후에는 ▁138▁(관리처분계획)의 취소 또는 무효확인의 소를 제기하여야 한다.</w:t>
+        <w:t>총회결의에 하자가 있는 경우, 인가 전에는 당사자 소송으로 그 하자를 다투어야 하며, 인가 후에는 사업시행계획(▁1▁계획)의 취소 또는 무효확인의 소를 제기하여야 한다.</w:t>
       </w:r>
     </w:p>
     <w:p>
@@ -9969,7 +9968,7 @@
           <w:sz w:val="16"/>
           <w:szCs w:val="16"/>
         </w:rPr>
-        <w:t>2) ▁139▁ 하자승계 부정</w:t>
+        <w:t>2) ▁1▁ 하자승계 부정</w:t>
       </w:r>
     </w:p>
     <w:p>
@@ -9988,7 +9987,7 @@
           <w:sz w:val="16"/>
           <w:szCs w:val="16"/>
         </w:rPr>
-        <w:t>▁140▁과 관리처분계획은 서로 독립하여 별개의 법적 효과를 발생시키는 것으로서</w:t>
+        <w:t>사업시행계획과 ▁1▁계획은 서로 독립하여 별개의 법적 효과를 발생시키는 것으로서</w:t>
       </w:r>
       <w:r>
         <w:rPr>
@@ -10061,7 +10060,7 @@
           <w:sz w:val="16"/>
           <w:szCs w:val="16"/>
         </w:rPr>
-        <w:t>사업시행</w:t>
+        <w:t>▁1▁</w:t>
       </w:r>
       <w:r>
         <w:rPr>
@@ -10070,7 +10069,7 @@
           <w:sz w:val="16"/>
           <w:szCs w:val="16"/>
         </w:rPr>
-        <w:t>▁141▁</w:t>
+        <w:t>인가</w:t>
       </w:r>
     </w:p>
     <w:p>
@@ -10093,7 +10092,7 @@
           <w:sz w:val="16"/>
           <w:szCs w:val="16"/>
         </w:rPr>
-        <w:t xml:space="preserve"> 등 소유자들이 그 사업을 위한 조합을 따로 설립하지 아니하고 직접 도시환경▁142▁을 시행하고자 하는 경우에는 사업시행계획서에 정관 등과 그 밖에 국토해양부령이 정하는 서류를 첨부하여 시장·군수에게 제출하고 사업시행인가를 받아야 하고, 이러한 절차를 거쳐 사업시행인가를 받은 토지 등 소유자들은 관할 행정청의 감독 아래 정비구역 안에서 구 도시정비법상의 도시환경정비사업을 시행하는 목적 범위 내에서 법령이 정하는 바에 따라 일정한 행정작용을 행하는 행정주</w:t>
+        <w:t xml:space="preserve"> 등 소유자들이 그 사업을 위한 조합을 따로 설립하지 아니하고 직접 도시환경정비사업을 시행하고자 하는 경우에는 사업시행계획서에 정관 등과 그 밖에 국토해양부령이 정하는 서류를 첨부하여 시장·군수에게 제출하고 ▁1▁를 받아야 하고, 이러한 절차를 거쳐 사업시행인가를 받은 토지 등 소유자들은 관할 행정청의 감독 아래 정비구역 안에서 구 도시정비법상의 도시환경정비사업을 시행하는 목적 범위 내에서 법령이 정하는 바에 따라 일정한 행정작용을 행하는 행정주</w:t>
       </w:r>
       <w:r>
         <w:rPr>
@@ -10131,7 +10130,7 @@
           <w:sz w:val="16"/>
           <w:szCs w:val="16"/>
         </w:rPr>
-        <w:t>사업시행인가처분은 단순히 사업시행계획에 대한 보충행위로서의 성질을 가지는 것이 아니라 구 도시정비법상 ▁143▁을 시행할 수 있는 권한을 가지는 행정주체로서의 지위를 부여하는 일종의 설권적 처분의 성격을 가진다.</w:t>
+        <w:t>▁1▁처분은 단순히 사업시행계획에 대한 보충행위로서의 성질을 가지는 것이 아니라 구 도시정비법상 정비사업을 시행할 수 있는 권한을 가지는 행정주체로서의 지위를 부여하는 일종의 설권적 처분의 성격을 가진다.</w:t>
       </w:r>
       <w:r>
         <w:rPr>

--- a/word proj/사례_지자체, 공무원법, 토지보상법, 재개발 등_문제.docx
+++ b/word proj/사례_지자체, 공무원법, 토지보상법, 재개발 등_문제.docx
@@ -224,7 +224,7 @@
           <w:sz w:val="16"/>
           <w:szCs w:val="16"/>
         </w:rPr>
-        <w:t xml:space="preserve"> 지방자치단체의 조례를 제정하거나 개정하거나 ▁1▁할 것을 청구할 수 있다.</w:t>
+        <w:t xml:space="preserve"> 지방자치단체의 조례를 제정하거나 개정하거나 ▁2▁할 것을 청구할 수 있다.</w:t>
       </w:r>
     </w:p>
     <w:p>
@@ -263,7 +263,7 @@
           <w:sz w:val="16"/>
           <w:szCs w:val="16"/>
         </w:rPr>
-        <w:t>지방▁1▁에</w:t>
+        <w:t>지방▁3▁에</w:t>
       </w:r>
       <w:r>
         <w:rPr>
@@ -316,7 +316,7 @@
           <w:sz w:val="16"/>
           <w:szCs w:val="16"/>
         </w:rPr>
-        <w:t xml:space="preserve"> 장은 주민 또는 지방▁1▁ 청구에 의하거나 직권에 의하여 주민투표를 실시할 수 있다.</w:t>
+        <w:t xml:space="preserve"> 장은 주민 또는 지방의회 청구에 의하거나 직권에 의하여 주민투표를 실시할 수 있다.</w:t>
       </w:r>
     </w:p>
     <w:p>
@@ -509,7 +509,7 @@
           <w:sz w:val="16"/>
           <w:szCs w:val="16"/>
         </w:rPr>
-        <w:t>주민이 연대서명하여 그 지방자치단체와 그 장의 권한에 속하는 사무의 처리가 법령</w:t>
+        <w:t>주민이 연대서명하여 그 ▁2▁와 그 장의 권한에 속하는 사무의 처리가 법령</w:t>
       </w:r>
       <w:r>
         <w:rPr>
@@ -625,7 +625,7 @@
           <w:sz w:val="16"/>
           <w:szCs w:val="16"/>
         </w:rPr>
-        <w:t>▁1▁뿐 아니라 기관위임사무 포함되나, 일반적 사무 전반에 대한 감사청구는 불가하고 개별적 구체적 사무처리에 대하여 감사청구를 해야 한다.</w:t>
+        <w:t>자치사무뿐 아니라 기관위임사무 포함되나, 일반적 사무 전반에 대한 감사청구는 불가하고 개별적 구체적 사무처리에 대하여 감사청구를 해야 한다.</w:t>
       </w:r>
     </w:p>
     <w:p>
@@ -689,7 +689,7 @@
           <w:sz w:val="16"/>
           <w:szCs w:val="16"/>
         </w:rPr>
-        <w:t>(공금지출, 재산의 취득▁1▁</w:t>
+        <w:t>(공금지출, 재산의 취득▁3▁</w:t>
       </w:r>
       <w:r>
         <w:rPr>
@@ -808,7 +808,7 @@
           <w:sz w:val="16"/>
           <w:szCs w:val="16"/>
         </w:rPr>
-        <w:t>주민소송에서 다툼의 대상이 된 처분의 위법성은 ▁1▁법상 항고소송에서와 마찬가지로 헌법, 법률, 그 하위의 법규명령, 법의 일반원칙 등 객관적 법질서를 구성하는 모든 법규범에 위반되는지 여부를 기준으로 판단하여야 하는 것이지, 해당 처분으로 지방자치단체의 재정에 손실이 발생하였는지만을 기준으로 판단할 것은 아니다.</w:t>
+        <w:t>주민소송에서 다툼의 대상이 된 처분의 위법성은 ▁4▁법상 항고소송에서와 마찬가지로 헌법, 법률, 그 하위의 법규명령, 법의 일반원칙 등 객관적 법질서를 구성하는 모든 법규범에 위반되는지 여부를 기준으로 판단하여야 하는 것이지, 해당 처분으로 지방자치단체의 재정에 손실이 발생하였는지만을 기준으로 판단할 것은 아니다.</w:t>
       </w:r>
     </w:p>
     <w:p>
@@ -916,7 +916,7 @@
           <w:sz w:val="16"/>
           <w:szCs w:val="16"/>
         </w:rPr>
-        <w:t xml:space="preserve">▁1▁는 </w:t>
+        <w:t xml:space="preserve">지방자치단체는 </w:t>
       </w:r>
       <w:r>
         <w:rPr>
@@ -1230,7 +1230,7 @@
           <w:sz w:val="16"/>
           <w:szCs w:val="16"/>
         </w:rPr>
-        <w:t xml:space="preserve">반면, 기관▁1▁의 경우 지방자치조례에 의하여 이를 하급행정기관에 재위임할 수 없고, 위임기관 장의 승인을 받은 후 지방자치단체의 장이 제정한 </w:t>
+        <w:t xml:space="preserve">반면, 기관위임사무의 경우 지방자치조례에 의하여 이를 하급행정기관에 재위임할 수 없고, 위임기관 장의 승인을 받은 후 ▁2▁의 장이 제정한 </w:t>
       </w:r>
       <w:r>
         <w:rPr>
@@ -1531,23 +1531,23 @@
           <w:sz w:val="16"/>
           <w:szCs w:val="16"/>
         </w:rPr>
-        <w:t>이에 따르면 조례재정대상은 ▁1▁와 단체위임사무에 한정되며, 기관위임사무는 원칙적으로 조례제정대상이 아니다.</w:t>
-      </w:r>
-    </w:p>
-    <w:p>
-      <w:pPr>
-        <w:rPr>
-          <w:sz w:val="16"/>
-          <w:szCs w:val="16"/>
-        </w:rPr>
-      </w:pPr>
-      <w:r>
-        <w:rPr>
-          <w:rFonts w:hint="eastAsia"/>
-          <w:sz w:val="16"/>
-          <w:szCs w:val="16"/>
-        </w:rPr>
-        <w:t>▁1▁와 기관위임사무의 구분 관련, 판례는 법령의 규정형식과 취지를 우선 고려하여야 하지만, 그 외에도 사무 성질이 전국적으로 통일적 처리가 요구되는 사무인지 여부나 비용부담자, 최종적 책임주체를 아울러 고려하여야 한다.</w:t>
+        <w:t>이에 따르면 조례재정대상은 자치사무와 단체▁2▁에 한정되며, 기관위임사무는 원칙적으로 조례제정대상이 아니다.</w:t>
+      </w:r>
+    </w:p>
+    <w:p>
+      <w:pPr>
+        <w:rPr>
+          <w:sz w:val="16"/>
+          <w:szCs w:val="16"/>
+        </w:rPr>
+      </w:pPr>
+      <w:r>
+        <w:rPr>
+          <w:rFonts w:hint="eastAsia"/>
+          <w:sz w:val="16"/>
+          <w:szCs w:val="16"/>
+        </w:rPr>
+        <w:t>▁3▁와 기관위임사무의 구분 관련, 판례는 법령의 규정형식과 취지를 우선 고려하여야 하지만, 그 외에도 사무 성질이 전국적으로 통일적 처리가 요구되는 사무인지 여부나 비용부담자, 최종적 책임주체를 아울러 고려하여야 한다.</w:t>
       </w:r>
     </w:p>
     <w:p>
@@ -1727,7 +1727,7 @@
           <w:sz w:val="16"/>
           <w:szCs w:val="16"/>
         </w:rPr>
-        <w:t xml:space="preserve"> 이에 따라 ▁1▁에 관한 조례는 원칙적으로 법률 위임을 요하지 않는다. 그런데 지방자치법 제28조 단서는 권리제한 또는 의무부과에 관한 사항은 법률 위임을 요하므로, 위 단서조항의 위임여부가 문제된다. </w:t>
+        <w:t xml:space="preserve"> 이에 따라 자치사무에 관한 조례는 원칙적으로 법률 위임을 요하지 않는다. 그런데 지방자치법 제28조 단서는 권리제한 또는 의무부과에 관한 사항은 법률 위임을 요하므로, 위 단서조항의 위임여부가 문제된다. </w:t>
       </w:r>
     </w:p>
     <w:p>
@@ -1769,7 +1769,7 @@
           <w:sz w:val="16"/>
           <w:szCs w:val="16"/>
         </w:rPr>
-        <w:t>이라고 본다. 다만, 지방▁1▁ 자치성 고려하여 법률의 구체적 위임을 요하는 것이 아니라 포</w:t>
+        <w:t>이라고 본다. 다만, 지방▁4▁ 자치성 고려하여 법률의 구체적 위임을 요하는 것이 아니라 포</w:t>
       </w:r>
       <w:r>
         <w:rPr>
@@ -2431,7 +2431,7 @@
           <w:sz w:val="16"/>
           <w:szCs w:val="16"/>
         </w:rPr>
-        <w:t>지방자치단체의 집행기관과 지방▁1▁의 고유권한에 관하여는 조례로 이를 침해할 수 없고,</w:t>
+        <w:t>지방자치단체의 집행기관과 지방의회의 고유권한에 관하여는 조례로 이를 침해할 수 없고,</w:t>
       </w:r>
       <w:r>
         <w:rPr>
@@ -2558,7 +2558,7 @@
                 <w:sz w:val="16"/>
                 <w:szCs w:val="16"/>
               </w:rPr>
-              <w:t xml:space="preserve"> 지방자치단체의 집행기관 사무집행에 관한 감시통제기능은 지방▁1▁ 고유권한이므로, 이를 제한하거나 특정 행정기관에 일임하는 내용의 조례제정은 지방의회 권한을 스스로 저버리는 것으로서 지방자치법령에 위반되어 무효</w:t>
+              <w:t xml:space="preserve"> ▁1▁의 집행기관 사무집행에 관한 감시통제기능은 지방의회 고유권한이므로, 이를 제한하거나 특정 행정기관에 일임하는 내용의 조례제정은 지방의회 권한을 스스로 저버리는 것으로서 지방자치법령에 위반되어 무효</w:t>
             </w:r>
           </w:p>
           <w:p>
@@ -2582,7 +2582,7 @@
                 <w:sz w:val="16"/>
                 <w:szCs w:val="16"/>
               </w:rPr>
-              <w:t>지방▁1▁가 지방자치단체의 집행기관 사무집행에 시정을 요구하는 외 관계자 문책까지 요구할 수 있도록 조례</w:t>
+              <w:t>지방▁2▁가 지방자치단체의 집행기관 사무집행에 시정을 요구하는 외 관계자 문책까지 요구할 수 있도록 조례</w:t>
             </w:r>
             <w:r>
               <w:rPr>
@@ -2624,7 +2624,7 @@
                 <w:sz w:val="16"/>
                 <w:szCs w:val="16"/>
               </w:rPr>
-              <w:t>∨ 합의제행정기관 설치에 관한 조례는 ▁1▁의 장의 고유권한인 합의제 행정기관 설치권한 적극개입으로서 관련 법령에 위반되어 허용되지 않는다. (지자체장이 그 설치를 위한 조례안의 제안권을 가진다.)</w:t>
+              <w:t>∨ 합의제행정기관 설치에 관한 조례는 지방자치단체의 장의 고유권한인 합의제 행정기관 설치권한 적극개입으로서 관련 법령에 위반되어 허용되지 않는다. (지자체장이 그 설치를 위한 조례안의 제안권을 가진다.)</w:t>
             </w:r>
           </w:p>
         </w:tc>
@@ -2646,7 +2646,8 @@
                 <w:sz w:val="16"/>
                 <w:szCs w:val="16"/>
               </w:rPr>
-              <w:t>∨ 지방자치단체 사무의 민간위탁에 관하여 지방▁1▁ 사전동의 받도록 정한 것</w:t>
+              <w:lastRenderedPageBreak/>
+              <w:t>∨ 지방자치단체 사무의 민간위탁에 관하여 지방의회 사전동의 받도록 정한 것</w:t>
             </w:r>
           </w:p>
           <w:p>
@@ -2662,7 +2663,7 @@
                 <w:sz w:val="16"/>
                 <w:szCs w:val="16"/>
               </w:rPr>
-              <w:t>∨ 옴부즈맨 위촉해촉 시 지방▁1▁ 동의를 얻도록 규정한 것</w:t>
+              <w:t>∨ 옴부즈맨 위촉해촉 시 지방의회 동의를 얻도록 규정한 것</w:t>
             </w:r>
             <w:r>
               <w:rPr>
@@ -2729,7 +2730,7 @@
           <w:sz w:val="16"/>
           <w:szCs w:val="16"/>
         </w:rPr>
-        <w:t>원칙적으로 지방의회는 ▁1▁에 대하여만 조례제정권 가지나, 기관위임사무의 경우에도 상위법령 위임이 있는 경우 조례로 정할 수 있다.</w:t>
+        <w:t>원칙적으로 지방의회는 자치사무에 대하여만 조례제정권 가지나, 기관▁1▁의 경우에도 상위법령 위임이 있는 경우 조례로 정할 수 있다.</w:t>
       </w:r>
       <w:r>
         <w:rPr>
@@ -2755,7 +2756,7 @@
           <w:sz w:val="16"/>
           <w:szCs w:val="16"/>
         </w:rPr>
-        <w:t xml:space="preserve">판례는 기관▁1▁에 있어 그에 관한 개별 법령에서 일정사항을 조례로 정하도록 위임한 경우 위임조례 정할 수 있고, 이 때 그 내용은 </w:t>
+        <w:t xml:space="preserve">판례는 기관위임사무에 있어 그에 관한 개별 법령에서 일정사항을 조례로 정하도록 위임한 경우 위임조례 정할 수 있고, 이 때 그 내용은 </w:t>
       </w:r>
       <w:r>
         <w:rPr>
@@ -2859,15 +2860,15 @@
           <w:sz w:val="16"/>
           <w:szCs w:val="16"/>
         </w:rPr>
-        <w:t xml:space="preserve">(비교) 기관▁1▁ 재위임의 경우 </w:t>
-      </w:r>
-      <w:r>
-        <w:rPr>
-          <w:rFonts w:hint="eastAsia"/>
-          <w:sz w:val="16"/>
-          <w:szCs w:val="16"/>
-        </w:rPr>
-        <w:t xml:space="preserve">위임기관 장의 승인을 받은 후 지방자치단체의 장이 제정한 </w:t>
+        <w:t xml:space="preserve">(비교) 기관위임사무 재위임의 경우 </w:t>
+      </w:r>
+      <w:r>
+        <w:rPr>
+          <w:rFonts w:hint="eastAsia"/>
+          <w:sz w:val="16"/>
+          <w:szCs w:val="16"/>
+        </w:rPr>
+        <w:t xml:space="preserve">위임기관 장의 승인을 받은 후 ▁2▁의 장이 제정한 </w:t>
       </w:r>
       <w:r>
         <w:rPr>
@@ -3009,7 +3010,7 @@
           <w:sz w:val="16"/>
           <w:szCs w:val="16"/>
         </w:rPr>
-        <w:t>조례는 지방자치단체가 법령의 범위 안에서 그 권한에 속하는 사무에 관하여 지방▁1▁의 의결로서 제정하는 자치법규로서(지방자치법 28조), 보통은 일반적·추상적인 법규의 성질을 가지므로 항고소송의 대상이 되지 않</w:t>
+        <w:t>조례는 ▁1▁가 법령의 범위 안에서 그 권한에 속하는 사무에 관하여 지방의회의 의결로서 제정하는 자치법규로서(지방자치법 28조), 보통은 일반적·추상적인 법규의 성질을 가지므로 항고소송의 대상이 되지 않</w:t>
       </w:r>
       <w:r>
         <w:rPr>
@@ -3447,7 +3448,7 @@
           <w:sz w:val="16"/>
           <w:szCs w:val="16"/>
         </w:rPr>
-        <w:t xml:space="preserve">③ 지방자치단체의 장은 이송받은 조례안에 대하여 이의가 있으면 제2항의 기간에 이유를 붙여 지방▁1▁로 환부하고, </w:t>
+        <w:t xml:space="preserve">③ ▁1▁의 장은 이송받은 조례안에 대하여 이의가 있으면 제2항의 기간에 이유를 붙여 지방의회로 환부하고, </w:t>
       </w:r>
       <w:r>
         <w:rPr>
@@ -3684,7 +3685,7 @@
                 <w:sz w:val="16"/>
                 <w:szCs w:val="16"/>
               </w:rPr>
-              <w:t xml:space="preserve"> 따라 지자체장이 재의요구하였음에도 불구하고 지방▁1▁가 동일한 내용의 재의결을 한 경우, 지자체장</w:t>
+              <w:t xml:space="preserve"> 따라 지자체장이 재의요구하였음에도 불구하고 지방의회가 동일한 내용의 재의결을 한 경우, 지자체장</w:t>
             </w:r>
             <w:r>
               <w:rPr>
@@ -3761,7 +3762,7 @@
           <w:sz w:val="16"/>
           <w:szCs w:val="16"/>
         </w:rPr>
-        <w:t>구/군▁1▁ 감독청 : 1차 시도지사, 2차 장관</w:t>
+        <w:t>구/군의회 감독청 : 1차 시도지사, 2차 장관</w:t>
       </w:r>
       <w:r>
         <w:rPr>
@@ -3808,7 +3809,7 @@
           <w:sz w:val="16"/>
           <w:szCs w:val="16"/>
         </w:rPr>
-        <w:t xml:space="preserve">192조(지방▁1▁ 의결의 재의와 제소) ① 지방의회의 의결이 </w:t>
+        <w:t xml:space="preserve">192조(지방의회 의결의 재의와 제소) ① 지방의회의 의결이 </w:t>
       </w:r>
       <w:r>
         <w:rPr>
@@ -3842,7 +3843,7 @@
           <w:sz w:val="16"/>
           <w:szCs w:val="16"/>
         </w:rPr>
-        <w:t>고 판단되면 시ㆍ도에 대해서는 주무부장관이, 시ㆍ군 및 자치구에 대해서는 시ㆍ도지사가 해당 지방자치단체의 장에게 재의를 요구하게 할 수 있</w:t>
+        <w:t>고 판단되면 시ㆍ도에 대해서는 주무부장관이, 시ㆍ군 및 자치구에 대해서는 시ㆍ도지사가 해당 ▁2▁의 장에게 재의를 요구하게 할 수 있</w:t>
       </w:r>
       <w:r>
         <w:rPr>
@@ -4136,15 +4137,15 @@
           <w:sz w:val="16"/>
           <w:szCs w:val="16"/>
         </w:rPr>
-        <w:t>▁1▁</w:t>
-      </w:r>
-      <w:r>
-        <w:rPr>
-          <w:rFonts w:hint="eastAsia"/>
-          <w:sz w:val="16"/>
-          <w:szCs w:val="16"/>
-        </w:rPr>
-        <w:t>/기관위임사무</w:t>
+        <w:t>자치사무</w:t>
+      </w:r>
+      <w:r>
+        <w:rPr>
+          <w:rFonts w:hint="eastAsia"/>
+          <w:sz w:val="16"/>
+          <w:szCs w:val="16"/>
+        </w:rPr>
+        <w:t>/기관▁1▁</w:t>
       </w:r>
       <w:r>
         <w:rPr>
@@ -4292,7 +4293,7 @@
           <w:sz w:val="16"/>
           <w:szCs w:val="16"/>
         </w:rPr>
-        <w:t>▁1▁에 대한 통제수단</w:t>
+        <w:t>자치사무에 대한 통제수단</w:t>
       </w:r>
       <w:r>
         <w:rPr>
@@ -4324,7 +4325,7 @@
           <w:sz w:val="16"/>
           <w:szCs w:val="16"/>
         </w:rPr>
-        <w:t>: 지자체장이 ▁1▁로서 행한 명령, 처분</w:t>
+        <w:t>: 지자체장이 자치사무로서 행한 명령, 처분</w:t>
       </w:r>
       <w:r>
         <w:rPr>
@@ -4422,15 +4423,15 @@
           <w:sz w:val="16"/>
           <w:szCs w:val="16"/>
         </w:rPr>
-        <w:t xml:space="preserve">제188조 시정명령 대상에 국가위임사무도 포함된다는 견해가 있으나, 기관위임사무는 </w:t>
-      </w:r>
-      <w:r>
-        <w:rPr>
-          <w:rFonts w:hint="eastAsia"/>
-          <w:sz w:val="16"/>
-          <w:szCs w:val="16"/>
-        </w:rPr>
-        <w:t xml:space="preserve">지방자치법 제185조에 따라 감독청의 지도감독을 받으므로, 당연히 시정명령 및 취소정지가 가능하다. 제188조는 지방자치의 독자성을 견제하되, 부당한 통제에 대한 지자체 불복을 규정한 점 등을 고려 ▁1▁에 관한 통제수단을 규정한 것으로 봄이 타당하므로, 기관위임사무는 포함되지 않는다. </w:t>
+        <w:t xml:space="preserve">제188조 시정명령 대상에 국가▁2▁도 포함된다는 견해가 있으나, 기관위임사무는 </w:t>
+      </w:r>
+      <w:r>
+        <w:rPr>
+          <w:rFonts w:hint="eastAsia"/>
+          <w:sz w:val="16"/>
+          <w:szCs w:val="16"/>
+        </w:rPr>
+        <w:t xml:space="preserve">지방자치법 제185조에 따라 감독청의 지도감독을 받으므로, 당연히 시정명령 및 취소정지가 가능하다. 제188조는 지방자치의 독자성을 견제하되, 부당한 통제에 대한 지자체 불복을 규정한 점 등을 고려 자치사무에 관한 통제수단을 규정한 것으로 봄이 타당하므로, 기관위임사무는 포함되지 않는다. </w:t>
       </w:r>
     </w:p>
     <w:p>
@@ -4477,7 +4478,7 @@
           <w:sz w:val="16"/>
           <w:szCs w:val="16"/>
         </w:rPr>
-        <w:t xml:space="preserve">▁1▁의 사무에 관한 지방자치단체의 장의 </w:t>
+        <w:t xml:space="preserve">▁3▁의 사무에 관한 지방자치단체의 장의 </w:t>
       </w:r>
       <w:r>
         <w:rPr>
@@ -4786,7 +4787,7 @@
           <w:sz w:val="16"/>
           <w:szCs w:val="16"/>
         </w:rPr>
-        <w:t>지방자치단체장이 위임받아 처리하는 국가사무에 관하여 주무부장관, 시ㆍ도지사의 지도ㆍ감독을 받는다</w:t>
+        <w:t>▁2▁장이 위임받아 처리하는 국가사무에 관하여 주무부장관, 시ㆍ도지사의 지도ㆍ감독을 받는다</w:t>
       </w:r>
       <w:r>
         <w:rPr>
@@ -4809,7 +4810,7 @@
           <w:sz w:val="16"/>
           <w:szCs w:val="16"/>
         </w:rPr>
-        <w:t xml:space="preserve"> 따라서 기관▁1▁를 위한 지자체장의 명령규칙 통제를 위하여 감독청은 시정명령을 </w:t>
+        <w:t xml:space="preserve"> 따라서 기관위임사무를 위한 지자체장의 명령규칙 통제를 위하여 감독청은 시정명령을 </w:t>
       </w:r>
       <w:r>
         <w:rPr>
@@ -4888,7 +4889,7 @@
           <w:sz w:val="16"/>
           <w:szCs w:val="16"/>
         </w:rPr>
-        <w:t xml:space="preserve">지방자치단체의 장이 ▁1▁의 관리와 집행을 </w:t>
+        <w:t xml:space="preserve">지방자치단체의 장이 위임사무의 관리와 집행을 </w:t>
       </w:r>
       <w:r>
         <w:rPr>
@@ -4935,7 +4936,7 @@
           <w:sz w:val="16"/>
           <w:szCs w:val="16"/>
         </w:rPr>
-        <w:t>직무이행명령은 기관위임사무에 대한 통제수단이나, 예외적으로 제165조 분쟁조정절차에 따라 분쟁조정결정이 있음에도 불구하고 이를 성실히 이행하지 않는 지자체에 대하여 직무이행명령을 할 수 있다. 이 경우 ▁1▁에 대한 직무이행명령이 이루어진다.</w:t>
+        <w:t>직무이행명령은 기관위임사무에 대한 통제수단이나, 예외적으로 제165조 분쟁조정절차에 따라 분쟁조정결정이 있음에도 불구하고 이를 성실히 이행하지 않는 지자체에 대하여 직무이행명령을 할 수 있다. 이 경우 ▁3▁에 대한 직무이행명령이 이루어진다.</w:t>
       </w:r>
     </w:p>
     <w:p>
@@ -5171,7 +5172,7 @@
           <w:sz w:val="16"/>
           <w:szCs w:val="16"/>
         </w:rPr>
-        <w:t>국가공무원법은 신규채용 시 시보기간을 규정하며, 시보기간 내 근무성적이 나쁘거나 자질이 부족한 경우 면직할 수 있으므로 시보▁1▁은 조건부채용이다. 시보임용 시 결격사유가 있었으나, 정규임용 시 결격사유가 해제된 경우, 정규임용취소할 수 있는지 문제되나, 판례는 시보임용이 무효이고, 그에 따라 시보근무경력이 없으므로 정규임용은 자격요건 결여되어 위법하다고 본다.</w:t>
+        <w:t>국가공무원법은 신규채용 시 시보기간을 규정하며, 시보기간 내 근무성적이 나쁘거나 자질이 부족한 경우 면직할 수 있으므로 시보임용은 조건부채용이다. 시보임용 시 결격사유가 있었으나, 정규임용 시 결격사유가 해제된 경우, 정규임용취소할 수 있는지 문제되나, 판례는 시보임용이 무효이고, 그에 따라 시보근무경력이 없으므로 정규임용은 자격요건 결여되어 위법하다고 본다.</w:t>
       </w:r>
     </w:p>
     <w:p>
@@ -5269,23 +5270,23 @@
           <w:sz w:val="16"/>
           <w:szCs w:val="16"/>
         </w:rPr>
-        <w:t>▁1▁결격사유가 있는 자가 연금법상 퇴직연금/퇴직금을 청구할 수 있는지 문제된다.</w:t>
-      </w:r>
-    </w:p>
-    <w:p>
-      <w:pPr>
-        <w:rPr>
-          <w:sz w:val="16"/>
-          <w:szCs w:val="16"/>
-        </w:rPr>
-      </w:pPr>
-      <w:r>
-        <w:rPr>
-          <w:rFonts w:hint="eastAsia"/>
-          <w:sz w:val="16"/>
-          <w:szCs w:val="16"/>
-        </w:rPr>
-        <w:t xml:space="preserve">판례는 공무원 ▁1▁이 무효인 이상, 공무원 신분을 가진 적 없으므로 공무원 연급법상 퇴직연금을 구할 수 없다고 본다.다만, 스스로 적립한 기여액과 법률 소정의 퇴직금에 해당하는 부분은 국가가 부당이득한 것이므로 (민사소송으로) 반환청구할 수 있다고 본다. </w:t>
+        <w:t>임용결격사유가 있는 자가 연금법상 퇴직연금/퇴직금을 청구할 수 있는지 문제된다.</w:t>
+      </w:r>
+    </w:p>
+    <w:p>
+      <w:pPr>
+        <w:rPr>
+          <w:sz w:val="16"/>
+          <w:szCs w:val="16"/>
+        </w:rPr>
+      </w:pPr>
+      <w:r>
+        <w:rPr>
+          <w:rFonts w:hint="eastAsia"/>
+          <w:sz w:val="16"/>
+          <w:szCs w:val="16"/>
+        </w:rPr>
+        <w:t xml:space="preserve">판례는 공무원 임용이 무효인 이상, 공무원 신분을 가진 적 없으므로 공무원 연급법상 퇴직연금을 구할 수 없다고 본다.다만, 스스로 적립한 기여액과 법률 소정의 퇴직금에 해당하는 부분은 국가가 부당이득한 것이므로 (민사소송으로) 반환청구할 수 있다고 본다. </w:t>
       </w:r>
     </w:p>
     <w:p>
@@ -5399,7 +5400,7 @@
           <w:sz w:val="16"/>
           <w:szCs w:val="16"/>
         </w:rPr>
-        <w:t xml:space="preserve">공무원은 ▁1▁(상관이 직무에 관하여 발한 것으로서 법령에 위배되지 않을 것)에 복종할 의무를 진다. </w:t>
+        <w:t xml:space="preserve">공무원은 직무명령(상관이 직무에 관하여 발한 것으로서 법령에 위배되지 않을 것)에 복종할 의무를 진다. </w:t>
       </w:r>
     </w:p>
     <w:p>
@@ -5447,7 +5448,7 @@
           <w:sz w:val="16"/>
           <w:szCs w:val="16"/>
         </w:rPr>
-        <w:t>(판례 : ▁1▁ 복종의무 위반 자체 불인정) 검찰청장이 검사에게 참고인 조사 출석명령을 내린 경우, 이는 직무에 관한 명령이 아니므로 직무명령 복종의무 위반이 인정되지 아니하여 그 부분 처분사유는 부존재한다.</w:t>
+        <w:t>(판례 : 직무명령 복종의무 위반 자체 불인정) 검찰청장이 검사에게 참고인 조사 출석명령을 내린 경우, 이는 직무에 관한 명령이 아니므로 직무명령 복종의무 위반이 인정되지 아니하여 그 부분 처분사유는 부존재한다.</w:t>
       </w:r>
     </w:p>
     <w:p>
@@ -5492,7 +5493,7 @@
           <w:sz w:val="16"/>
           <w:szCs w:val="16"/>
         </w:rPr>
-        <w:t>(전출명령 = ▁1▁이기는 한데, 당사자 동의가 없어 취소사유 있는 전출명령)</w:t>
+        <w:t>(전출명령 = 직무명령이기는 한데, 당사자 동의가 없어 취소사유 있는 전출명령)</w:t>
       </w:r>
       <w:r>
         <w:rPr>
@@ -5521,7 +5522,7 @@
           <w:sz w:val="16"/>
           <w:szCs w:val="16"/>
         </w:rPr>
-        <w:t>, 위법한 명령이 적법함을 전제로 내린 징계처분은 그 명령이 공정력에 의하여 취소되기 전까지는 유효하</w:t>
+        <w:t>, 위법한 명령이 적법함을 전제로 내린 ▁2▁처분은 그 명령이 공정력에 의하여 취소되기 전까지는 유효하</w:t>
       </w:r>
       <w:r>
         <w:rPr>
@@ -5951,7 +5952,7 @@
           <w:sz w:val="16"/>
           <w:szCs w:val="16"/>
         </w:rPr>
-        <w:t>그에 근거한 ▁1▁처분</w:t>
+        <w:t>그에 근거한 징계처분</w:t>
       </w:r>
       <w:r>
         <w:rPr>
@@ -6040,7 +6041,7 @@
           <w:sz w:val="16"/>
           <w:szCs w:val="16"/>
         </w:rPr>
-        <w:t xml:space="preserve">징계의결요구권자는 공무원이 징계사유에 해당할 때 관할 ▁1▁에 반드시 징계의결을 요구하여야 </w:t>
+        <w:t xml:space="preserve">징계의결요구권자는 공무원이 징계사유에 해당할 때 관할 ▁2▁에 반드시 징계의결을 요구하여야 </w:t>
       </w:r>
       <w:r>
         <w:rPr>
@@ -6088,23 +6089,23 @@
           <w:sz w:val="16"/>
           <w:szCs w:val="16"/>
         </w:rPr>
-        <w:t>당연퇴직은 결격사유 있으면 법률상 당연퇴직의 효과가 발생하며, 공무원관계 소멸시키기 위한 별도 행정처분을 요하지 않으므로, 당연퇴직 통보는 관념의 통지에 불과하여 ▁1▁의 대상이 되지 않는다.</w:t>
-      </w:r>
-    </w:p>
-    <w:p>
-      <w:pPr>
-        <w:rPr>
-          <w:sz w:val="16"/>
-          <w:szCs w:val="16"/>
-        </w:rPr>
-      </w:pPr>
-      <w:r>
-        <w:rPr>
-          <w:rFonts w:hint="eastAsia"/>
-          <w:sz w:val="16"/>
-          <w:szCs w:val="16"/>
-        </w:rPr>
-        <w:t xml:space="preserve">행정규칙에 불과한 공무원▁1▁양정규칙에 기한 불문경고조치는 법률상 징계처분은 아니지만, 그로인해 승진과 승급 제한되는 등 불리한 법적효과 발생하므로 처분에 해당한다. </w:t>
+        <w:t>당연퇴직은 결격사유 있으면 법률상 당연퇴직의 효과가 발생하며, 공무원관계 소멸시키기 위한 별도 행정처분을 요하지 않으므로, 당연퇴직 통보는 관념의 통지에 불과하여 ▁3▁의 대상이 되지 않는다.</w:t>
+      </w:r>
+    </w:p>
+    <w:p>
+      <w:pPr>
+        <w:rPr>
+          <w:sz w:val="16"/>
+          <w:szCs w:val="16"/>
+        </w:rPr>
+      </w:pPr>
+      <w:r>
+        <w:rPr>
+          <w:rFonts w:hint="eastAsia"/>
+          <w:sz w:val="16"/>
+          <w:szCs w:val="16"/>
+        </w:rPr>
+        <w:t xml:space="preserve">행정규칙에 불과한 공무원징계양정규칙에 기한 불문경고조치는 법률상 징계처분은 아니지만, 그로인해 승진과 승급 제한되는 등 불리한 법적효과 발생하므로 처분에 해당한다. </w:t>
       </w:r>
     </w:p>
     <w:p>
@@ -6153,7 +6154,7 @@
           <w:sz w:val="16"/>
           <w:szCs w:val="16"/>
         </w:rPr>
-        <w:t xml:space="preserve">공무원의 진술기회 부여하지 않은 ▁1▁의결은 무효이다. </w:t>
+        <w:t xml:space="preserve">공무원의 진술기회 부여하지 않은 징계의결은 무효이다. </w:t>
       </w:r>
     </w:p>
     <w:p>
@@ -6185,7 +6186,7 @@
           <w:sz w:val="16"/>
           <w:szCs w:val="16"/>
         </w:rPr>
-        <w:t>징계와 같은 불이익 처분절차에서 징계심의대상자에게 변호사를 통한 방어권 행사를 보장하는 것이 필요하고, 징계심의대상자가 선임한 변호사가 ▁1▁에 출석하여 징계심의대상자를 위하여 필요한 의견을 진술하는 것은 방어권 행사 본질적 내용에 해당하므로, 행정청은 특별한 사정이 없는 한 이를 거부할 수 없다. 정당한 이유없</w:t>
+        <w:t>징계와 같은 불이익 처분절차에서 징계심의대상자에게 변호사를 통한 방어권 행사를 보장하는 것이 필요하고, 징계심의대상자가 선임한 변호사가 ▁2▁에 출석하여 징계심의대상자를 위하여 필요한 의견을 진술하는 것은 방어권 행사 본질적 내용에 해당하므로, 행정청은 특별한 사정이 없는 한 이를 거부할 수 없다. 정당한 이유없</w:t>
       </w:r>
       <w:r>
         <w:rPr>
@@ -6224,7 +6225,7 @@
           <w:sz w:val="16"/>
           <w:szCs w:val="16"/>
         </w:rPr>
-        <w:t xml:space="preserve">▁1▁심의대상자의 대리인이 관련된 행정절차나 소송절차에서 이미 실질적인 증거조사를 하고 의견을 진술하는 절차를 거쳐서 징계심의대상자의 방어권 행사에 실질적으로 지장이 초래되었다고 볼 수 없는 특별한 사정이 있는 경우에는, </w:t>
+        <w:t xml:space="preserve">징계심의대상자의 대리인이 관련된 행정절차나 소송절차에서 이미 실질적인 증거조사를 하고 의견을 진술하는 절차를 거쳐서 징계심의대상자의 방어권 행사에 실질적으로 지장이 초래되었다고 볼 수 없는 특별한 사정이 있는 경우에는, </w:t>
       </w:r>
       <w:r>
         <w:rPr>
@@ -6278,7 +6279,7 @@
           <w:sz w:val="16"/>
           <w:szCs w:val="16"/>
         </w:rPr>
-        <w:t>재처분절차의 ▁1▁ 심의에 원고의 소송대리인의 출석을 허용하지 아니한 것이 원고의 방어권 행사에 지장을 초래</w:t>
+        <w:t>재처분절차의 징계위원회 심의에 원고의 소송대리인의 출석을 허용하지 아니한 것이 원고의 방어권 행사에 지장을 초래</w:t>
       </w:r>
       <w:r>
         <w:rPr>
@@ -6319,7 +6320,7 @@
           <w:sz w:val="16"/>
           <w:szCs w:val="16"/>
         </w:rPr>
-        <w:t xml:space="preserve">공무원(국가/지방/국공립학교 교원)에 대한 징계 </w:t>
+        <w:t xml:space="preserve">공무원(국가/지방/국공립학교 교원)에 대한 ▁1▁ </w:t>
       </w:r>
       <w:r>
         <w:rPr>
@@ -6334,7 +6335,7 @@
           <w:sz w:val="16"/>
           <w:szCs w:val="16"/>
         </w:rPr>
-        <w:t xml:space="preserve"> ▁1▁청구(필요적 전심절차, 제소기간 특례 30일) </w:t>
+        <w:t xml:space="preserve"> 소청심사청구(필요적 전심절차, 제소기간 특례 30일) </w:t>
       </w:r>
       <w:r>
         <w:rPr>
@@ -6382,7 +6383,7 @@
           <w:sz w:val="16"/>
           <w:szCs w:val="16"/>
         </w:rPr>
-        <w:t>국가공무원법 제16조 1항은 징계처분 등에 대한 행정소송은 ▁1▁위원회의 심사결정을 거치지 아니하면 제기할 수 없다고 하여 규정하며, 소청심사는 행정소송법 제18조 1항 단서의 필요적 전심절차에 해당한다.</w:t>
+        <w:t>국가공무원법 제16조 1항은 ▁1▁처분 등에 대한 행정소송은 소청심사위원회의 심사결정을 거치지 아니하면 제기할 수 없다고 하여 규정하며, 소청심사는 행정소송법 제18조 1항 단서의 필요적 전심절차에 해당한다.</w:t>
       </w:r>
     </w:p>
     <w:p>
@@ -6431,23 +6432,23 @@
           <w:sz w:val="16"/>
           <w:szCs w:val="16"/>
         </w:rPr>
-        <w:t xml:space="preserve">▁1▁위원회는 국가공무원법 제9조에 따른 소청을 담당하는 특별행정심판기관이다. </w:t>
-      </w:r>
-    </w:p>
-    <w:p>
-      <w:pPr>
-        <w:rPr>
-          <w:sz w:val="16"/>
-          <w:szCs w:val="16"/>
-        </w:rPr>
-      </w:pPr>
-      <w:r>
-        <w:rPr>
-          <w:rFonts w:hint="eastAsia"/>
-          <w:sz w:val="16"/>
-          <w:szCs w:val="16"/>
-        </w:rPr>
-        <w:t>▁1▁위원회는 공무원 징계처분 등에 대하여 국가 등의 의사를 내부적으로 결정하여, 이를 소청결정을 통해 외부적으</w:t>
+        <w:t xml:space="preserve">소청심사위원회는 국가공무원법 제9조에 따른 소청을 담당하는 특별행정심판기관이다. </w:t>
+      </w:r>
+    </w:p>
+    <w:p>
+      <w:pPr>
+        <w:rPr>
+          <w:sz w:val="16"/>
+          <w:szCs w:val="16"/>
+        </w:rPr>
+      </w:pPr>
+      <w:r>
+        <w:rPr>
+          <w:rFonts w:hint="eastAsia"/>
+          <w:sz w:val="16"/>
+          <w:szCs w:val="16"/>
+        </w:rPr>
+        <w:t>소청심사위원회는 공무원 ▁2▁처분 등에 대하여 국가 등의 의사를 내부적으로 결정하여, 이를 소청결정을 통해 외부적으</w:t>
       </w:r>
       <w:r>
         <w:rPr>
@@ -6472,7 +6473,7 @@
           <w:sz w:val="16"/>
           <w:szCs w:val="16"/>
         </w:rPr>
-        <w:t xml:space="preserve">(비교) ▁1▁ 의결에 기속되어 징계권자가 징계처분을 하여야 하나, 징계처분 의사표시 주체는 어디까지나 징계권자이므로 징계위원회는 </w:t>
+        <w:t xml:space="preserve">(비교) ▁3▁ 의결에 기속되어 징계권자가 징계처분을 하여야 하나, 징계처분 의사표시 주체는 어디까지나 징계권자이므로 징계위원회는 </w:t>
       </w:r>
       <w:r>
         <w:rPr>
@@ -6586,7 +6587,7 @@
           <w:sz w:val="16"/>
           <w:szCs w:val="16"/>
         </w:rPr>
-        <w:t>직위해제는 장래 위험 예방을 위한 일시적, 잠정적 조치로서 징벌적 제재인 ▁1▁와 법적 기초, 성질, 사유를 달리하여 양자간 일사부재리 또는 이중처벌의 문제는 없다.</w:t>
+        <w:t>직위해제는 장래 위험 예방을 위한 일시적, 잠정적 조치로서 징벌적 제재인 징계와 법적 기초, 성질, 사유를 달리하여 양자간 일사부재리 또는 이중처벌의 문제는 없다.</w:t>
       </w:r>
     </w:p>
     <w:p>
@@ -6635,7 +6636,7 @@
           <w:sz w:val="16"/>
           <w:szCs w:val="16"/>
         </w:rPr>
-        <w:t xml:space="preserve">판례는 직위해제 시 처분사유 통지하며, 직위해제에 대하여 ▁1▁ 제기하여 불복할 수 있으므로 직위해제처분에 행정절차법상 사전통지 및 의견청취 절차가 적용되지 않는다고 본다. </w:t>
+        <w:t xml:space="preserve">판례는 직위해제 시 처분사유 통지하며, 직위해제에 대하여 ▁2▁ 제기하여 불복할 수 있으므로 직위해제처분에 행정절차법상 사전통지 및 의견청취 절차가 적용되지 않는다고 본다. </w:t>
       </w:r>
     </w:p>
     <w:p>
@@ -6668,7 +6669,7 @@
           <w:sz w:val="16"/>
           <w:szCs w:val="16"/>
         </w:rPr>
-        <w:t>판례는 양 자간 하자승계 부정하나, 직무수행능력이 부족하거나 근무성적 불량하여 직위해제된 자가 대기명령기간 중 성적향상을 기대하기 어려우면 ▁1▁권자는 징계위원회 동의를 얻어 직권으로 면직시킬 수 있는데, 이러한 경우에는 양 자간 하자승계 인정할 수 있다고 보는 견해도 있다.</w:t>
+        <w:t>판례는 양 자간 하자승계 부정하나, 직무수행능력이 부족하거나 근무성적 불량하여 직위해제된 자가 대기명령기간 중 성적향상을 기대하기 어려우면 임용권자는 ▁1▁ 동의를 얻어 직권으로 면직시킬 수 있는데, 이러한 경우에는 양 자간 하자승계 인정할 수 있다고 보는 견해도 있다.</w:t>
       </w:r>
     </w:p>
     <w:p>
@@ -6764,7 +6765,7 @@
           <w:sz w:val="16"/>
           <w:szCs w:val="16"/>
         </w:rPr>
-        <w:t>직위해제처분에 따른 승진과 승급제한 등의 불이익이 있다면 불이익 제거를 위하여 취소를 구할 ▁1▁의 소의이익 인정</w:t>
+        <w:t>직위해제처분에 따른 승진과 승급제한 등의 불이익이 있다면 불이익 제거를 위하여 취소를 구할 ▁2▁의 소의이익 인정</w:t>
       </w:r>
     </w:p>
     <w:p>
@@ -6829,23 +6830,23 @@
           <w:sz w:val="16"/>
           <w:szCs w:val="16"/>
         </w:rPr>
-        <w:t>사립학교 교원에 대한 학교법인의 징계, 재▁1▁거분 등은 사인 간 고용관계에 기초한 것으로서 사법상 행위에 해당하며, 민사소송의 대상이 된다.</w:t>
-      </w:r>
-    </w:p>
-    <w:p>
-      <w:pPr>
-        <w:rPr>
-          <w:sz w:val="16"/>
-          <w:szCs w:val="16"/>
-        </w:rPr>
-      </w:pPr>
-      <w:r>
-        <w:rPr>
-          <w:rFonts w:hint="eastAsia"/>
-          <w:sz w:val="16"/>
-          <w:szCs w:val="16"/>
-        </w:rPr>
-        <w:t>다만, 사립학교 교원은 위 분쟁을 해결하기 위하여 교원▁1▁위원회에 소청심사를 청구할 수 있는 바, 소청결정은 특정한 법률관계에 대하여 행정청이 공적 지위를 가지고 판단, 확정하는 행정처분에 해당한다. 이 경우 소청심사위원회의 소청결정은 원처분에 해당한다.</w:t>
+        <w:t>사립학교 교원에 대한 학교법인의 ▁2▁, 재임용거분 등은 사인 간 고용관계에 기초한 것으로서 사법상 행위에 해당하며, 민사소송의 대상이 된다.</w:t>
+      </w:r>
+    </w:p>
+    <w:p>
+      <w:pPr>
+        <w:rPr>
+          <w:sz w:val="16"/>
+          <w:szCs w:val="16"/>
+        </w:rPr>
+      </w:pPr>
+      <w:r>
+        <w:rPr>
+          <w:rFonts w:hint="eastAsia"/>
+          <w:sz w:val="16"/>
+          <w:szCs w:val="16"/>
+        </w:rPr>
+        <w:t>다만, 사립학교 교원은 위 분쟁을 해결하기 위하여 교원▁3▁위원회에 소청심사를 청구할 수 있는 바, 소청결정은 특정한 법률관계에 대하여 행정청이 공적 지위를 가지고 판단, 확정하는 행정처분에 해당한다. 이 경우 소청심사위원회의 소청결정은 원처분에 해당한다.</w:t>
       </w:r>
       <w:r>
         <w:rPr>
@@ -6869,7 +6870,7 @@
           <w:sz w:val="16"/>
           <w:szCs w:val="16"/>
         </w:rPr>
-        <w:t xml:space="preserve">(소청심사위원회 기각결정을 대상으로 취소소송 제기 시 거부처분이 아니기 때문에 재▁1▁ 여부에 대한 신청권은 문제되지 않는다. </w:t>
+        <w:t xml:space="preserve">(소청심사위원회 기각결정을 대상으로 취소소송 제기 시 거부처분이 아니기 때문에 재임용 여부에 대한 신청권은 문제되지 않는다. </w:t>
       </w:r>
       <w:r>
         <w:rPr>
@@ -6991,7 +6992,7 @@
           <w:sz w:val="16"/>
           <w:szCs w:val="16"/>
         </w:rPr>
-        <w:t>2) ▁1▁고시의 처분성 : 사업인정은 사업시행자에게 특정한 재산권에 대한 수용권을 설정해주는 형성적 행정행위이며, 사업인정고시는 사업인정 효력발생요건이자 그 자체로 이해관계인에게 특정한 의무를 부과하는 독자적 행정처분이다.</w:t>
+        <w:t>2) 사업인정고시의 처분성 : 사업인정은 사업시행자에게 특정한 재산권에 대한 수용권을 설정해주는 형성적 행정행위이며, 사업인정고시는 사업인정 효력발생요건이자 그 자체로 이해▁2▁에게 특정한 의무를 부과하는 독자적 행정처분이다.</w:t>
       </w:r>
     </w:p>
     <w:p>
@@ -7062,7 +7063,7 @@
           <w:sz w:val="16"/>
           <w:szCs w:val="16"/>
         </w:rPr>
-        <w:t xml:space="preserve"> 도시계획시설사업에서 ▁1▁ 지정은 특정인에게 도시계획시설사업을 시행할 수 있는 권한을 부여하는 처분이고, 사업시행자 지정 내용의 고시는 사업시행자 지정처분을 전제로 하여 그 내용을 불특정 다수인에게 알리는 행위이다. 위 사업시행자 지정과 그 고시는 명확하게 구분되는 것으로, 사업시행자 지정 처분이 ‘고시’의 방법으로 행하여질 수 있음은 별론으로 하고 그 처분이 반드시 ‘고시’의 방법으로만 성립하거나 효력이 생긴다고 볼 수 없다.</w:t>
+        <w:t xml:space="preserve"> 도시계획시설사업에서 ▁3▁ 지정은 특정인에게 도시계획시설사업을 시행할 수 있는 권한을 부여하는 처분이고, 사업시행자 지정 내용의 고시는 사업시행자 지정처분을 전제로 하여 그 내용을 불특정 다수인에게 알리는 행위이다. 위 사업시행자 지정과 그 고시는 명확하게 구분되는 것으로, 사업시행자 지정 처분이 ‘고시’의 방법으로 행하여질 수 있음은 별론으로 하고 그 처분이 반드시 ‘고시’의 방법으로만 성립하거나 효력이 생긴다고 볼 수 없다.</w:t>
       </w:r>
     </w:p>
     <w:p>
@@ -7083,7 +7084,7 @@
           <w:sz w:val="16"/>
           <w:szCs w:val="16"/>
         </w:rPr>
-        <w:t>▁1▁</w:t>
+        <w:t>사업시행자</w:t>
       </w:r>
       <w:r>
         <w:rPr>
@@ -7114,7 +7115,7 @@
           <w:sz w:val="16"/>
           <w:szCs w:val="16"/>
         </w:rPr>
-        <w:t>3) ▁1▁의 위법성</w:t>
+        <w:t>3) 사업인정의 위법성</w:t>
       </w:r>
       <w:r>
         <w:rPr>
@@ -7164,7 +7165,7 @@
           <w:sz w:val="16"/>
           <w:szCs w:val="16"/>
         </w:rPr>
-        <w:t xml:space="preserve">을 할 만한 공익성이 있는지 여부, ▁1▁에 관련된 자들의 이익을 공익과 사익 사이는 물론, 공익 상호간, 사익 상호간에도 정당하게 비교형량하여야 하고, 그 비교형량은 비례의 원칙에 적합하도록 하여야 한다. </w:t>
+        <w:t xml:space="preserve">을 할 만한 공익성이 있는지 여부, 사업인정에 관련된 자들의 이익을 공익과 사익 사이는 물론, 공익 상호간, 사익 상호간에도 정당하게 비교형량하여야 하고, 그 비교형량은 비례의 원칙에 적합하도록 하여야 한다. </w:t>
       </w:r>
     </w:p>
     <w:p>
@@ -7197,7 +7198,7 @@
           <w:sz w:val="16"/>
           <w:szCs w:val="16"/>
         </w:rPr>
-        <w:t xml:space="preserve">협의는 ▁1▁ 전 협의(제16조), 사업인정 후 협의(제26조)가 있다. 사업인정 전 협의가 사법상 계약임에는 이견이 없으나, 사업인정 후 협의에 대하여 협의확인을 받는 경우 수용재결과 동일한 효력을 가지므로 공법상 계약으로 보아야 한다는 견해도 있으나, </w:t>
+        <w:t xml:space="preserve">협의는 ▁2▁ 전 협의(제16조), 사업인정 후 협의(제26조)가 있다. 사업인정 전 협의가 사법상 계약임에는 이견이 없으나, 사업인정 후 협의에 대하여 협의확인을 받는 경우 수용재결과 동일한 효력을 가지므로 공법상 계약으로 보아야 한다는 견해도 있으나, </w:t>
       </w:r>
     </w:p>
     <w:p>
@@ -7216,7 +7217,7 @@
           <w:sz w:val="16"/>
           <w:szCs w:val="16"/>
         </w:rPr>
-        <w:t>판례는 사법상 계약으로 보는 것을 전제로 ▁1▁과정에서 철거약정을 한 경우 철거하지 않는다고 하여 행정대집행을 할 수는 없다고 본다.</w:t>
+        <w:t>판례는 사법상 계약으로 보는 것을 전제로 협의과정에서 철거약정을 한 경우 철거하지 않는다고 하여 행정대집행을 할 수는 없다고 본다.</w:t>
       </w:r>
     </w:p>
     <w:p>
@@ -7233,7 +7234,7 @@
           <w:sz w:val="16"/>
           <w:szCs w:val="16"/>
         </w:rPr>
-        <w:t>협의취득은 원칙적으로 승계취득이나, 관할 ▁1▁위원회의 협의성립 확인을 받은 때에는 재결로 의제되므로 원시취득이 된다.</w:t>
+        <w:t>협의취득은 원칙적으로 승계취득이나, 관할 ▁3▁의 협의성립 확인을 받은 때에는 재결로 의제되므로 원시취득이 된다.</w:t>
       </w:r>
     </w:p>
     <w:p>
@@ -7282,7 +7283,7 @@
           <w:sz w:val="16"/>
           <w:szCs w:val="16"/>
         </w:rPr>
-        <w:t>토지수용위원회의 수용재결은 사업시행자로 하여금 토지 소유권을 취득하도록 하고, ▁1▁에게 지급할 손실보상액을 정하는 행위로서 형성적 행정행위이자 원행정처분에 해당한다.</w:t>
+        <w:t>토지수용위원회의 수용재결은 ▁2▁로 하여금 토지 소유권을 취득하도록 하고, 토지소유자에게 지급할 손실보상액을 정하는 행위로서 형성적 행정행위이자 원행정처분에 해당한다.</w:t>
       </w:r>
     </w:p>
     <w:p>
@@ -7362,7 +7363,7 @@
           <w:sz w:val="16"/>
           <w:szCs w:val="16"/>
         </w:rPr>
-        <w:t>(지방토지수용위원회를 거쳐) ▁1▁에 이의신청을 할 수 있다(토지보상법 제83조).</w:t>
+        <w:t>(지방▁2▁를 거쳐) 중앙토지수용위원회에 이의신청을 할 수 있다(토지보상법 제83조).</w:t>
       </w:r>
     </w:p>
     <w:p>
@@ -7386,7 +7387,7 @@
           <w:sz w:val="16"/>
           <w:szCs w:val="16"/>
         </w:rPr>
-        <w:t>▁1▁위원회의</w:t>
+        <w:t>▁3▁위원회의</w:t>
       </w:r>
       <w:r>
         <w:rPr>
@@ -7541,7 +7542,7 @@
           <w:sz w:val="16"/>
           <w:szCs w:val="16"/>
         </w:rPr>
-        <w:t xml:space="preserve">▁1▁과 행정심판의 구별(전술) : i) 담당기관, ii) 사법절차 준용, iii) 행정심판을 제기할 수 없다고 규정되어 있는지 </w:t>
+        <w:t xml:space="preserve">이의신청과 행정심판의 구별(전술) : i) 담당기관, ii) 사법절차 준용, iii) 행정심판을 제기할 수 없다고 규정되어 있는지 </w:t>
       </w:r>
     </w:p>
     <w:p>
@@ -7565,24 +7566,24 @@
           <w:sz w:val="16"/>
           <w:szCs w:val="16"/>
         </w:rPr>
-        <w:t>토지보상법에서 이의▁1▁에 불복하는 경우 행정소송을 제기할 수 있다고 규정하므로, 행정심판에 해당한다.</w:t>
-      </w:r>
-    </w:p>
-    <w:p>
-      <w:pPr>
-        <w:rPr>
-          <w:rFonts w:hint="eastAsia"/>
-          <w:sz w:val="16"/>
-          <w:szCs w:val="16"/>
-        </w:rPr>
-      </w:pPr>
-      <w:r>
-        <w:rPr>
-          <w:rFonts w:hint="eastAsia"/>
-          <w:sz w:val="16"/>
-          <w:szCs w:val="16"/>
-        </w:rPr>
-        <w:t>(4) 이의재결 : 원재결이 위법 또는 부당한 경우 ▁1▁는 수용재결의 전부 또는 일부를 취소하거나 보상액을 변경할 수 있다.</w:t>
+        <w:t>토지보상법에서 이의재결에 불복하는 경우 ▁4▁을 제기할 수 있다고 규정하므로, 행정심판에 해당한다.</w:t>
+      </w:r>
+    </w:p>
+    <w:p>
+      <w:pPr>
+        <w:rPr>
+          <w:rFonts w:hint="eastAsia"/>
+          <w:sz w:val="16"/>
+          <w:szCs w:val="16"/>
+        </w:rPr>
+      </w:pPr>
+      <w:r>
+        <w:rPr>
+          <w:rFonts w:hint="eastAsia"/>
+          <w:sz w:val="16"/>
+          <w:szCs w:val="16"/>
+        </w:rPr>
+        <w:t>(4) 이의▁5▁ : 원재결이 위법 또는 부당한 경우 중앙토지수용위원회는 수용재결의 전부 또는 일부를 취소하거나 보상액을 변경할 수 있다.</w:t>
       </w:r>
     </w:p>
     <w:p>
@@ -7624,7 +7625,7 @@
           <w:sz w:val="16"/>
           <w:szCs w:val="16"/>
         </w:rPr>
-        <w:t>수용여부, 수용시기, 수용범위에 불복하는 경우 수용재결에 대하여 항고소송을 제기할 수 있다. 원처분주의 적용되며, 토지보상법상 ▁1▁은 임의적 전심절차에 해당한다.</w:t>
+        <w:t>수용여부, 수용시기, 수용범위에 불복하는 경우 수용재결에 대하여 항고소송을 제기할 수 있다. 원처분주의 적용되며, 토지보상법상 ▁2▁은 임의적 전심절차에 해당한다.</w:t>
       </w:r>
       <w:r>
         <w:rPr>
@@ -7648,7 +7649,7 @@
           <w:sz w:val="16"/>
           <w:szCs w:val="16"/>
         </w:rPr>
-        <w:t>▁1▁ 제기없이 취소소송 제기하는 경우 수용재결서 받은 날로부터 90일 내, 이의신청을 거친 경우 이의재결서 받은 날부터 60일 내 취소소송 제기할 수 있다.</w:t>
+        <w:t>이의신청 제기없이 취소소송 제기하는 경우 수용▁3▁서 받은 날로부터 90일 내, 이의신청을 거친 경우 이의재결서 받은 날부터 60일 내 취소소송 제기할 수 있다.</w:t>
       </w:r>
     </w:p>
     <w:p>
@@ -7691,7 +7692,7 @@
           <w:sz w:val="16"/>
           <w:szCs w:val="16"/>
         </w:rPr>
-        <w:t>사업시행자 (또는 ▁1▁)</w:t>
+        <w:t>▁1▁ (또는 토지소유자)</w:t>
       </w:r>
       <w:r>
         <w:rPr>
@@ -7840,7 +7841,7 @@
           <w:sz w:val="16"/>
           <w:szCs w:val="16"/>
         </w:rPr>
-        <w:t>해당 행정처분(수용▁1▁)이 무효라면 관할 민사법원은 해당 처분이 무효임을 확인하여 이를 전제로 소유권이전등기말소청동기청구소송에 대하여 인용판결을 내릴 수 있겠으나, 해당 행정처분(수용재결)이 취소사유에 불과한 경우, 그 처분이 권한 있는 기관에 의하여 취소되지 않는 한</w:t>
+        <w:t>해당 행정처분(수용재결)이 무효라면 관할 민사법원은 해당 처분이 무효임을 확인하여 이를 전제로 소유권이전등기말소청동기청구소송에 대하여 인용판결을 내릴 수 있겠으나, 해당 행정처분(수용재결)이 취소사유에 불과한 경우, 그 처분이 권한 있는 기관에 의하여 취소되지 않는 한</w:t>
       </w:r>
       <w:r>
         <w:rPr>
@@ -7897,7 +7898,7 @@
           <w:sz w:val="16"/>
           <w:szCs w:val="16"/>
         </w:rPr>
-        <w:t>잔여지란 수용되고 남은 토지를 말하며, 잔여지 가격감소 그 밖의 손실에 대하여 잔여지보상청구(일반절차로 불복)를 할 수도 있고, 사업시행자에게 잔여지 매수청구를 하여 협의되지 않으면 토지수용위원회에 ▁1▁가 직접 잔여지수용청구를 할 수도 있다.</w:t>
+        <w:t>잔여지란 수용되고 남은 토지를 말하며, 잔여지 가격감소 그 밖의 손실에 대하여 잔여지보상청구(일반절차로 불복)를 할 수도 있고, ▁1▁에게 잔여지 매수청구를 하여 협의되지 않으면 토지수용위원회에 토지소유자가 직접 잔여지수용청구를 할 수도 있다.</w:t>
       </w:r>
     </w:p>
     <w:p>
@@ -7930,7 +7931,7 @@
           <w:sz w:val="16"/>
           <w:szCs w:val="16"/>
         </w:rPr>
-        <w:t xml:space="preserve">토지보상법상 잔여지에 대한 손실보상을 규정하므로, ▁1▁는 재결절차를 거친 후 재결에 불복하는 경우 중앙토지위원회에 이의신청하거나 사업시행자를 피고로 하여 손실보상금 증액을 구하는 이행소송으로서 당사자소송을 제기할 수 있다. </w:t>
+        <w:t xml:space="preserve">토지보상법상 잔여지에 대한 손실보상을 규정하므로, 토지소유자는 재결절차를 거친 후 재결에 불복하는 경우 중앙토지위원회에 이의신청하거나 ▁2▁를 피고로 하여 손실보상금 증액을 구하는 이행소송으로서 당사자소송을 제기할 수 있다. </w:t>
       </w:r>
     </w:p>
     <w:p>
@@ -7971,15 +7972,15 @@
           <w:sz w:val="16"/>
           <w:szCs w:val="16"/>
         </w:rPr>
-        <w:t>은 ▁1▁가</w:t>
-      </w:r>
-      <w:r>
-        <w:rPr>
-          <w:rFonts w:hint="eastAsia"/>
-          <w:sz w:val="16"/>
-          <w:szCs w:val="16"/>
-        </w:rPr>
-        <w:t xml:space="preserve"> 잔여지 매수청구 및 관할 토지수용위원회에 수용을 청구할 수 있도록 규정한다. 따라서 토지소유자는 매수청구하여 매수협의가 되지 않는 경우 관할 토지수용위원회에 수용을 청구할 수 있고, 판례는 이를 형성권으로 보므로 토지수용위원회 수용거부 등에 대하여 사업시행자를 피고로 한 당사자소송을 제기할 수 있다.</w:t>
+        <w:t>은 토지소유자가</w:t>
+      </w:r>
+      <w:r>
+        <w:rPr>
+          <w:rFonts w:hint="eastAsia"/>
+          <w:sz w:val="16"/>
+          <w:szCs w:val="16"/>
+        </w:rPr>
+        <w:t xml:space="preserve"> 잔여지 매수청구 및 관할 토지수용위원회에 수용을 청구할 수 있도록 규정한다. 따라서 토지소유자는 매수청구하여 매수협의가 되지 않는 경우 관할 토지수용위원회에 수용을 청구할 수 있고, 판례는 이를 형성권으로 보므로 토지수용위원회 수용거부 등에 대하여 ▁1▁를 피고로 한 당사자소송을 제기할 수 있다.</w:t>
       </w:r>
     </w:p>
     <w:p>
@@ -8051,7 +8052,7 @@
           <w:sz w:val="16"/>
           <w:szCs w:val="16"/>
         </w:rPr>
-        <w:t>생계대책은 수용되는 토지에서 경작하거나 가축업을 하는 등 생계 유지하던 자에 대한 손실보상이다. 대체용지 지급, ▁1▁공동시설 관리 등의 대책이 있다.</w:t>
+        <w:t>생계대책은 수용되는 토지에서 경작하거나 가축업을 하는 등 생계 유지하던 자에 대한 손실보상이다. 대체용지 지급, ▁2▁공동시설 관리 등의 대책이 있다.</w:t>
       </w:r>
     </w:p>
     <w:p>
@@ -8220,7 +8221,7 @@
           <w:sz w:val="16"/>
           <w:szCs w:val="16"/>
         </w:rPr>
-        <w:t xml:space="preserve"> 간접▁1▁의 의의 및 요건 (토지보상법 79조 2항)</w:t>
+        <w:t xml:space="preserve"> 간접손실보상의 의의 및 요건 (토지보상법 79조 2항)</w:t>
       </w:r>
     </w:p>
     <w:p>
@@ -8239,7 +8240,7 @@
           <w:sz w:val="16"/>
           <w:szCs w:val="16"/>
         </w:rPr>
-        <w:t xml:space="preserve">간접손실이란 ▁1▁으로 인하여 </w:t>
+        <w:t xml:space="preserve">간접손실이란 ▁2▁으로 인하여 </w:t>
       </w:r>
       <w:r>
         <w:rPr>
@@ -8332,7 +8333,7 @@
           <w:sz w:val="16"/>
           <w:szCs w:val="16"/>
         </w:rPr>
-        <w:t>보상의 대상이 되는 간접손실은 (1)공익사업의 시행으로 사업시행지 밖의 ▁1▁ 등이 입은 손실이어야 하고, (2)그 손실이 공익사업의 시행으로 인하여 발생하리라는 것이 예견되어야 하며, (3)그 손실의 범위가 구체적으로 특정될 수 있어야 한다</w:t>
+        <w:t>보상의 대상이 되는 간접손실은 (1)공익사업의 시행으로 사업시행지 밖의 ▁3▁ 등이 입은 손실이어야 하고, (2)그 손실이 공익사업의 시행으로 인하여 발생하리라는 것이 예견되어야 하며, (3)그 손실의 범위가 구체적으로 특정될 수 있어야 한다</w:t>
       </w:r>
     </w:p>
     <w:p>
@@ -8351,7 +8352,7 @@
           <w:sz w:val="16"/>
           <w:szCs w:val="16"/>
         </w:rPr>
-        <w:t xml:space="preserve">(참고) ▁1▁청구권 요건 : </w:t>
+        <w:t xml:space="preserve">(참고) 손실보상청구권 요건 : </w:t>
       </w:r>
       <w:r>
         <w:rPr>
@@ -8396,7 +8397,7 @@
           <w:sz w:val="16"/>
           <w:szCs w:val="16"/>
         </w:rPr>
-        <w:t xml:space="preserve"> ▁1▁으로 설치된 공공시설로 인한 간접손실보상청구도 가능한지 (O)</w:t>
+        <w:t xml:space="preserve"> 공익사업으로 설치된 공공시설로 인한 간접손실보상청구도 가능한지 (O)</w:t>
       </w:r>
     </w:p>
     <w:p>
@@ -8415,7 +8416,7 @@
           <w:sz w:val="16"/>
           <w:szCs w:val="16"/>
         </w:rPr>
-        <w:t>토지보상법 시행규칙 64조는 ▁1▁의 ‘시행’으로 인한 영업손실에 대한 보상에 관한 규정</w:t>
+        <w:t>토지보상법 시행규칙 64조는 공익사업의 ‘시행’으로 인한 영업손실에 대한 보상에 관한 규정</w:t>
       </w:r>
       <w:r>
         <w:rPr>
@@ -8459,7 +8460,7 @@
           <w:sz w:val="16"/>
           <w:szCs w:val="16"/>
         </w:rPr>
-        <w:t>판례는 ▁1▁시행지구 밖 영업손실보상의 요건인 ‘공익사업의 시행으로 인한 그 밖의 부득이한 사유로 일정 기간 동안 휴업이 불가피한 경우’에는 그 공익사업의 시행으로 설치되는 시설의 형태·구조·사용 등에 기인하여 휴업이 불가피한 경우도 포함된다(간접손실보상O)고 하여, 이를 긍정</w:t>
+        <w:t>판례는 공익사업시행지구 밖 영업손실보상의 요건인 ‘공익사업의 시행으로 인한 그 밖의 부득이한 사유로 일정 기간 동안 휴업이 불가피한 경우’에는 그 공익사업의 시행으로 설치되는 시설의 형태·구조·사용 등에 기인하여 휴업이 불가피한 경우도 포함된다(간접손실보상O)고 하여, 이를 긍정</w:t>
       </w:r>
       <w:r>
         <w:rPr>
@@ -8547,7 +8548,7 @@
           <w:sz w:val="16"/>
           <w:szCs w:val="16"/>
         </w:rPr>
-        <w:t>일반환매란 사업시행 ▁1▁, 변경으로 사용하지 않게 되는 것을 말하며, 특별환매는 사업폐지, 변경은 아니나 공사지연 등으로 토지 전부를 공익목적으로 사용하지 않는 때를 말한다.</w:t>
+        <w:t>일반환매란 사업시행 ▁2▁, 변경으로 사용하지 않게 되는 것을 말하며, 특별환매는 사업폐지, 변경은 아니나 공사지연 등으로 토지 전부를 공익목적으로 사용하지 않는 때를 말한다.</w:t>
       </w:r>
     </w:p>
     <w:p>
@@ -8638,7 +8639,7 @@
           <w:sz w:val="16"/>
           <w:szCs w:val="16"/>
         </w:rPr>
-        <w:t xml:space="preserve">으로 본다. 공익사업 변경 후 ▁1▁에는 </w:t>
+        <w:t xml:space="preserve">으로 본다. 공익사업 변경 후 ▁3▁에는 </w:t>
       </w:r>
       <w:r>
         <w:rPr>
@@ -8791,23 +8792,23 @@
           <w:sz w:val="16"/>
           <w:szCs w:val="16"/>
         </w:rPr>
-        <w:t>조합설립위원회는 조합설립 목적으로 ▁1▁들에 의하여 구성된 비법인사단으로서, 조합설립의 추진을 위하여 필요한 업무를 수행하고, 추진위원회가 행한 업무는 조합이 포괄승계한다.</w:t>
-      </w:r>
-    </w:p>
-    <w:p>
-      <w:pPr>
-        <w:rPr>
-          <w:sz w:val="16"/>
-          <w:szCs w:val="16"/>
-        </w:rPr>
-      </w:pPr>
-      <w:r>
-        <w:rPr>
-          <w:rFonts w:hint="eastAsia"/>
-          <w:sz w:val="16"/>
-          <w:szCs w:val="16"/>
-        </w:rPr>
-        <w:t>▁1▁설립추진위원회</w:t>
+        <w:t>조합설립위원회는 조합설립 목적으로 ▁2▁들에 의하여 구성된 비법인사단으로서, 조합설립의 추진을 위하여 필요한 업무를 수행하고, 추진위원회가 행한 업무는 조합이 포괄승계한다.</w:t>
+      </w:r>
+    </w:p>
+    <w:p>
+      <w:pPr>
+        <w:rPr>
+          <w:sz w:val="16"/>
+          <w:szCs w:val="16"/>
+        </w:rPr>
+      </w:pPr>
+      <w:r>
+        <w:rPr>
+          <w:rFonts w:hint="eastAsia"/>
+          <w:sz w:val="16"/>
+          <w:szCs w:val="16"/>
+        </w:rPr>
+        <w:t>▁3▁설립추진위원회</w:t>
       </w:r>
       <w:r>
         <w:rPr>
@@ -8884,7 +8885,7 @@
           <w:sz w:val="16"/>
           <w:szCs w:val="16"/>
         </w:rPr>
-        <w:t>추진위원회 구성승인처분에 대한 취소 또는 무효확인 판결의 확정만으로는 이미 조합설립인가를 받은 조합에 의한 ▁1▁</w:t>
+        <w:t>추진위원회 구성승인처분에 대한 취소 또는 무효확인 판결의 확정만으로는 이미 ▁4▁를 받은 조합에 의한 정비</w:t>
       </w:r>
       <w:r>
         <w:rPr>
@@ -8940,7 +8941,7 @@
           <w:sz w:val="16"/>
           <w:szCs w:val="16"/>
         </w:rPr>
-        <w:t>2. ▁1▁설립인가</w:t>
+        <w:t>2. ▁1▁</w:t>
       </w:r>
     </w:p>
     <w:p>
@@ -8976,7 +8977,7 @@
           <w:sz w:val="16"/>
           <w:szCs w:val="16"/>
         </w:rPr>
-        <w:t xml:space="preserve">재개발▁1▁의 </w:t>
+        <w:t xml:space="preserve">재개발▁2▁의 </w:t>
       </w:r>
       <w:r>
         <w:rPr>
@@ -9004,7 +9005,7 @@
           <w:sz w:val="16"/>
           <w:szCs w:val="16"/>
         </w:rPr>
-        <w:t xml:space="preserve">재개발조합은 도시정비법에 따라 ▁1▁구역 내 토지 등 소유자가 조합원이 되도록 하는 강제가입제도를 취하며, 사업시행자는 토지수용권을 가지는 점을 고려, 재개발조합은 목적범위 내에서 일정한 행정작용을 하는 행정주체로서 </w:t>
+        <w:t xml:space="preserve">재개발조합은 도시정비법에 따라 정비사업구역 내 토지 등 소유자가 조합원이 되도록 하는 강제가입제도를 취하며, ▁3▁는 토지수용권을 가지는 점을 고려, 재개발조합은 목적범위 내에서 일정한 행정작용을 하는 행정주체로서 </w:t>
       </w:r>
       <w:r>
         <w:rPr>
@@ -9038,7 +9039,7 @@
           <w:sz w:val="16"/>
           <w:szCs w:val="16"/>
         </w:rPr>
-        <w:t>2) ▁1▁설립인가의 법적성격</w:t>
+        <w:t>2) ▁4▁인가의 법적성격</w:t>
       </w:r>
       <w:r>
         <w:rPr>
@@ -9062,7 +9063,7 @@
           <w:sz w:val="16"/>
           <w:szCs w:val="16"/>
         </w:rPr>
-        <w:t xml:space="preserve">재개발▁1▁설립 인가신청에 대한 행정청의 조합설립인가처분은 법령상 일정 요건을 갖춘 경우 추진위원회에게 행정주체로서의 지위를 부여하는 일종의 설권적 처분 성격을 가진다. (견해변경 : 강학상 인가 </w:t>
+        <w:t xml:space="preserve">재개발조합설립 인가신청에 대한 행정청의 조합설립인가처분은 법령상 일정 요건을 갖춘 경우 ▁5▁에게 행정주체로서의 지위를 부여하는 일종의 설권적 처분 성격을 가진다. (견해변경 : 강학상 인가 </w:t>
       </w:r>
       <w:r>
         <w:rPr>
@@ -9093,15 +9094,15 @@
           <w:sz w:val="16"/>
           <w:szCs w:val="16"/>
         </w:rPr>
-        <w:t>▁1▁설립인가</w:t>
-      </w:r>
-      <w:r>
-        <w:rPr>
-          <w:rFonts w:hint="eastAsia"/>
-          <w:sz w:val="16"/>
-          <w:szCs w:val="16"/>
-        </w:rPr>
-        <w:t>/조합설립변경인가 취소소송</w:t>
+        <w:t>조합설립인가</w:t>
+      </w:r>
+      <w:r>
+        <w:rPr>
+          <w:rFonts w:hint="eastAsia"/>
+          <w:sz w:val="16"/>
+          <w:szCs w:val="16"/>
+        </w:rPr>
+        <w:t>/조합설립▁6▁ 취소소송</w:t>
       </w:r>
       <w:r>
         <w:rPr>
@@ -9141,7 +9142,7 @@
           <w:sz w:val="16"/>
           <w:szCs w:val="16"/>
         </w:rPr>
-        <w:t>▁1▁설립인가 변경처분(2가지 종류</w:t>
+        <w:t>조합설립▁7▁ 변경처분(2가지 종류</w:t>
       </w:r>
       <w:r>
         <w:rPr>
@@ -9173,7 +9174,7 @@
           <w:sz w:val="16"/>
           <w:szCs w:val="16"/>
         </w:rPr>
-        <w:t xml:space="preserve"> 도시 및 주거환경정비법 제16조 제2항은 ▁1▁설립인가처분의 내용을 변경하는 변경인가처분을 할 때에는 조합설립인가처분과 동일한 요건과 절차를 거칠 것을 요구하고 있다. 그런데 조합설립인가처분과 동일한 요건과 절차가 요구되지 않는 구 도시 및 주거환경정비법 시행령 제27조 각 호에서 정하는 경미한 사항의 변경에 대하여 행정청이 조합설립의 변경인가라는 형식으로 처분을 하였다고 하더라도, 그 성질은 당초의 조합설립인가처분과는 별개로 위 조항에서 정한 경미한 사항의 </w:t>
+        <w:t xml:space="preserve"> ▁8▁ 제16조 제2항은 조합설립인가처분의 내용을 변경하는 변경인가처분을 할 때에는 조합설립인가처분과 동일한 요건과 절차를 거칠 것을 요구하고 있다. 그런데 조합설립인가처분과 동일한 요건과 절차가 요구되지 않는 구 도시 및 주거환경정비법 시행령 제27조 각 호에서 정하는 경미한 사항의 변경에 대하여 행정청이 조합설립의 변경인가라는 형식으로 처분을 하였다고 하더라도, 그 성질은 당초의 조합설립인가처분과는 별개로 위 조항에서 정한 경미한 사항의 </w:t>
       </w:r>
       <w:r>
         <w:rPr>
@@ -9229,7 +9230,7 @@
           <w:sz w:val="16"/>
           <w:szCs w:val="16"/>
         </w:rPr>
-        <w:t xml:space="preserve">주택재건축사업▁1▁이 새로 조합설립인가처분을 받는 것과 </w:t>
+        <w:t xml:space="preserve">주택재건축사업조합이 새로 조합설립인가처분을 받는 것과 </w:t>
       </w:r>
       <w:r>
         <w:rPr>
@@ -9260,7 +9261,7 @@
           <w:sz w:val="16"/>
           <w:szCs w:val="16"/>
         </w:rPr>
-        <w:t xml:space="preserve">당초 조합설립인가처분의 유효를 전제로 당해 주택재건축사업조합이 매도청구권 행사, 시공자 선정에 관한 총회 결의, 사업시행계획의 수립, 관리처분계획의 수립 등과 같은 후속 행위를 하였다면 당초 조합설립인가처분이 무효로 확인되거나 취소될 경우 그것이 유효하게 존재하는 것을 전제로 이루어진 위와 같은 </w:t>
+        <w:t xml:space="preserve">당초 조합설립인가처분의 유효를 전제로 당해 주택재건축사업조합이 매도청구권 행사, 시공자 선정에 관한 총회 결의, ▁9▁의 수립, 관리처분계획의 수립 등과 같은 후속 행위를 하였다면 당초 조합설립인가처분이 무효로 확인되거나 취소될 경우 그것이 유효하게 존재하는 것을 전제로 이루어진 위와 같은 </w:t>
       </w:r>
       <w:r>
         <w:rPr>
@@ -9319,7 +9320,7 @@
           <w:sz w:val="16"/>
           <w:szCs w:val="16"/>
         </w:rPr>
-        <w:t>) ▁1▁설립결의 하자를 다투는 소송형태</w:t>
+        <w:t>) 조합설립결의 하자를 다투는 소송형태</w:t>
       </w:r>
     </w:p>
     <w:p>
@@ -9338,7 +9339,7 @@
           <w:sz w:val="16"/>
           <w:szCs w:val="16"/>
         </w:rPr>
-        <w:t xml:space="preserve">▁1▁설립을 위해서는 </w:t>
+        <w:t xml:space="preserve">조합설립을 위해서는 </w:t>
       </w:r>
       <w:r>
         <w:rPr>
@@ -9374,7 +9375,7 @@
           <w:sz w:val="16"/>
           <w:szCs w:val="16"/>
         </w:rPr>
-        <w:t>▁1▁설립인가 전</w:t>
+        <w:t>조합설립인가 전</w:t>
       </w:r>
       <w:r>
         <w:rPr>
@@ -9445,7 +9446,7 @@
           <w:sz w:val="16"/>
           <w:szCs w:val="16"/>
         </w:rPr>
-        <w:t xml:space="preserve"> ▁1▁설립인가</w:t>
+        <w:t xml:space="preserve"> 조합설립인가</w:t>
       </w:r>
       <w:r>
         <w:rPr>
@@ -9499,7 +9500,7 @@
           <w:sz w:val="16"/>
           <w:szCs w:val="16"/>
         </w:rPr>
-        <w:t xml:space="preserve"> 만약 원고가 민사소송으로 조합설립결의 무효확인소송을 제기한 경우, 확인의 이익이 없으므로 소 각하된다. 이 때 민사소송을 항고소송으로 소 변경할 수 있는지에 관하여 행정소송법상 명문규정이 없으므로 부정하는 견해도 있으나, 판례는 수소법원이 행정소송에 관한 관할도 동시에 가지고 있다면 소변경 허용한다.</w:t>
+        <w:t xml:space="preserve"> 만약 원고가 민사소송으로 조합설립결의 무효확인소송을 제기한 경우, 확인의 이익이 없으므로 소 각하된다. 이 때 민사소송을 항고소송으로 소 변경할 수 있는지에 관하여 ▁10▁법상 명문규정이 없으므로 부정하는 견해도 있으나, 판례는 수소법원이 행정소송에 관한 관할도 동시에 가지고 있다면 소변경 허용한다.</w:t>
       </w:r>
     </w:p>
     <w:p>
@@ -9516,7 +9517,8 @@
           <w:sz w:val="16"/>
           <w:szCs w:val="16"/>
         </w:rPr>
-        <w:t>3. ▁1▁계획</w:t>
+        <w:lastRenderedPageBreak/>
+        <w:t>3. 관리처분계획</w:t>
       </w:r>
       <w:r>
         <w:rPr>
@@ -9532,7 +9534,7 @@
           <w:sz w:val="16"/>
           <w:szCs w:val="16"/>
         </w:rPr>
-        <w:t>사업시행계획</w:t>
+        <w:t>▁1▁</w:t>
       </w:r>
     </w:p>
     <w:p>
@@ -9580,7 +9582,7 @@
                 <w:sz w:val="16"/>
                 <w:szCs w:val="16"/>
               </w:rPr>
-              <w:t>사업시행계획안</w:t>
+              <w:t>▁1▁안</w:t>
             </w:r>
             <w:r>
               <w:rPr>
@@ -9596,7 +9598,7 @@
                 <w:sz w:val="16"/>
                 <w:szCs w:val="16"/>
               </w:rPr>
-              <w:t>▁1▁계획안</w:t>
+              <w:t>관리처분계획안</w:t>
             </w:r>
           </w:p>
           <w:p>
@@ -9612,7 +9614,7 @@
                 <w:sz w:val="16"/>
                 <w:szCs w:val="16"/>
               </w:rPr>
-              <w:t>▁1▁총회결의</w:t>
+              <w:t>▁2▁총회결의</w:t>
             </w:r>
           </w:p>
         </w:tc>
@@ -9633,7 +9635,7 @@
                 <w:sz w:val="16"/>
                 <w:szCs w:val="16"/>
               </w:rPr>
-              <w:t xml:space="preserve">▁1▁ 전에는 </w:t>
+              <w:t xml:space="preserve">▁3▁ 전에는 </w:t>
             </w:r>
             <w:r>
               <w:rPr>
@@ -9705,7 +9707,7 @@
                 <w:sz w:val="16"/>
                 <w:szCs w:val="16"/>
               </w:rPr>
-              <w:t>▁1▁계획인가</w:t>
+              <w:t>▁4▁</w:t>
             </w:r>
           </w:p>
         </w:tc>
@@ -9726,7 +9728,7 @@
                 <w:sz w:val="16"/>
                 <w:szCs w:val="16"/>
               </w:rPr>
-              <w:t>인가는 보충행위에 불과하여 권리구제를 위한 보다 유효적절한 수단(=기본행위인 ▁1▁계획 자체를 다투는 방법) 있으므로 소의이익 부정</w:t>
+              <w:t>인가는 보충행위에 불과하여 권리구제를 위한 보다 유효적절한 수단(=기본행위인 ▁5▁계획 자체를 다투는 방법) 있으므로 소의이익 부정</w:t>
             </w:r>
           </w:p>
         </w:tc>
@@ -9766,7 +9768,7 @@
                 <w:sz w:val="16"/>
                 <w:szCs w:val="16"/>
               </w:rPr>
-              <w:t>▁1▁계획</w:t>
+              <w:t>관리처분계획</w:t>
             </w:r>
           </w:p>
         </w:tc>
@@ -9787,7 +9789,7 @@
                 <w:sz w:val="16"/>
                 <w:szCs w:val="16"/>
               </w:rPr>
-              <w:t>인가에 의하여 ▁1▁계획 대외적 구속력 발생하면 관리처분계획을 다투면 되고, 처분의 사전적 절차요건에 불과한 총회결의 부분만을 따로 당사자소송으로 다툴 소의이익 X</w:t>
+              <w:t>인가에 의하여 관리처분계획 대외적 구속력 발생하면 관리처분계획을 다투면 되고, 처분의 사전적 절차요건에 불과한 총회결의 부분만을 따로 당사자소송으로 다툴 소의이익 X</w:t>
             </w:r>
           </w:p>
         </w:tc>
@@ -9823,7 +9825,7 @@
           <w:sz w:val="16"/>
           <w:szCs w:val="16"/>
         </w:rPr>
-        <w:t xml:space="preserve">관리처분계획은 종전 ▁1▁의 권리를 새로 조성되는 대지와 건축물에 대한 권리로 변환시키는 계획이다. </w:t>
+        <w:t xml:space="preserve">관리처분계획은 종전 ▁2▁의 권리를 새로 조성되는 대지와 건축물에 대한 권리로 변환시키는 계획이다. </w:t>
       </w:r>
     </w:p>
     <w:p>
@@ -9840,7 +9842,7 @@
           <w:sz w:val="16"/>
           <w:szCs w:val="16"/>
         </w:rPr>
-        <w:t xml:space="preserve">재개발/재건축▁1▁의 관리처분계획 및 사업시행계획의 수립은 공법행위에 해당하며 행정계획이다. 그에 대한 총회결의도 공법행위이다. </w:t>
+        <w:t xml:space="preserve">재개발/재건축▁3▁의 관리처분계획 및 사업시행계획의 수립은 공법행위에 해당하며 행정계획이다. 그에 대한 총회결의도 공법행위이다. </w:t>
       </w:r>
       <w:r>
         <w:rPr>
@@ -9888,7 +9890,7 @@
           <w:sz w:val="16"/>
           <w:szCs w:val="16"/>
         </w:rPr>
-        <w:t xml:space="preserve">▁1▁계획/사업시행계획에 하자가 있는 경우 </w:t>
+        <w:t xml:space="preserve">▁4▁계획/사업시행계획에 하자가 있는 경우 </w:t>
       </w:r>
       <w:r>
         <w:rPr>
@@ -9950,7 +9952,7 @@
           <w:sz w:val="16"/>
           <w:szCs w:val="16"/>
         </w:rPr>
-        <w:t>총회결의에 하자가 있는 경우, 인가 전에는 당사자 소송으로 그 하자를 다투어야 하며, 인가 후에는 사업시행계획(▁1▁계획)의 취소 또는 무효확인의 소를 제기하여야 한다.</w:t>
+        <w:t>총회결의에 하자가 있는 경우, ▁5▁ 전에는 당사자 소송으로 그 하자를 다투어야 하며, 인가 후에는 사업시행계획(관리처분계획)의 취소 또는 무효확인의 소를 제기하여야 한다.</w:t>
       </w:r>
     </w:p>
     <w:p>
@@ -9968,7 +9970,7 @@
           <w:sz w:val="16"/>
           <w:szCs w:val="16"/>
         </w:rPr>
-        <w:t>2) ▁1▁ 하자승계 부정</w:t>
+        <w:t>2) 사업시행계획 하자승계 부정</w:t>
       </w:r>
     </w:p>
     <w:p>
@@ -9987,7 +9989,7 @@
           <w:sz w:val="16"/>
           <w:szCs w:val="16"/>
         </w:rPr>
-        <w:t>사업시행계획과 ▁1▁계획은 서로 독립하여 별개의 법적 효과를 발생시키는 것으로서</w:t>
+        <w:t>사업시행계획과 관리처분계획은 서로 독립하여 별개의 법적 효과를 발생시키는 것으로서</w:t>
       </w:r>
       <w:r>
         <w:rPr>
@@ -10060,7 +10062,7 @@
           <w:sz w:val="16"/>
           <w:szCs w:val="16"/>
         </w:rPr>
-        <w:t>▁1▁</w:t>
+        <w:t>▁6▁</w:t>
       </w:r>
       <w:r>
         <w:rPr>
@@ -10092,7 +10094,7 @@
           <w:sz w:val="16"/>
           <w:szCs w:val="16"/>
         </w:rPr>
-        <w:t xml:space="preserve"> 등 소유자들이 그 사업을 위한 조합을 따로 설립하지 아니하고 직접 도시환경정비사업을 시행하고자 하는 경우에는 사업시행계획서에 정관 등과 그 밖에 국토해양부령이 정하는 서류를 첨부하여 시장·군수에게 제출하고 ▁1▁를 받아야 하고, 이러한 절차를 거쳐 사업시행인가를 받은 토지 등 소유자들은 관할 행정청의 감독 아래 정비구역 안에서 구 도시정비법상의 도시환경정비사업을 시행하는 목적 범위 내에서 법령이 정하는 바에 따라 일정한 행정작용을 행하는 행정주</w:t>
+        <w:t xml:space="preserve"> 등 소유자들이 그 사업을 위한 조합을 따로 설립하지 아니하고 직접 도시환경▁7▁을 시행하고자 하는 경우에는 사업시행계획서에 정관 등과 그 밖에 국토해양부령이 정하는 서류를 첨부하여 시장·군수에게 제출하고 사업시행인가를 받아야 하고, 이러한 절차를 거쳐 사업시행인가를 받은 토지 등 소유자들은 관할 행정청의 감독 아래 정비구역 안에서 구 도시정비법상의 도시환경정비사업을 시행하는 목적 범위 내에서 법령이 정하는 바에 따라 일정한 행정작용을 행하는 행정주</w:t>
       </w:r>
       <w:r>
         <w:rPr>
@@ -10130,7 +10132,7 @@
           <w:sz w:val="16"/>
           <w:szCs w:val="16"/>
         </w:rPr>
-        <w:t>▁1▁처분은 단순히 사업시행계획에 대한 보충행위로서의 성질을 가지는 것이 아니라 구 도시정비법상 정비사업을 시행할 수 있는 권한을 가지는 행정주체로서의 지위를 부여하는 일종의 설권적 처분의 성격을 가진다.</w:t>
+        <w:t>사업시행인가처분은 단순히 사업시행계획에 대한 보충행위로서의 성질을 가지는 것이 아니라 구 ▁8▁상 정비사업을 시행할 수 있는 권한을 가지는 행정주체로서의 지위를 부여하는 일종의 설권적 처분의 성격을 가진다.</w:t>
       </w:r>
       <w:r>
         <w:rPr>
